--- a/Doc/CaseStudy_Document.docx
+++ b/Doc/CaseStudy_Document.docx
@@ -63,8 +63,6 @@
       <w:pPr>
         <w:jc w:val="center"/>
       </w:pPr>
-      <w:bookmarkStart w:id="0" w:name="_GoBack"/>
-      <w:bookmarkEnd w:id="0"/>
       <w:r>
         <w:rPr>
           <w:rFonts w:ascii="Calibri" w:eastAsia="Calibri" w:hAnsi="Calibri" w:cs="Calibri"/>
@@ -328,15 +326,7 @@
           <w:sz w:val="22"/>
           <w:szCs w:val="22"/>
         </w:rPr>
-        <w:t>14. Challenge</w:t>
-      </w:r>
-      <w:r>
-        <w:rPr>
-          <w:rFonts w:ascii="Calibri" w:eastAsia="Calibri" w:hAnsi="Calibri" w:cs="Calibri"/>
-          <w:sz w:val="22"/>
-          <w:szCs w:val="22"/>
-        </w:rPr>
-        <w:t>s and Trade-offs</w:t>
+        <w:t>14. Challenges and Trade-offs</w:t>
       </w:r>
     </w:p>
     <w:p>
@@ -387,27 +377,6 @@
           <w:szCs w:val="22"/>
         </w:rPr>
         <w:t>This document presents the proposed architecture for a Retail Media Intelligence Platform that enables retailers to collect customer interaction events, process them in near real time, and provide campaign performance insights to advertisers.</w:t>
-      </w:r>
-    </w:p>
-    <w:p>
-      <w:pPr>
-        <w:spacing w:after="160" w:line="276" w:lineRule="auto"/>
-      </w:pPr>
-      <w:r>
-        <w:rPr>
-          <w:rFonts w:ascii="Calibri" w:eastAsia="Calibri" w:hAnsi="Calibri" w:cs="Calibri"/>
-          <w:sz w:val="22"/>
-          <w:szCs w:val="22"/>
-        </w:rPr>
-        <w:t xml:space="preserve">The solution </w:t>
-      </w:r>
-      <w:r>
-        <w:rPr>
-          <w:rFonts w:ascii="Calibri" w:eastAsia="Calibri" w:hAnsi="Calibri" w:cs="Calibri"/>
-          <w:sz w:val="22"/>
-          <w:szCs w:val="22"/>
-        </w:rPr>
-        <w:t>is designed as a cloud-native, multi-tenant platform on Google Cloud Platform (GCP) using .NET, SQL Server, Redis, and BigQuery. It combines synchronous APIs with asynchronous event processing to achieve scalability, resilience, and operational simplicity.</w:t>
       </w:r>
     </w:p>
     <w:p>
@@ -448,12 +417,6 @@
         <w:gridCol w:w="7113"/>
       </w:tblGrid>
       <w:tr>
-        <w:tblPrEx>
-          <w:tblCellMar>
-            <w:top w:w="0" w:type="dxa"/>
-            <w:bottom w:w="0" w:type="dxa"/>
-          </w:tblCellMar>
-        </w:tblPrEx>
         <w:trPr>
           <w:tblHeader/>
         </w:trPr>
@@ -505,12 +468,6 @@
         </w:tc>
       </w:tr>
       <w:tr>
-        <w:tblPrEx>
-          <w:tblCellMar>
-            <w:top w:w="0" w:type="dxa"/>
-            <w:bottom w:w="0" w:type="dxa"/>
-          </w:tblCellMar>
-        </w:tblPrEx>
         <w:tc>
           <w:tcPr>
             <w:tcW w:w="2500" w:type="dxa"/>
@@ -559,12 +516,6 @@
         </w:tc>
       </w:tr>
       <w:tr>
-        <w:tblPrEx>
-          <w:tblCellMar>
-            <w:top w:w="0" w:type="dxa"/>
-            <w:bottom w:w="0" w:type="dxa"/>
-          </w:tblCellMar>
-        </w:tblPrEx>
         <w:tc>
           <w:tcPr>
             <w:tcW w:w="2500" w:type="dxa"/>
@@ -613,12 +564,6 @@
         </w:tc>
       </w:tr>
       <w:tr>
-        <w:tblPrEx>
-          <w:tblCellMar>
-            <w:top w:w="0" w:type="dxa"/>
-            <w:bottom w:w="0" w:type="dxa"/>
-          </w:tblCellMar>
-        </w:tblPrEx>
         <w:tc>
           <w:tcPr>
             <w:tcW w:w="2500" w:type="dxa"/>
@@ -667,12 +612,6 @@
         </w:tc>
       </w:tr>
       <w:tr>
-        <w:tblPrEx>
-          <w:tblCellMar>
-            <w:top w:w="0" w:type="dxa"/>
-            <w:bottom w:w="0" w:type="dxa"/>
-          </w:tblCellMar>
-        </w:tblPrEx>
         <w:tc>
           <w:tcPr>
             <w:tcW w:w="2500" w:type="dxa"/>
@@ -721,12 +660,6 @@
         </w:tc>
       </w:tr>
       <w:tr>
-        <w:tblPrEx>
-          <w:tblCellMar>
-            <w:top w:w="0" w:type="dxa"/>
-            <w:bottom w:w="0" w:type="dxa"/>
-          </w:tblCellMar>
-        </w:tblPrEx>
         <w:tc>
           <w:tcPr>
             <w:tcW w:w="2500" w:type="dxa"/>
@@ -846,26 +779,26 @@
       </w:r>
     </w:p>
     <w:p>
-      <w:r>
-        <w:br w:type="page"/>
-      </w:r>
-    </w:p>
-    <w:p>
       <w:pPr>
         <w:pStyle w:val="Heading1"/>
         <w:pBdr>
           <w:bottom w:val="single" w:sz="8" w:space="4" w:color="2E74B5"/>
         </w:pBdr>
         <w:spacing w:before="420" w:after="220"/>
-      </w:pPr>
-      <w:r>
         <w:rPr>
           <w:rFonts w:ascii="Calibri" w:eastAsia="Calibri" w:hAnsi="Calibri" w:cs="Calibri"/>
           <w:b/>
           <w:bCs/>
           <w:color w:val="1F3864"/>
         </w:rPr>
-        <w:lastRenderedPageBreak/>
+      </w:pPr>
+      <w:r>
+        <w:rPr>
+          <w:rFonts w:ascii="Calibri" w:eastAsia="Calibri" w:hAnsi="Calibri" w:cs="Calibri"/>
+          <w:b/>
+          <w:bCs/>
+          <w:color w:val="1F3864"/>
+        </w:rPr>
         <w:t>2. Business Context</w:t>
       </w:r>
     </w:p>
@@ -908,15 +841,7 @@
           <w:sz w:val="22"/>
           <w:szCs w:val="22"/>
         </w:rPr>
-        <w:t xml:space="preserve">The proposed platform addresses </w:t>
-      </w:r>
-      <w:r>
-        <w:rPr>
-          <w:rFonts w:ascii="Calibri" w:eastAsia="Calibri" w:hAnsi="Calibri" w:cs="Calibri"/>
-          <w:sz w:val="22"/>
-          <w:szCs w:val="22"/>
-        </w:rPr>
-        <w:t>this need by collecting, processing, and exposing campaign analytics through secure APIs while supporting multiple retailers on a shared platform.</w:t>
+        <w:t>The proposed platform addresses this need by collecting, processing, and exposing campaign analytics through secure APIs while supporting multiple retailers on a shared platform.</w:t>
       </w:r>
     </w:p>
     <w:p>
@@ -932,6 +857,7 @@
           <w:sz w:val="25"/>
           <w:szCs w:val="25"/>
         </w:rPr>
+        <w:lastRenderedPageBreak/>
         <w:t>Business Scope</w:t>
       </w:r>
     </w:p>
@@ -1120,377 +1046,25 @@
     </w:p>
     <w:p>
       <w:pPr>
-        <w:pStyle w:val="ListParagraph"/>
-        <w:numPr>
-          <w:ilvl w:val="0"/>
-          <w:numId w:val="2"/>
-        </w:numPr>
-        <w:spacing w:after="90" w:line="270" w:lineRule="auto"/>
-      </w:pPr>
-      <w:r>
-        <w:rPr>
-          <w:rFonts w:ascii="Calibri" w:eastAsia="Calibri" w:hAnsi="Calibri" w:cs="Calibri"/>
-          <w:sz w:val="22"/>
-          <w:szCs w:val="22"/>
-        </w:rPr>
-        <w:t>Real-time bidding</w:t>
-      </w:r>
-    </w:p>
-    <w:p>
-      <w:pPr>
-        <w:pStyle w:val="ListParagraph"/>
-        <w:numPr>
-          <w:ilvl w:val="0"/>
-          <w:numId w:val="2"/>
-        </w:numPr>
-        <w:spacing w:after="90" w:line="270" w:lineRule="auto"/>
-      </w:pPr>
-      <w:r>
-        <w:rPr>
-          <w:rFonts w:ascii="Calibri" w:eastAsia="Calibri" w:hAnsi="Calibri" w:cs="Calibri"/>
-          <w:sz w:val="22"/>
-          <w:szCs w:val="22"/>
-        </w:rPr>
-        <w:t>Multi-region deployment</w:t>
-      </w:r>
-    </w:p>
-    <w:p>
-      <w:pPr>
-        <w:spacing w:after="160"/>
-      </w:pPr>
-    </w:p>
-    <w:p>
-      <w:pPr>
-        <w:pStyle w:val="Heading2"/>
-        <w:spacing w:before="260" w:after="130"/>
-      </w:pPr>
-      <w:r>
-        <w:rPr>
-          <w:rFonts w:ascii="Calibri" w:eastAsia="Calibri" w:hAnsi="Calibri" w:cs="Calibri"/>
-          <w:b/>
-          <w:bCs/>
-          <w:sz w:val="25"/>
-          <w:szCs w:val="25"/>
-        </w:rPr>
-        <w:t>Stakeholders</w:t>
-      </w:r>
-    </w:p>
-    <w:tbl>
-      <w:tblPr>
-        <w:tblW w:w="9720" w:type="dxa"/>
-        <w:tblBorders>
-          <w:top w:val="single" w:sz="4" w:space="0" w:color="BFBFBF"/>
-          <w:left w:val="single" w:sz="4" w:space="0" w:color="BFBFBF"/>
-          <w:bottom w:val="single" w:sz="4" w:space="0" w:color="BFBFBF"/>
-          <w:right w:val="single" w:sz="4" w:space="0" w:color="BFBFBF"/>
-          <w:insideH w:val="single" w:sz="4" w:space="0" w:color="D9D9D9"/>
-          <w:insideV w:val="single" w:sz="4" w:space="0" w:color="D9D9D9"/>
-        </w:tblBorders>
-        <w:tblCellMar>
-          <w:left w:w="10" w:type="dxa"/>
-          <w:right w:w="10" w:type="dxa"/>
-        </w:tblCellMar>
-        <w:tblLook w:val="0000" w:firstRow="0" w:lastRow="0" w:firstColumn="0" w:lastColumn="0" w:noHBand="0" w:noVBand="0"/>
-      </w:tblPr>
-      <w:tblGrid>
-        <w:gridCol w:w="2920"/>
-        <w:gridCol w:w="6800"/>
-      </w:tblGrid>
-      <w:tr>
-        <w:tblPrEx>
-          <w:tblCellMar>
-            <w:top w:w="0" w:type="dxa"/>
-            <w:bottom w:w="0" w:type="dxa"/>
-          </w:tblCellMar>
-        </w:tblPrEx>
-        <w:trPr>
-          <w:tblHeader/>
-        </w:trPr>
-        <w:tc>
-          <w:tcPr>
-            <w:tcW w:w="2800" w:type="dxa"/>
-            <w:shd w:val="clear" w:color="auto" w:fill="1F3864"/>
-            <w:tcMar>
-              <w:top w:w="100" w:type="dxa"/>
-              <w:left w:w="120" w:type="dxa"/>
-              <w:bottom w:w="100" w:type="dxa"/>
-              <w:right w:w="120" w:type="dxa"/>
-            </w:tcMar>
-          </w:tcPr>
-          <w:p>
-            <w:r>
-              <w:rPr>
-                <w:rFonts w:ascii="Calibri" w:eastAsia="Calibri" w:hAnsi="Calibri" w:cs="Calibri"/>
-                <w:b/>
-                <w:bCs/>
-                <w:color w:val="FFFFFF"/>
-              </w:rPr>
-              <w:t>Stakeholder</w:t>
-            </w:r>
-          </w:p>
-        </w:tc>
-        <w:tc>
-          <w:tcPr>
-            <w:tcW w:w="6520" w:type="dxa"/>
-            <w:shd w:val="clear" w:color="auto" w:fill="1F3864"/>
-            <w:tcMar>
-              <w:top w:w="100" w:type="dxa"/>
-              <w:left w:w="120" w:type="dxa"/>
-              <w:bottom w:w="100" w:type="dxa"/>
-              <w:right w:w="120" w:type="dxa"/>
-            </w:tcMar>
-          </w:tcPr>
-          <w:p>
-            <w:r>
-              <w:rPr>
-                <w:rFonts w:ascii="Calibri" w:eastAsia="Calibri" w:hAnsi="Calibri" w:cs="Calibri"/>
-                <w:b/>
-                <w:bCs/>
-                <w:color w:val="FFFFFF"/>
-              </w:rPr>
-              <w:t>Responsibility</w:t>
-            </w:r>
-          </w:p>
-        </w:tc>
-      </w:tr>
-      <w:tr>
-        <w:tblPrEx>
-          <w:tblCellMar>
-            <w:top w:w="0" w:type="dxa"/>
-            <w:bottom w:w="0" w:type="dxa"/>
-          </w:tblCellMar>
-        </w:tblPrEx>
-        <w:tc>
-          <w:tcPr>
-            <w:tcW w:w="2800" w:type="dxa"/>
-            <w:shd w:val="clear" w:color="auto" w:fill="FFFFFF"/>
-            <w:tcMar>
-              <w:top w:w="90" w:type="dxa"/>
-              <w:left w:w="120" w:type="dxa"/>
-              <w:bottom w:w="90" w:type="dxa"/>
-              <w:right w:w="120" w:type="dxa"/>
-            </w:tcMar>
-          </w:tcPr>
-          <w:p>
-            <w:pPr>
-              <w:spacing w:line="260" w:lineRule="auto"/>
-            </w:pPr>
-            <w:r>
-              <w:rPr>
-                <w:rFonts w:ascii="Calibri" w:eastAsia="Calibri" w:hAnsi="Calibri" w:cs="Calibri"/>
-              </w:rPr>
-              <w:t>Retailer</w:t>
-            </w:r>
-          </w:p>
-        </w:tc>
-        <w:tc>
-          <w:tcPr>
-            <w:tcW w:w="6520" w:type="dxa"/>
-            <w:shd w:val="clear" w:color="auto" w:fill="FFFFFF"/>
-            <w:tcMar>
-              <w:top w:w="90" w:type="dxa"/>
-              <w:left w:w="120" w:type="dxa"/>
-              <w:bottom w:w="90" w:type="dxa"/>
-              <w:right w:w="120" w:type="dxa"/>
-            </w:tcMar>
-          </w:tcPr>
-          <w:p>
-            <w:pPr>
-              <w:spacing w:line="260" w:lineRule="auto"/>
-            </w:pPr>
-            <w:r>
-              <w:rPr>
-                <w:rFonts w:ascii="Calibri" w:eastAsia="Calibri" w:hAnsi="Calibri" w:cs="Calibri"/>
-              </w:rPr>
-              <w:t>Generates customer events</w:t>
-            </w:r>
-          </w:p>
-        </w:tc>
-      </w:tr>
-      <w:tr>
-        <w:tblPrEx>
-          <w:tblCellMar>
-            <w:top w:w="0" w:type="dxa"/>
-            <w:bottom w:w="0" w:type="dxa"/>
-          </w:tblCellMar>
-        </w:tblPrEx>
-        <w:tc>
-          <w:tcPr>
-            <w:tcW w:w="2800" w:type="dxa"/>
-            <w:shd w:val="clear" w:color="auto" w:fill="F2F7FC"/>
-            <w:tcMar>
-              <w:top w:w="90" w:type="dxa"/>
-              <w:left w:w="120" w:type="dxa"/>
-              <w:bottom w:w="90" w:type="dxa"/>
-              <w:right w:w="120" w:type="dxa"/>
-            </w:tcMar>
-          </w:tcPr>
-          <w:p>
-            <w:pPr>
-              <w:spacing w:line="260" w:lineRule="auto"/>
-            </w:pPr>
-            <w:r>
-              <w:rPr>
-                <w:rFonts w:ascii="Calibri" w:eastAsia="Calibri" w:hAnsi="Calibri" w:cs="Calibri"/>
-              </w:rPr>
-              <w:t>Advertiser</w:t>
-            </w:r>
-          </w:p>
-        </w:tc>
-        <w:tc>
-          <w:tcPr>
-            <w:tcW w:w="6520" w:type="dxa"/>
-            <w:shd w:val="clear" w:color="auto" w:fill="F2F7FC"/>
-            <w:tcMar>
-              <w:top w:w="90" w:type="dxa"/>
-              <w:left w:w="120" w:type="dxa"/>
-              <w:bottom w:w="90" w:type="dxa"/>
-              <w:right w:w="120" w:type="dxa"/>
-            </w:tcMar>
-          </w:tcPr>
-          <w:p>
-            <w:pPr>
-              <w:spacing w:line="260" w:lineRule="auto"/>
-            </w:pPr>
-            <w:r>
-              <w:rPr>
-                <w:rFonts w:ascii="Calibri" w:eastAsia="Calibri" w:hAnsi="Calibri" w:cs="Calibri"/>
-              </w:rPr>
-              <w:t>Consumes campaign insights</w:t>
-            </w:r>
-          </w:p>
-        </w:tc>
-      </w:tr>
-      <w:tr>
-        <w:tblPrEx>
-          <w:tblCellMar>
-            <w:top w:w="0" w:type="dxa"/>
-            <w:bottom w:w="0" w:type="dxa"/>
-          </w:tblCellMar>
-        </w:tblPrEx>
-        <w:tc>
-          <w:tcPr>
-            <w:tcW w:w="2800" w:type="dxa"/>
-            <w:shd w:val="clear" w:color="auto" w:fill="FFFFFF"/>
-            <w:tcMar>
-              <w:top w:w="90" w:type="dxa"/>
-              <w:left w:w="120" w:type="dxa"/>
-              <w:bottom w:w="90" w:type="dxa"/>
-              <w:right w:w="120" w:type="dxa"/>
-            </w:tcMar>
-          </w:tcPr>
-          <w:p>
-            <w:pPr>
-              <w:spacing w:line="260" w:lineRule="auto"/>
-            </w:pPr>
-            <w:r>
-              <w:rPr>
-                <w:rFonts w:ascii="Calibri" w:eastAsia="Calibri" w:hAnsi="Calibri" w:cs="Calibri"/>
-              </w:rPr>
-              <w:t>Platform Administrator</w:t>
-            </w:r>
-          </w:p>
-        </w:tc>
-        <w:tc>
-          <w:tcPr>
-            <w:tcW w:w="6520" w:type="dxa"/>
-            <w:shd w:val="clear" w:color="auto" w:fill="FFFFFF"/>
-            <w:tcMar>
-              <w:top w:w="90" w:type="dxa"/>
-              <w:left w:w="120" w:type="dxa"/>
-              <w:bottom w:w="90" w:type="dxa"/>
-              <w:right w:w="120" w:type="dxa"/>
-            </w:tcMar>
-          </w:tcPr>
-          <w:p>
-            <w:pPr>
-              <w:spacing w:line="260" w:lineRule="auto"/>
-            </w:pPr>
-            <w:r>
-              <w:rPr>
-                <w:rFonts w:ascii="Calibri" w:eastAsia="Calibri" w:hAnsi="Calibri" w:cs="Calibri"/>
-              </w:rPr>
-              <w:t>Operates the platform</w:t>
-            </w:r>
-          </w:p>
-        </w:tc>
-      </w:tr>
-      <w:tr>
-        <w:tblPrEx>
-          <w:tblCellMar>
-            <w:top w:w="0" w:type="dxa"/>
-            <w:bottom w:w="0" w:type="dxa"/>
-          </w:tblCellMar>
-        </w:tblPrEx>
-        <w:tc>
-          <w:tcPr>
-            <w:tcW w:w="2800" w:type="dxa"/>
-            <w:shd w:val="clear" w:color="auto" w:fill="F2F7FC"/>
-            <w:tcMar>
-              <w:top w:w="90" w:type="dxa"/>
-              <w:left w:w="120" w:type="dxa"/>
-              <w:bottom w:w="90" w:type="dxa"/>
-              <w:right w:w="120" w:type="dxa"/>
-            </w:tcMar>
-          </w:tcPr>
-          <w:p>
-            <w:pPr>
-              <w:spacing w:line="260" w:lineRule="auto"/>
-            </w:pPr>
-            <w:r>
-              <w:rPr>
-                <w:rFonts w:ascii="Calibri" w:eastAsia="Calibri" w:hAnsi="Calibri" w:cs="Calibri"/>
-              </w:rPr>
-              <w:t>Engineering Team</w:t>
-            </w:r>
-          </w:p>
-        </w:tc>
-        <w:tc>
-          <w:tcPr>
-            <w:tcW w:w="6520" w:type="dxa"/>
-            <w:shd w:val="clear" w:color="auto" w:fill="F2F7FC"/>
-            <w:tcMar>
-              <w:top w:w="90" w:type="dxa"/>
-              <w:left w:w="120" w:type="dxa"/>
-              <w:bottom w:w="90" w:type="dxa"/>
-              <w:right w:w="120" w:type="dxa"/>
-            </w:tcMar>
-          </w:tcPr>
-          <w:p>
-            <w:pPr>
-              <w:spacing w:line="260" w:lineRule="auto"/>
-            </w:pPr>
-            <w:r>
-              <w:rPr>
-                <w:rFonts w:ascii="Calibri" w:eastAsia="Calibri" w:hAnsi="Calibri" w:cs="Calibri"/>
-              </w:rPr>
-              <w:t>Develops and supports the solution</w:t>
-            </w:r>
-          </w:p>
-        </w:tc>
-      </w:tr>
-    </w:tbl>
-    <w:p>
-      <w:r>
-        <w:br w:type="page"/>
-      </w:r>
-    </w:p>
-    <w:p>
-      <w:pPr>
         <w:pStyle w:val="Heading1"/>
         <w:pBdr>
           <w:bottom w:val="single" w:sz="8" w:space="4" w:color="2E74B5"/>
         </w:pBdr>
         <w:spacing w:before="420" w:after="220"/>
-      </w:pPr>
-      <w:r>
         <w:rPr>
           <w:rFonts w:ascii="Calibri" w:eastAsia="Calibri" w:hAnsi="Calibri" w:cs="Calibri"/>
           <w:b/>
           <w:bCs/>
           <w:color w:val="1F3864"/>
         </w:rPr>
-        <w:lastRenderedPageBreak/>
+      </w:pPr>
+      <w:r>
+        <w:rPr>
+          <w:rFonts w:ascii="Calibri" w:eastAsia="Calibri" w:hAnsi="Calibri" w:cs="Calibri"/>
+          <w:b/>
+          <w:bCs/>
+          <w:color w:val="1F3864"/>
+        </w:rPr>
         <w:t>3. Requirements Engineering</w:t>
       </w:r>
     </w:p>
@@ -1532,12 +1106,6 @@
         <w:gridCol w:w="8990"/>
       </w:tblGrid>
       <w:tr>
-        <w:tblPrEx>
-          <w:tblCellMar>
-            <w:top w:w="0" w:type="dxa"/>
-            <w:bottom w:w="0" w:type="dxa"/>
-          </w:tblCellMar>
-        </w:tblPrEx>
         <w:trPr>
           <w:tblHeader/>
         </w:trPr>
@@ -1589,12 +1157,6 @@
         </w:tc>
       </w:tr>
       <w:tr>
-        <w:tblPrEx>
-          <w:tblCellMar>
-            <w:top w:w="0" w:type="dxa"/>
-            <w:bottom w:w="0" w:type="dxa"/>
-          </w:tblCellMar>
-        </w:tblPrEx>
         <w:tc>
           <w:tcPr>
             <w:tcW w:w="700" w:type="dxa"/>
@@ -1643,12 +1205,6 @@
         </w:tc>
       </w:tr>
       <w:tr>
-        <w:tblPrEx>
-          <w:tblCellMar>
-            <w:top w:w="0" w:type="dxa"/>
-            <w:bottom w:w="0" w:type="dxa"/>
-          </w:tblCellMar>
-        </w:tblPrEx>
         <w:tc>
           <w:tcPr>
             <w:tcW w:w="700" w:type="dxa"/>
@@ -1697,12 +1253,6 @@
         </w:tc>
       </w:tr>
       <w:tr>
-        <w:tblPrEx>
-          <w:tblCellMar>
-            <w:top w:w="0" w:type="dxa"/>
-            <w:bottom w:w="0" w:type="dxa"/>
-          </w:tblCellMar>
-        </w:tblPrEx>
         <w:tc>
           <w:tcPr>
             <w:tcW w:w="700" w:type="dxa"/>
@@ -1751,12 +1301,6 @@
         </w:tc>
       </w:tr>
       <w:tr>
-        <w:tblPrEx>
-          <w:tblCellMar>
-            <w:top w:w="0" w:type="dxa"/>
-            <w:bottom w:w="0" w:type="dxa"/>
-          </w:tblCellMar>
-        </w:tblPrEx>
         <w:tc>
           <w:tcPr>
             <w:tcW w:w="700" w:type="dxa"/>
@@ -1805,12 +1349,6 @@
         </w:tc>
       </w:tr>
       <w:tr>
-        <w:tblPrEx>
-          <w:tblCellMar>
-            <w:top w:w="0" w:type="dxa"/>
-            <w:bottom w:w="0" w:type="dxa"/>
-          </w:tblCellMar>
-        </w:tblPrEx>
         <w:tc>
           <w:tcPr>
             <w:tcW w:w="700" w:type="dxa"/>
@@ -1859,12 +1397,6 @@
         </w:tc>
       </w:tr>
       <w:tr>
-        <w:tblPrEx>
-          <w:tblCellMar>
-            <w:top w:w="0" w:type="dxa"/>
-            <w:bottom w:w="0" w:type="dxa"/>
-          </w:tblCellMar>
-        </w:tblPrEx>
         <w:tc>
           <w:tcPr>
             <w:tcW w:w="700" w:type="dxa"/>
@@ -1956,12 +1488,6 @@
         <w:gridCol w:w="7113"/>
       </w:tblGrid>
       <w:tr>
-        <w:tblPrEx>
-          <w:tblCellMar>
-            <w:top w:w="0" w:type="dxa"/>
-            <w:bottom w:w="0" w:type="dxa"/>
-          </w:tblCellMar>
-        </w:tblPrEx>
         <w:trPr>
           <w:tblHeader/>
         </w:trPr>
@@ -2013,12 +1539,6 @@
         </w:tc>
       </w:tr>
       <w:tr>
-        <w:tblPrEx>
-          <w:tblCellMar>
-            <w:top w:w="0" w:type="dxa"/>
-            <w:bottom w:w="0" w:type="dxa"/>
-          </w:tblCellMar>
-        </w:tblPrEx>
         <w:tc>
           <w:tcPr>
             <w:tcW w:w="2500" w:type="dxa"/>
@@ -2067,12 +1587,6 @@
         </w:tc>
       </w:tr>
       <w:tr>
-        <w:tblPrEx>
-          <w:tblCellMar>
-            <w:top w:w="0" w:type="dxa"/>
-            <w:bottom w:w="0" w:type="dxa"/>
-          </w:tblCellMar>
-        </w:tblPrEx>
         <w:tc>
           <w:tcPr>
             <w:tcW w:w="2500" w:type="dxa"/>
@@ -2121,12 +1635,6 @@
         </w:tc>
       </w:tr>
       <w:tr>
-        <w:tblPrEx>
-          <w:tblCellMar>
-            <w:top w:w="0" w:type="dxa"/>
-            <w:bottom w:w="0" w:type="dxa"/>
-          </w:tblCellMar>
-        </w:tblPrEx>
         <w:tc>
           <w:tcPr>
             <w:tcW w:w="2500" w:type="dxa"/>
@@ -2175,12 +1683,6 @@
         </w:tc>
       </w:tr>
       <w:tr>
-        <w:tblPrEx>
-          <w:tblCellMar>
-            <w:top w:w="0" w:type="dxa"/>
-            <w:bottom w:w="0" w:type="dxa"/>
-          </w:tblCellMar>
-        </w:tblPrEx>
         <w:tc>
           <w:tcPr>
             <w:tcW w:w="2500" w:type="dxa"/>
@@ -2229,12 +1731,6 @@
         </w:tc>
       </w:tr>
       <w:tr>
-        <w:tblPrEx>
-          <w:tblCellMar>
-            <w:top w:w="0" w:type="dxa"/>
-            <w:bottom w:w="0" w:type="dxa"/>
-          </w:tblCellMar>
-        </w:tblPrEx>
         <w:tc>
           <w:tcPr>
             <w:tcW w:w="2500" w:type="dxa"/>
@@ -2283,12 +1779,6 @@
         </w:tc>
       </w:tr>
       <w:tr>
-        <w:tblPrEx>
-          <w:tblCellMar>
-            <w:top w:w="0" w:type="dxa"/>
-            <w:bottom w:w="0" w:type="dxa"/>
-          </w:tblCellMar>
-        </w:tblPrEx>
         <w:tc>
           <w:tcPr>
             <w:tcW w:w="2500" w:type="dxa"/>
@@ -2373,7 +1863,7 @@
           <w:sz w:val="22"/>
           <w:szCs w:val="22"/>
         </w:rPr>
-        <w:t>Retailers integrate using REST APIs or SDKs.</w:t>
+        <w:t>Retailers integrate using SDKs.</w:t>
       </w:r>
     </w:p>
     <w:p>
@@ -2431,26 +1921,26 @@
       </w:r>
     </w:p>
     <w:p>
-      <w:r>
-        <w:br w:type="page"/>
-      </w:r>
-    </w:p>
-    <w:p>
       <w:pPr>
         <w:pStyle w:val="Heading1"/>
         <w:pBdr>
           <w:bottom w:val="single" w:sz="8" w:space="4" w:color="2E74B5"/>
         </w:pBdr>
         <w:spacing w:before="420" w:after="220"/>
-      </w:pPr>
-      <w:r>
         <w:rPr>
           <w:rFonts w:ascii="Calibri" w:eastAsia="Calibri" w:hAnsi="Calibri" w:cs="Calibri"/>
           <w:b/>
           <w:bCs/>
           <w:color w:val="1F3864"/>
         </w:rPr>
-        <w:lastRenderedPageBreak/>
+      </w:pPr>
+      <w:r>
+        <w:rPr>
+          <w:rFonts w:ascii="Calibri" w:eastAsia="Calibri" w:hAnsi="Calibri" w:cs="Calibri"/>
+          <w:b/>
+          <w:bCs/>
+          <w:color w:val="1F3864"/>
+        </w:rPr>
         <w:t>4. Capacity Planning</w:t>
       </w:r>
     </w:p>
@@ -2501,22 +1991,16 @@
         <w:tblLook w:val="0000" w:firstRow="0" w:lastRow="0" w:firstColumn="0" w:lastColumn="0" w:noHBand="0" w:noVBand="0"/>
       </w:tblPr>
       <w:tblGrid>
-        <w:gridCol w:w="3337"/>
-        <w:gridCol w:w="6383"/>
+        <w:gridCol w:w="4673"/>
+        <w:gridCol w:w="5047"/>
       </w:tblGrid>
       <w:tr>
-        <w:tblPrEx>
-          <w:tblCellMar>
-            <w:top w:w="0" w:type="dxa"/>
-            <w:bottom w:w="0" w:type="dxa"/>
-          </w:tblCellMar>
-        </w:tblPrEx>
         <w:trPr>
           <w:tblHeader/>
         </w:trPr>
         <w:tc>
           <w:tcPr>
-            <w:tcW w:w="3200" w:type="dxa"/>
+            <w:tcW w:w="4673" w:type="dxa"/>
             <w:shd w:val="clear" w:color="auto" w:fill="1F3864"/>
             <w:tcMar>
               <w:top w:w="100" w:type="dxa"/>
@@ -2539,7 +2023,7 @@
         </w:tc>
         <w:tc>
           <w:tcPr>
-            <w:tcW w:w="6120" w:type="dxa"/>
+            <w:tcW w:w="5047" w:type="dxa"/>
             <w:shd w:val="clear" w:color="auto" w:fill="1F3864"/>
             <w:tcMar>
               <w:top w:w="100" w:type="dxa"/>
@@ -2562,15 +2046,9 @@
         </w:tc>
       </w:tr>
       <w:tr>
-        <w:tblPrEx>
-          <w:tblCellMar>
-            <w:top w:w="0" w:type="dxa"/>
-            <w:bottom w:w="0" w:type="dxa"/>
-          </w:tblCellMar>
-        </w:tblPrEx>
-        <w:tc>
-          <w:tcPr>
-            <w:tcW w:w="3200" w:type="dxa"/>
+        <w:tc>
+          <w:tcPr>
+            <w:tcW w:w="4673" w:type="dxa"/>
             <w:shd w:val="clear" w:color="auto" w:fill="FFFFFF"/>
             <w:tcMar>
               <w:top w:w="90" w:type="dxa"/>
@@ -2593,38 +2071,38 @@
         </w:tc>
         <w:tc>
           <w:tcPr>
-            <w:tcW w:w="6120" w:type="dxa"/>
-            <w:shd w:val="clear" w:color="auto" w:fill="FFFFFF"/>
-            <w:tcMar>
-              <w:top w:w="90" w:type="dxa"/>
-              <w:left w:w="120" w:type="dxa"/>
-              <w:bottom w:w="90" w:type="dxa"/>
-              <w:right w:w="120" w:type="dxa"/>
-            </w:tcMar>
-          </w:tcPr>
-          <w:p>
-            <w:pPr>
-              <w:spacing w:line="260" w:lineRule="auto"/>
-            </w:pPr>
-            <w:r>
-              <w:rPr>
-                <w:rFonts w:ascii="Calibri" w:eastAsia="Calibri" w:hAnsi="Calibri" w:cs="Calibri"/>
-              </w:rPr>
-              <w:t>~50 Million</w:t>
-            </w:r>
-          </w:p>
-        </w:tc>
-      </w:tr>
-      <w:tr>
-        <w:tblPrEx>
-          <w:tblCellMar>
-            <w:top w:w="0" w:type="dxa"/>
-            <w:bottom w:w="0" w:type="dxa"/>
-          </w:tblCellMar>
-        </w:tblPrEx>
-        <w:tc>
-          <w:tcPr>
-            <w:tcW w:w="3200" w:type="dxa"/>
+            <w:tcW w:w="5047" w:type="dxa"/>
+            <w:shd w:val="clear" w:color="auto" w:fill="FFFFFF"/>
+            <w:tcMar>
+              <w:top w:w="90" w:type="dxa"/>
+              <w:left w:w="120" w:type="dxa"/>
+              <w:bottom w:w="90" w:type="dxa"/>
+              <w:right w:w="120" w:type="dxa"/>
+            </w:tcMar>
+          </w:tcPr>
+          <w:p>
+            <w:pPr>
+              <w:spacing w:line="260" w:lineRule="auto"/>
+            </w:pPr>
+            <w:r>
+              <w:rPr>
+                <w:rFonts w:ascii="Calibri" w:eastAsia="Calibri" w:hAnsi="Calibri" w:cs="Calibri"/>
+              </w:rPr>
+              <w:t>~1</w:t>
+            </w:r>
+            <w:r>
+              <w:rPr>
+                <w:rFonts w:ascii="Calibri" w:eastAsia="Calibri" w:hAnsi="Calibri" w:cs="Calibri"/>
+              </w:rPr>
+              <w:t xml:space="preserve"> Million</w:t>
+            </w:r>
+          </w:p>
+        </w:tc>
+      </w:tr>
+      <w:tr>
+        <w:tc>
+          <w:tcPr>
+            <w:tcW w:w="4673" w:type="dxa"/>
             <w:shd w:val="clear" w:color="auto" w:fill="F2F7FC"/>
             <w:tcMar>
               <w:top w:w="90" w:type="dxa"/>
@@ -2647,7 +2125,7 @@
         </w:tc>
         <w:tc>
           <w:tcPr>
-            <w:tcW w:w="6120" w:type="dxa"/>
+            <w:tcW w:w="5047" w:type="dxa"/>
             <w:shd w:val="clear" w:color="auto" w:fill="F2F7FC"/>
             <w:tcMar>
               <w:top w:w="90" w:type="dxa"/>
@@ -2670,15 +2148,9 @@
         </w:tc>
       </w:tr>
       <w:tr>
-        <w:tblPrEx>
-          <w:tblCellMar>
-            <w:top w:w="0" w:type="dxa"/>
-            <w:bottom w:w="0" w:type="dxa"/>
-          </w:tblCellMar>
-        </w:tblPrEx>
-        <w:tc>
-          <w:tcPr>
-            <w:tcW w:w="3200" w:type="dxa"/>
+        <w:tc>
+          <w:tcPr>
+            <w:tcW w:w="4673" w:type="dxa"/>
             <w:shd w:val="clear" w:color="auto" w:fill="FFFFFF"/>
             <w:tcMar>
               <w:top w:w="90" w:type="dxa"/>
@@ -2701,38 +2173,38 @@
         </w:tc>
         <w:tc>
           <w:tcPr>
-            <w:tcW w:w="6120" w:type="dxa"/>
-            <w:shd w:val="clear" w:color="auto" w:fill="FFFFFF"/>
-            <w:tcMar>
-              <w:top w:w="90" w:type="dxa"/>
-              <w:left w:w="120" w:type="dxa"/>
-              <w:bottom w:w="90" w:type="dxa"/>
-              <w:right w:w="120" w:type="dxa"/>
-            </w:tcMar>
-          </w:tcPr>
-          <w:p>
-            <w:pPr>
-              <w:spacing w:line="260" w:lineRule="auto"/>
-            </w:pPr>
-            <w:r>
-              <w:rPr>
-                <w:rFonts w:ascii="Calibri" w:eastAsia="Calibri" w:hAnsi="Calibri" w:cs="Calibri"/>
-              </w:rPr>
-              <w:t>~2 Billion</w:t>
-            </w:r>
-          </w:p>
-        </w:tc>
-      </w:tr>
-      <w:tr>
-        <w:tblPrEx>
-          <w:tblCellMar>
-            <w:top w:w="0" w:type="dxa"/>
-            <w:bottom w:w="0" w:type="dxa"/>
-          </w:tblCellMar>
-        </w:tblPrEx>
-        <w:tc>
-          <w:tcPr>
-            <w:tcW w:w="3200" w:type="dxa"/>
+            <w:tcW w:w="5047" w:type="dxa"/>
+            <w:shd w:val="clear" w:color="auto" w:fill="FFFFFF"/>
+            <w:tcMar>
+              <w:top w:w="90" w:type="dxa"/>
+              <w:left w:w="120" w:type="dxa"/>
+              <w:bottom w:w="90" w:type="dxa"/>
+              <w:right w:w="120" w:type="dxa"/>
+            </w:tcMar>
+          </w:tcPr>
+          <w:p>
+            <w:pPr>
+              <w:spacing w:line="260" w:lineRule="auto"/>
+            </w:pPr>
+            <w:r>
+              <w:rPr>
+                <w:rFonts w:ascii="Calibri" w:eastAsia="Calibri" w:hAnsi="Calibri" w:cs="Calibri"/>
+              </w:rPr>
+              <w:t>~40</w:t>
+            </w:r>
+            <w:r>
+              <w:rPr>
+                <w:rFonts w:ascii="Calibri" w:eastAsia="Calibri" w:hAnsi="Calibri" w:cs="Calibri"/>
+              </w:rPr>
+              <w:t xml:space="preserve"> Billion</w:t>
+            </w:r>
+          </w:p>
+        </w:tc>
+      </w:tr>
+      <w:tr>
+        <w:tc>
+          <w:tcPr>
+            <w:tcW w:w="4673" w:type="dxa"/>
             <w:shd w:val="clear" w:color="auto" w:fill="F2F7FC"/>
             <w:tcMar>
               <w:top w:w="90" w:type="dxa"/>
@@ -2755,7 +2227,7 @@
         </w:tc>
         <w:tc>
           <w:tcPr>
-            <w:tcW w:w="6120" w:type="dxa"/>
+            <w:tcW w:w="5047" w:type="dxa"/>
             <w:shd w:val="clear" w:color="auto" w:fill="F2F7FC"/>
             <w:tcMar>
               <w:top w:w="90" w:type="dxa"/>
@@ -2772,21 +2244,21 @@
               <w:rPr>
                 <w:rFonts w:ascii="Calibri" w:eastAsia="Calibri" w:hAnsi="Calibri" w:cs="Calibri"/>
               </w:rPr>
-              <w:t>~23K events/sec</w:t>
-            </w:r>
-          </w:p>
-        </w:tc>
-      </w:tr>
-      <w:tr>
-        <w:tblPrEx>
-          <w:tblCellMar>
-            <w:top w:w="0" w:type="dxa"/>
-            <w:bottom w:w="0" w:type="dxa"/>
-          </w:tblCellMar>
-        </w:tblPrEx>
-        <w:tc>
-          <w:tcPr>
-            <w:tcW w:w="3200" w:type="dxa"/>
+              <w:t>~463</w:t>
+            </w:r>
+            <w:r>
+              <w:rPr>
+                <w:rFonts w:ascii="Calibri" w:eastAsia="Calibri" w:hAnsi="Calibri" w:cs="Calibri"/>
+              </w:rPr>
+              <w:t xml:space="preserve"> events/sec</w:t>
+            </w:r>
+          </w:p>
+        </w:tc>
+      </w:tr>
+      <w:tr>
+        <w:tc>
+          <w:tcPr>
+            <w:tcW w:w="4673" w:type="dxa"/>
             <w:shd w:val="clear" w:color="auto" w:fill="FFFFFF"/>
             <w:tcMar>
               <w:top w:w="90" w:type="dxa"/>
@@ -2809,38 +2281,38 @@
         </w:tc>
         <w:tc>
           <w:tcPr>
-            <w:tcW w:w="6120" w:type="dxa"/>
-            <w:shd w:val="clear" w:color="auto" w:fill="FFFFFF"/>
-            <w:tcMar>
-              <w:top w:w="90" w:type="dxa"/>
-              <w:left w:w="120" w:type="dxa"/>
-              <w:bottom w:w="90" w:type="dxa"/>
-              <w:right w:w="120" w:type="dxa"/>
-            </w:tcMar>
-          </w:tcPr>
-          <w:p>
-            <w:pPr>
-              <w:spacing w:line="260" w:lineRule="auto"/>
-            </w:pPr>
-            <w:r>
-              <w:rPr>
-                <w:rFonts w:ascii="Calibri" w:eastAsia="Calibri" w:hAnsi="Calibri" w:cs="Calibri"/>
-              </w:rPr>
-              <w:t>~230K events/sec</w:t>
-            </w:r>
-          </w:p>
-        </w:tc>
-      </w:tr>
-      <w:tr>
-        <w:tblPrEx>
-          <w:tblCellMar>
-            <w:top w:w="0" w:type="dxa"/>
-            <w:bottom w:w="0" w:type="dxa"/>
-          </w:tblCellMar>
-        </w:tblPrEx>
-        <w:tc>
-          <w:tcPr>
-            <w:tcW w:w="3200" w:type="dxa"/>
+            <w:tcW w:w="5047" w:type="dxa"/>
+            <w:shd w:val="clear" w:color="auto" w:fill="FFFFFF"/>
+            <w:tcMar>
+              <w:top w:w="90" w:type="dxa"/>
+              <w:left w:w="120" w:type="dxa"/>
+              <w:bottom w:w="90" w:type="dxa"/>
+              <w:right w:w="120" w:type="dxa"/>
+            </w:tcMar>
+          </w:tcPr>
+          <w:p>
+            <w:pPr>
+              <w:spacing w:line="260" w:lineRule="auto"/>
+            </w:pPr>
+            <w:r>
+              <w:rPr>
+                <w:rFonts w:ascii="Calibri" w:eastAsia="Calibri" w:hAnsi="Calibri" w:cs="Calibri"/>
+              </w:rPr>
+              <w:t>~4.6</w:t>
+            </w:r>
+            <w:r>
+              <w:rPr>
+                <w:rFonts w:ascii="Calibri" w:eastAsia="Calibri" w:hAnsi="Calibri" w:cs="Calibri"/>
+              </w:rPr>
+              <w:t>K events/sec</w:t>
+            </w:r>
+          </w:p>
+        </w:tc>
+      </w:tr>
+      <w:tr>
+        <w:tc>
+          <w:tcPr>
+            <w:tcW w:w="4673" w:type="dxa"/>
             <w:shd w:val="clear" w:color="auto" w:fill="F2F7FC"/>
             <w:tcMar>
               <w:top w:w="90" w:type="dxa"/>
@@ -2863,7 +2335,7 @@
         </w:tc>
         <w:tc>
           <w:tcPr>
-            <w:tcW w:w="6120" w:type="dxa"/>
+            <w:tcW w:w="5047" w:type="dxa"/>
             <w:shd w:val="clear" w:color="auto" w:fill="F2F7FC"/>
             <w:tcMar>
               <w:top w:w="90" w:type="dxa"/>
@@ -2886,55 +2358,205 @@
         </w:tc>
       </w:tr>
       <w:tr>
-        <w:tblPrEx>
-          <w:tblCellMar>
-            <w:top w:w="0" w:type="dxa"/>
-            <w:bottom w:w="0" w:type="dxa"/>
-          </w:tblCellMar>
-        </w:tblPrEx>
-        <w:tc>
-          <w:tcPr>
-            <w:tcW w:w="3200" w:type="dxa"/>
-            <w:shd w:val="clear" w:color="auto" w:fill="FFFFFF"/>
-            <w:tcMar>
-              <w:top w:w="90" w:type="dxa"/>
-              <w:left w:w="120" w:type="dxa"/>
-              <w:bottom w:w="90" w:type="dxa"/>
-              <w:right w:w="120" w:type="dxa"/>
-            </w:tcMar>
-          </w:tcPr>
-          <w:p>
-            <w:pPr>
-              <w:spacing w:line="260" w:lineRule="auto"/>
-            </w:pPr>
-            <w:r>
-              <w:rPr>
-                <w:rFonts w:ascii="Calibri" w:eastAsia="Calibri" w:hAnsi="Calibri" w:cs="Calibri"/>
-              </w:rPr>
-              <w:t>Read / Write Ratio</w:t>
-            </w:r>
-          </w:p>
-        </w:tc>
-        <w:tc>
-          <w:tcPr>
-            <w:tcW w:w="6120" w:type="dxa"/>
-            <w:shd w:val="clear" w:color="auto" w:fill="FFFFFF"/>
-            <w:tcMar>
-              <w:top w:w="90" w:type="dxa"/>
-              <w:left w:w="120" w:type="dxa"/>
-              <w:bottom w:w="90" w:type="dxa"/>
-              <w:right w:w="120" w:type="dxa"/>
-            </w:tcMar>
-          </w:tcPr>
-          <w:p>
-            <w:pPr>
-              <w:spacing w:line="260" w:lineRule="auto"/>
-            </w:pPr>
-            <w:r>
-              <w:rPr>
-                <w:rFonts w:ascii="Calibri" w:eastAsia="Calibri" w:hAnsi="Calibri" w:cs="Calibri"/>
-              </w:rPr>
-              <w:t>90 : 10</w:t>
+        <w:trPr>
+          <w:trHeight w:val="391"/>
+        </w:trPr>
+        <w:tc>
+          <w:tcPr>
+            <w:tcW w:w="4673" w:type="dxa"/>
+            <w:shd w:val="clear" w:color="auto" w:fill="FFFFFF"/>
+            <w:tcMar>
+              <w:top w:w="90" w:type="dxa"/>
+              <w:left w:w="120" w:type="dxa"/>
+              <w:bottom w:w="90" w:type="dxa"/>
+              <w:right w:w="120" w:type="dxa"/>
+            </w:tcMar>
+          </w:tcPr>
+          <w:tbl>
+            <w:tblPr>
+              <w:tblW w:w="0" w:type="auto"/>
+              <w:tblCellSpacing w:w="15" w:type="dxa"/>
+              <w:tblCellMar>
+                <w:top w:w="15" w:type="dxa"/>
+                <w:left w:w="15" w:type="dxa"/>
+                <w:bottom w:w="15" w:type="dxa"/>
+                <w:right w:w="15" w:type="dxa"/>
+              </w:tblCellMar>
+              <w:tblLook w:val="04A0" w:firstRow="1" w:lastRow="0" w:firstColumn="1" w:lastColumn="0" w:noHBand="0" w:noVBand="1"/>
+            </w:tblPr>
+            <w:tblGrid>
+              <w:gridCol w:w="2805"/>
+            </w:tblGrid>
+            <w:tr>
+              <w:trPr>
+                <w:tblCellSpacing w:w="15" w:type="dxa"/>
+              </w:trPr>
+              <w:tc>
+                <w:tcPr>
+                  <w:tcW w:w="0" w:type="auto"/>
+                  <w:vAlign w:val="center"/>
+                  <w:hideMark/>
+                </w:tcPr>
+                <w:p>
+                  <w:pPr>
+                    <w:spacing w:line="260" w:lineRule="auto"/>
+                    <w:rPr>
+                      <w:rFonts w:ascii="Calibri" w:eastAsia="Calibri" w:hAnsi="Calibri" w:cs="Calibri"/>
+                    </w:rPr>
+                  </w:pPr>
+                  <w:r>
+                    <w:rPr>
+                      <w:rFonts w:ascii="Calibri" w:eastAsia="Calibri" w:hAnsi="Calibri" w:cs="Calibri"/>
+                    </w:rPr>
+                    <w:t xml:space="preserve">Ingestion </w:t>
+                  </w:r>
+                  <w:r>
+                    <w:rPr>
+                      <w:rFonts w:ascii="Calibri" w:eastAsia="Calibri" w:hAnsi="Calibri" w:cs="Calibri"/>
+                    </w:rPr>
+                    <w:t>Layer (Collector → SQL</w:t>
+                  </w:r>
+                  <w:r>
+                    <w:rPr>
+                      <w:rFonts w:ascii="Calibri" w:eastAsia="Calibri" w:hAnsi="Calibri" w:cs="Calibri"/>
+                    </w:rPr>
+                    <w:t>)</w:t>
+                  </w:r>
+                </w:p>
+              </w:tc>
+            </w:tr>
+          </w:tbl>
+          <w:p>
+            <w:pPr>
+              <w:spacing w:line="260" w:lineRule="auto"/>
+              <w:rPr>
+                <w:rFonts w:ascii="Calibri" w:eastAsia="Calibri" w:hAnsi="Calibri" w:cs="Calibri"/>
+              </w:rPr>
+            </w:pPr>
+          </w:p>
+        </w:tc>
+        <w:tc>
+          <w:tcPr>
+            <w:tcW w:w="5047" w:type="dxa"/>
+            <w:shd w:val="clear" w:color="auto" w:fill="FFFFFF"/>
+            <w:tcMar>
+              <w:top w:w="90" w:type="dxa"/>
+              <w:left w:w="120" w:type="dxa"/>
+              <w:bottom w:w="90" w:type="dxa"/>
+              <w:right w:w="120" w:type="dxa"/>
+            </w:tcMar>
+          </w:tcPr>
+          <w:tbl>
+            <w:tblPr>
+              <w:tblW w:w="0" w:type="auto"/>
+              <w:tblCellSpacing w:w="15" w:type="dxa"/>
+              <w:tblCellMar>
+                <w:top w:w="15" w:type="dxa"/>
+                <w:left w:w="15" w:type="dxa"/>
+                <w:bottom w:w="15" w:type="dxa"/>
+                <w:right w:w="15" w:type="dxa"/>
+              </w:tblCellMar>
+              <w:tblLook w:val="04A0" w:firstRow="1" w:lastRow="0" w:firstColumn="1" w:lastColumn="0" w:noHBand="0" w:noVBand="1"/>
+            </w:tblPr>
+            <w:tblGrid>
+              <w:gridCol w:w="1113"/>
+            </w:tblGrid>
+            <w:tr>
+              <w:trPr>
+                <w:tblCellSpacing w:w="15" w:type="dxa"/>
+              </w:trPr>
+              <w:tc>
+                <w:tcPr>
+                  <w:tcW w:w="0" w:type="auto"/>
+                  <w:vAlign w:val="center"/>
+                  <w:hideMark/>
+                </w:tcPr>
+                <w:p>
+                  <w:pPr>
+                    <w:spacing w:line="260" w:lineRule="auto"/>
+                    <w:rPr>
+                      <w:rFonts w:ascii="Calibri" w:eastAsia="Calibri" w:hAnsi="Calibri" w:cs="Calibri"/>
+                    </w:rPr>
+                  </w:pPr>
+                  <w:r>
+                    <w:rPr>
+                      <w:rFonts w:ascii="Calibri" w:eastAsia="Calibri" w:hAnsi="Calibri" w:cs="Calibri"/>
+                    </w:rPr>
+                    <w:t>Write-Heavy</w:t>
+                  </w:r>
+                </w:p>
+              </w:tc>
+            </w:tr>
+          </w:tbl>
+          <w:p>
+            <w:pPr>
+              <w:spacing w:line="260" w:lineRule="auto"/>
+              <w:rPr>
+                <w:rFonts w:ascii="Calibri" w:eastAsia="Calibri" w:hAnsi="Calibri" w:cs="Calibri"/>
+              </w:rPr>
+            </w:pPr>
+          </w:p>
+        </w:tc>
+      </w:tr>
+      <w:tr>
+        <w:trPr>
+          <w:trHeight w:val="391"/>
+        </w:trPr>
+        <w:tc>
+          <w:tcPr>
+            <w:tcW w:w="4673" w:type="dxa"/>
+            <w:tcBorders>
+              <w:top w:val="single" w:sz="4" w:space="0" w:color="D9D9D9"/>
+              <w:left w:val="single" w:sz="4" w:space="0" w:color="BFBFBF"/>
+              <w:bottom w:val="single" w:sz="4" w:space="0" w:color="BFBFBF"/>
+              <w:right w:val="single" w:sz="4" w:space="0" w:color="D9D9D9"/>
+            </w:tcBorders>
+            <w:shd w:val="clear" w:color="auto" w:fill="auto"/>
+            <w:tcMar>
+              <w:top w:w="90" w:type="dxa"/>
+              <w:left w:w="120" w:type="dxa"/>
+              <w:bottom w:w="90" w:type="dxa"/>
+              <w:right w:w="120" w:type="dxa"/>
+            </w:tcMar>
+          </w:tcPr>
+          <w:p>
+            <w:pPr>
+              <w:spacing w:line="260" w:lineRule="auto"/>
+            </w:pPr>
+            <w:r>
+              <w:rPr>
+                <w:rFonts w:ascii="Calibri" w:eastAsia="Calibri" w:hAnsi="Calibri" w:cs="Calibri"/>
+              </w:rPr>
+              <w:t>Analytics Layer (Insights API → Redis → BigQuery)</w:t>
+            </w:r>
+          </w:p>
+        </w:tc>
+        <w:tc>
+          <w:tcPr>
+            <w:tcW w:w="5047" w:type="dxa"/>
+            <w:tcBorders>
+              <w:top w:val="single" w:sz="4" w:space="0" w:color="D9D9D9"/>
+              <w:left w:val="single" w:sz="4" w:space="0" w:color="D9D9D9"/>
+              <w:bottom w:val="single" w:sz="4" w:space="0" w:color="BFBFBF"/>
+              <w:right w:val="single" w:sz="4" w:space="0" w:color="BFBFBF"/>
+            </w:tcBorders>
+            <w:shd w:val="clear" w:color="auto" w:fill="auto"/>
+            <w:tcMar>
+              <w:top w:w="90" w:type="dxa"/>
+              <w:left w:w="120" w:type="dxa"/>
+              <w:bottom w:w="90" w:type="dxa"/>
+              <w:right w:w="120" w:type="dxa"/>
+            </w:tcMar>
+          </w:tcPr>
+          <w:p>
+            <w:pPr>
+              <w:spacing w:line="260" w:lineRule="auto"/>
+            </w:pPr>
+            <w:r>
+              <w:rPr>
+                <w:rFonts w:ascii="Calibri" w:eastAsia="Calibri" w:hAnsi="Calibri" w:cs="Calibri"/>
+              </w:rPr>
+              <w:t>Read-Heavy</w:t>
             </w:r>
           </w:p>
         </w:tc>
@@ -2963,36 +2585,23 @@
     </w:p>
     <w:p>
       <w:pPr>
-        <w:spacing w:after="160" w:line="276" w:lineRule="auto"/>
-      </w:pPr>
-      <w:r>
-        <w:rPr>
-          <w:rFonts w:ascii="Calibri" w:eastAsia="Calibri" w:hAnsi="Calibri" w:cs="Calibri"/>
+        <w:pStyle w:val="Heading2"/>
+        <w:spacing w:before="260" w:after="130"/>
+        <w:rPr>
+          <w:rFonts w:ascii="Calibri" w:eastAsia="Calibri" w:hAnsi="Calibri" w:cs="Calibri"/>
+          <w:color w:val="auto"/>
           <w:sz w:val="22"/>
           <w:szCs w:val="22"/>
         </w:rPr>
-        <w:t>Although the platform ingests a large volume of customer interaction events, the overall workload is predominantly read-heavy.</w:t>
-      </w:r>
-    </w:p>
-    <w:p>
-      <w:pPr>
-        <w:spacing w:after="160" w:line="276" w:lineRule="auto"/>
-      </w:pPr>
-      <w:r>
-        <w:rPr>
-          <w:rFonts w:ascii="Calibri" w:eastAsia="Calibri" w:hAnsi="Calibri" w:cs="Calibri"/>
+      </w:pPr>
+      <w:r>
+        <w:rPr>
+          <w:rFonts w:ascii="Calibri" w:eastAsia="Calibri" w:hAnsi="Calibri" w:cs="Calibri"/>
+          <w:color w:val="auto"/>
           <w:sz w:val="22"/>
           <w:szCs w:val="22"/>
         </w:rPr>
-        <w:t>Each customer interaction generates a single write operation, while campaign dashboards, retailer portals, and advertiser reports</w:t>
-      </w:r>
-      <w:r>
-        <w:rPr>
-          <w:rFonts w:ascii="Calibri" w:eastAsia="Calibri" w:hAnsi="Calibri" w:cs="Calibri"/>
-          <w:sz w:val="22"/>
-          <w:szCs w:val="22"/>
-        </w:rPr>
-        <w:t xml:space="preserve"> repeatedly query aggregated metrics throughout the day. As a result, the same dataset is read significantly more often than it is written. This workload profile directly influences the architectural design.</w:t>
+        <w:t>The platform is operationally write-heavy because every customer interaction generates an event. Reads are optimized using CQRS, Redis, and BigQuery to provide low-latency dashboards and historical analytics without impacting event ingestion.</w:t>
       </w:r>
     </w:p>
     <w:p>
@@ -3033,12 +2642,6 @@
         <w:gridCol w:w="6696"/>
       </w:tblGrid>
       <w:tr>
-        <w:tblPrEx>
-          <w:tblCellMar>
-            <w:top w:w="0" w:type="dxa"/>
-            <w:bottom w:w="0" w:type="dxa"/>
-          </w:tblCellMar>
-        </w:tblPrEx>
         <w:trPr>
           <w:tblHeader/>
         </w:trPr>
@@ -3090,12 +2693,6 @@
         </w:tc>
       </w:tr>
       <w:tr>
-        <w:tblPrEx>
-          <w:tblCellMar>
-            <w:top w:w="0" w:type="dxa"/>
-            <w:bottom w:w="0" w:type="dxa"/>
-          </w:tblCellMar>
-        </w:tblPrEx>
         <w:tc>
           <w:tcPr>
             <w:tcW w:w="2900" w:type="dxa"/>
@@ -3144,12 +2741,6 @@
         </w:tc>
       </w:tr>
       <w:tr>
-        <w:tblPrEx>
-          <w:tblCellMar>
-            <w:top w:w="0" w:type="dxa"/>
-            <w:bottom w:w="0" w:type="dxa"/>
-          </w:tblCellMar>
-        </w:tblPrEx>
         <w:tc>
           <w:tcPr>
             <w:tcW w:w="2900" w:type="dxa"/>
@@ -3198,12 +2789,6 @@
         </w:tc>
       </w:tr>
       <w:tr>
-        <w:tblPrEx>
-          <w:tblCellMar>
-            <w:top w:w="0" w:type="dxa"/>
-            <w:bottom w:w="0" w:type="dxa"/>
-          </w:tblCellMar>
-        </w:tblPrEx>
         <w:tc>
           <w:tcPr>
             <w:tcW w:w="2900" w:type="dxa"/>
@@ -3252,12 +2837,6 @@
         </w:tc>
       </w:tr>
       <w:tr>
-        <w:tblPrEx>
-          <w:tblCellMar>
-            <w:top w:w="0" w:type="dxa"/>
-            <w:bottom w:w="0" w:type="dxa"/>
-          </w:tblCellMar>
-        </w:tblPrEx>
         <w:tc>
           <w:tcPr>
             <w:tcW w:w="2900" w:type="dxa"/>
@@ -3277,6 +2856,7 @@
               <w:rPr>
                 <w:rFonts w:ascii="Calibri" w:eastAsia="Calibri" w:hAnsi="Calibri" w:cs="Calibri"/>
               </w:rPr>
+              <w:lastRenderedPageBreak/>
               <w:t>Historical Reporting</w:t>
             </w:r>
           </w:p>
@@ -3306,12 +2886,6 @@
         </w:tc>
       </w:tr>
       <w:tr>
-        <w:tblPrEx>
-          <w:tblCellMar>
-            <w:top w:w="0" w:type="dxa"/>
-            <w:bottom w:w="0" w:type="dxa"/>
-          </w:tblCellMar>
-        </w:tblPrEx>
         <w:tc>
           <w:tcPr>
             <w:tcW w:w="2900" w:type="dxa"/>
@@ -3360,72 +2934,6 @@
         </w:tc>
       </w:tr>
     </w:tbl>
-    <w:p>
-      <w:pPr>
-        <w:pStyle w:val="Heading2"/>
-        <w:spacing w:before="260" w:after="130"/>
-      </w:pPr>
-      <w:r>
-        <w:rPr>
-          <w:rFonts w:ascii="Calibri" w:eastAsia="Calibri" w:hAnsi="Calibri" w:cs="Calibri"/>
-          <w:b/>
-          <w:bCs/>
-          <w:sz w:val="25"/>
-          <w:szCs w:val="25"/>
-        </w:rPr>
-        <w:t>Capacity Overview</w:t>
-      </w:r>
-    </w:p>
-    <w:p>
-      <w:pPr>
-        <w:spacing w:before="120" w:after="240"/>
-        <w:jc w:val="center"/>
-      </w:pPr>
-      <w:r>
-        <w:rPr>
-          <w:noProof/>
-        </w:rPr>
-        <w:lastRenderedPageBreak/>
-        <w:drawing>
-          <wp:inline distT="0" distB="0" distL="0" distR="0">
-            <wp:extent cx="1781175" cy="2628900"/>
-            <wp:effectExtent l="0" t="0" r="0" b="0"/>
-            <wp:docPr id="2" name="Picture 2"/>
-            <wp:cNvGraphicFramePr>
-              <a:graphicFrameLocks xmlns:a="http://schemas.openxmlformats.org/drawingml/2006/main" noChangeAspect="1"/>
-            </wp:cNvGraphicFramePr>
-            <a:graphic xmlns:a="http://schemas.openxmlformats.org/drawingml/2006/main">
-              <a:graphicData uri="http://schemas.openxmlformats.org/drawingml/2006/picture">
-                <pic:pic xmlns:pic="http://schemas.openxmlformats.org/drawingml/2006/picture">
-                  <pic:nvPicPr>
-                    <pic:cNvPr id="0" name=""/>
-                    <pic:cNvPicPr>
-                      <a:picLocks noChangeAspect="1" noChangeArrowheads="1"/>
-                    </pic:cNvPicPr>
-                  </pic:nvPicPr>
-                  <pic:blipFill>
-                    <a:blip r:embed="rId8"/>
-                    <a:srcRect/>
-                    <a:stretch>
-                      <a:fillRect/>
-                    </a:stretch>
-                  </pic:blipFill>
-                  <pic:spPr bwMode="auto">
-                    <a:xfrm>
-                      <a:off x="0" y="0"/>
-                      <a:ext cx="1781175" cy="2628900"/>
-                    </a:xfrm>
-                    <a:prstGeom prst="rect">
-                      <a:avLst/>
-                    </a:prstGeom>
-                  </pic:spPr>
-                </pic:pic>
-              </a:graphicData>
-            </a:graphic>
-          </wp:inline>
-        </w:drawing>
-      </w:r>
-    </w:p>
     <w:p>
       <w:pPr>
         <w:pStyle w:val="Heading1"/>
@@ -3460,15 +2968,7 @@
           <w:sz w:val="22"/>
           <w:szCs w:val="22"/>
         </w:rPr>
-        <w:t>T</w:t>
-      </w:r>
-      <w:r>
-        <w:rPr>
-          <w:rFonts w:ascii="Calibri" w:eastAsia="Calibri" w:hAnsi="Calibri" w:cs="Calibri"/>
-          <w:sz w:val="22"/>
-          <w:szCs w:val="22"/>
-        </w:rPr>
-        <w:t>he proposed solution is designed using a small set of architectural principles that guide technology selection and system evolution.</w:t>
+        <w:t>The proposed solution is designed using a small set of architectural principles that guide technology selection and system evolution.</w:t>
       </w:r>
     </w:p>
     <w:tbl>
@@ -3493,12 +2993,6 @@
         <w:gridCol w:w="7008"/>
       </w:tblGrid>
       <w:tr>
-        <w:tblPrEx>
-          <w:tblCellMar>
-            <w:top w:w="0" w:type="dxa"/>
-            <w:bottom w:w="0" w:type="dxa"/>
-          </w:tblCellMar>
-        </w:tblPrEx>
         <w:trPr>
           <w:tblHeader/>
         </w:trPr>
@@ -3550,12 +3044,6 @@
         </w:tc>
       </w:tr>
       <w:tr>
-        <w:tblPrEx>
-          <w:tblCellMar>
-            <w:top w:w="0" w:type="dxa"/>
-            <w:bottom w:w="0" w:type="dxa"/>
-          </w:tblCellMar>
-        </w:tblPrEx>
         <w:tc>
           <w:tcPr>
             <w:tcW w:w="2600" w:type="dxa"/>
@@ -3604,12 +3092,6 @@
         </w:tc>
       </w:tr>
       <w:tr>
-        <w:tblPrEx>
-          <w:tblCellMar>
-            <w:top w:w="0" w:type="dxa"/>
-            <w:bottom w:w="0" w:type="dxa"/>
-          </w:tblCellMar>
-        </w:tblPrEx>
         <w:tc>
           <w:tcPr>
             <w:tcW w:w="2600" w:type="dxa"/>
@@ -3658,12 +3140,6 @@
         </w:tc>
       </w:tr>
       <w:tr>
-        <w:tblPrEx>
-          <w:tblCellMar>
-            <w:top w:w="0" w:type="dxa"/>
-            <w:bottom w:w="0" w:type="dxa"/>
-          </w:tblCellMar>
-        </w:tblPrEx>
         <w:tc>
           <w:tcPr>
             <w:tcW w:w="2600" w:type="dxa"/>
@@ -3712,12 +3188,6 @@
         </w:tc>
       </w:tr>
       <w:tr>
-        <w:tblPrEx>
-          <w:tblCellMar>
-            <w:top w:w="0" w:type="dxa"/>
-            <w:bottom w:w="0" w:type="dxa"/>
-          </w:tblCellMar>
-        </w:tblPrEx>
         <w:tc>
           <w:tcPr>
             <w:tcW w:w="2600" w:type="dxa"/>
@@ -3766,12 +3236,6 @@
         </w:tc>
       </w:tr>
       <w:tr>
-        <w:tblPrEx>
-          <w:tblCellMar>
-            <w:top w:w="0" w:type="dxa"/>
-            <w:bottom w:w="0" w:type="dxa"/>
-          </w:tblCellMar>
-        </w:tblPrEx>
         <w:tc>
           <w:tcPr>
             <w:tcW w:w="2600" w:type="dxa"/>
@@ -3820,12 +3284,6 @@
         </w:tc>
       </w:tr>
       <w:tr>
-        <w:tblPrEx>
-          <w:tblCellMar>
-            <w:top w:w="0" w:type="dxa"/>
-            <w:bottom w:w="0" w:type="dxa"/>
-          </w:tblCellMar>
-        </w:tblPrEx>
         <w:tc>
           <w:tcPr>
             <w:tcW w:w="2600" w:type="dxa"/>
@@ -3908,15 +3366,7 @@
           <w:sz w:val="22"/>
           <w:szCs w:val="22"/>
         </w:rPr>
-        <w:t>T</w:t>
-      </w:r>
-      <w:r>
-        <w:rPr>
-          <w:rFonts w:ascii="Calibri" w:eastAsia="Calibri" w:hAnsi="Calibri" w:cs="Calibri"/>
-          <w:sz w:val="22"/>
-          <w:szCs w:val="22"/>
-        </w:rPr>
-        <w:t>he platform follows a hybrid architecture where synchronous APIs are used for client interactions, while asynchronous messaging is used for event processing. This separation improves scalability, resilience and operational flexibility.</w:t>
+        <w:t>The platform follows a hybrid architecture where synchronous APIs are used for client interactions, while asynchronous messaging is used for event processing. This separation improves scalability, resilience and operational flexibility.</w:t>
       </w:r>
     </w:p>
     <w:p>
@@ -3957,12 +3407,6 @@
         <w:gridCol w:w="7008"/>
       </w:tblGrid>
       <w:tr>
-        <w:tblPrEx>
-          <w:tblCellMar>
-            <w:top w:w="0" w:type="dxa"/>
-            <w:bottom w:w="0" w:type="dxa"/>
-          </w:tblCellMar>
-        </w:tblPrEx>
         <w:trPr>
           <w:tblHeader/>
         </w:trPr>
@@ -3985,8 +3429,22 @@
                 <w:bCs/>
                 <w:color w:val="FFFFFF"/>
               </w:rPr>
-              <w:t>Com</w:t>
-            </w:r>
+              <w:t>Component</w:t>
+            </w:r>
+          </w:p>
+        </w:tc>
+        <w:tc>
+          <w:tcPr>
+            <w:tcW w:w="6720" w:type="dxa"/>
+            <w:shd w:val="clear" w:color="auto" w:fill="1F3864"/>
+            <w:tcMar>
+              <w:top w:w="100" w:type="dxa"/>
+              <w:left w:w="120" w:type="dxa"/>
+              <w:bottom w:w="100" w:type="dxa"/>
+              <w:right w:w="120" w:type="dxa"/>
+            </w:tcMar>
+          </w:tcPr>
+          <w:p>
             <w:r>
               <w:rPr>
                 <w:rFonts w:ascii="Calibri" w:eastAsia="Calibri" w:hAnsi="Calibri" w:cs="Calibri"/>
@@ -3994,67 +3452,38 @@
                 <w:bCs/>
                 <w:color w:val="FFFFFF"/>
               </w:rPr>
-              <w:t>ponent</w:t>
+              <w:t>Responsibility</w:t>
+            </w:r>
+          </w:p>
+        </w:tc>
+      </w:tr>
+      <w:tr>
+        <w:tc>
+          <w:tcPr>
+            <w:tcW w:w="2600" w:type="dxa"/>
+            <w:shd w:val="clear" w:color="auto" w:fill="FFFFFF"/>
+            <w:tcMar>
+              <w:top w:w="90" w:type="dxa"/>
+              <w:left w:w="120" w:type="dxa"/>
+              <w:bottom w:w="90" w:type="dxa"/>
+              <w:right w:w="120" w:type="dxa"/>
+            </w:tcMar>
+          </w:tcPr>
+          <w:p>
+            <w:pPr>
+              <w:spacing w:line="260" w:lineRule="auto"/>
+            </w:pPr>
+            <w:r>
+              <w:rPr>
+                <w:rFonts w:ascii="Calibri" w:eastAsia="Calibri" w:hAnsi="Calibri" w:cs="Calibri"/>
+              </w:rPr>
+              <w:t>API Gateway</w:t>
             </w:r>
           </w:p>
         </w:tc>
         <w:tc>
           <w:tcPr>
             <w:tcW w:w="6720" w:type="dxa"/>
-            <w:shd w:val="clear" w:color="auto" w:fill="1F3864"/>
-            <w:tcMar>
-              <w:top w:w="100" w:type="dxa"/>
-              <w:left w:w="120" w:type="dxa"/>
-              <w:bottom w:w="100" w:type="dxa"/>
-              <w:right w:w="120" w:type="dxa"/>
-            </w:tcMar>
-          </w:tcPr>
-          <w:p>
-            <w:r>
-              <w:rPr>
-                <w:rFonts w:ascii="Calibri" w:eastAsia="Calibri" w:hAnsi="Calibri" w:cs="Calibri"/>
-                <w:b/>
-                <w:bCs/>
-                <w:color w:val="FFFFFF"/>
-              </w:rPr>
-              <w:t>Responsibility</w:t>
-            </w:r>
-          </w:p>
-        </w:tc>
-      </w:tr>
-      <w:tr>
-        <w:tblPrEx>
-          <w:tblCellMar>
-            <w:top w:w="0" w:type="dxa"/>
-            <w:bottom w:w="0" w:type="dxa"/>
-          </w:tblCellMar>
-        </w:tblPrEx>
-        <w:tc>
-          <w:tcPr>
-            <w:tcW w:w="2600" w:type="dxa"/>
-            <w:shd w:val="clear" w:color="auto" w:fill="FFFFFF"/>
-            <w:tcMar>
-              <w:top w:w="90" w:type="dxa"/>
-              <w:left w:w="120" w:type="dxa"/>
-              <w:bottom w:w="90" w:type="dxa"/>
-              <w:right w:w="120" w:type="dxa"/>
-            </w:tcMar>
-          </w:tcPr>
-          <w:p>
-            <w:pPr>
-              <w:spacing w:line="260" w:lineRule="auto"/>
-            </w:pPr>
-            <w:r>
-              <w:rPr>
-                <w:rFonts w:ascii="Calibri" w:eastAsia="Calibri" w:hAnsi="Calibri" w:cs="Calibri"/>
-              </w:rPr>
-              <w:t>API Gateway</w:t>
-            </w:r>
-          </w:p>
-        </w:tc>
-        <w:tc>
-          <w:tcPr>
-            <w:tcW w:w="6720" w:type="dxa"/>
             <w:shd w:val="clear" w:color="auto" w:fill="FFFFFF"/>
             <w:tcMar>
               <w:top w:w="90" w:type="dxa"/>
@@ -4077,12 +3506,6 @@
         </w:tc>
       </w:tr>
       <w:tr>
-        <w:tblPrEx>
-          <w:tblCellMar>
-            <w:top w:w="0" w:type="dxa"/>
-            <w:bottom w:w="0" w:type="dxa"/>
-          </w:tblCellMar>
-        </w:tblPrEx>
         <w:tc>
           <w:tcPr>
             <w:tcW w:w="2600" w:type="dxa"/>
@@ -4125,32 +3548,12 @@
               <w:rPr>
                 <w:rFonts w:ascii="Calibri" w:eastAsia="Calibri" w:hAnsi="Calibri" w:cs="Calibri"/>
               </w:rPr>
-              <w:t xml:space="preserve">Validate event schema, resolve tenant, generate correlation ID, validate authentication context, normalize payloads, enforce </w:t>
-            </w:r>
-            <w:proofErr w:type="spellStart"/>
-            <w:r>
-              <w:rPr>
-                <w:rFonts w:ascii="Calibri" w:eastAsia="Calibri" w:hAnsi="Calibri" w:cs="Calibri"/>
-              </w:rPr>
-              <w:t>idempotency</w:t>
-            </w:r>
-            <w:proofErr w:type="spellEnd"/>
-            <w:r>
-              <w:rPr>
-                <w:rFonts w:ascii="Calibri" w:eastAsia="Calibri" w:hAnsi="Calibri" w:cs="Calibri"/>
-              </w:rPr>
-              <w:t>, publish events</w:t>
-            </w:r>
-          </w:p>
-        </w:tc>
-      </w:tr>
-      <w:tr>
-        <w:tblPrEx>
-          <w:tblCellMar>
-            <w:top w:w="0" w:type="dxa"/>
-            <w:bottom w:w="0" w:type="dxa"/>
-          </w:tblCellMar>
-        </w:tblPrEx>
+              <w:t>Validate event schema, resolve tenant, generate correlation ID, validate authentication context, normalize payloads, enforce idempotency, publish events</w:t>
+            </w:r>
+          </w:p>
+        </w:tc>
+      </w:tr>
+      <w:tr>
         <w:tc>
           <w:tcPr>
             <w:tcW w:w="2600" w:type="dxa"/>
@@ -4170,7 +3573,6 @@
               <w:rPr>
                 <w:rFonts w:ascii="Calibri" w:eastAsia="Calibri" w:hAnsi="Calibri" w:cs="Calibri"/>
               </w:rPr>
-              <w:lastRenderedPageBreak/>
               <w:t>Pub/Sub</w:t>
             </w:r>
           </w:p>
@@ -4200,12 +3602,6 @@
         </w:tc>
       </w:tr>
       <w:tr>
-        <w:tblPrEx>
-          <w:tblCellMar>
-            <w:top w:w="0" w:type="dxa"/>
-            <w:bottom w:w="0" w:type="dxa"/>
-          </w:tblCellMar>
-        </w:tblPrEx>
         <w:tc>
           <w:tcPr>
             <w:tcW w:w="2600" w:type="dxa"/>
@@ -4254,12 +3650,6 @@
         </w:tc>
       </w:tr>
       <w:tr>
-        <w:tblPrEx>
-          <w:tblCellMar>
-            <w:top w:w="0" w:type="dxa"/>
-            <w:bottom w:w="0" w:type="dxa"/>
-          </w:tblCellMar>
-        </w:tblPrEx>
         <w:tc>
           <w:tcPr>
             <w:tcW w:w="2600" w:type="dxa"/>
@@ -4308,12 +3698,6 @@
         </w:tc>
       </w:tr>
       <w:tr>
-        <w:tblPrEx>
-          <w:tblCellMar>
-            <w:top w:w="0" w:type="dxa"/>
-            <w:bottom w:w="0" w:type="dxa"/>
-          </w:tblCellMar>
-        </w:tblPrEx>
         <w:tc>
           <w:tcPr>
             <w:tcW w:w="2600" w:type="dxa"/>
@@ -4362,12 +3746,6 @@
         </w:tc>
       </w:tr>
       <w:tr>
-        <w:tblPrEx>
-          <w:tblCellMar>
-            <w:top w:w="0" w:type="dxa"/>
-            <w:bottom w:w="0" w:type="dxa"/>
-          </w:tblCellMar>
-        </w:tblPrEx>
         <w:tc>
           <w:tcPr>
             <w:tcW w:w="2600" w:type="dxa"/>
@@ -4416,12 +3794,6 @@
         </w:tc>
       </w:tr>
       <w:tr>
-        <w:tblPrEx>
-          <w:tblCellMar>
-            <w:top w:w="0" w:type="dxa"/>
-            <w:bottom w:w="0" w:type="dxa"/>
-          </w:tblCellMar>
-        </w:tblPrEx>
         <w:tc>
           <w:tcPr>
             <w:tcW w:w="2600" w:type="dxa"/>
@@ -4470,12 +3842,6 @@
         </w:tc>
       </w:tr>
       <w:tr>
-        <w:tblPrEx>
-          <w:tblCellMar>
-            <w:top w:w="0" w:type="dxa"/>
-            <w:bottom w:w="0" w:type="dxa"/>
-          </w:tblCellMar>
-        </w:tblPrEx>
         <w:tc>
           <w:tcPr>
             <w:tcW w:w="2600" w:type="dxa"/>
@@ -4495,6 +3861,7 @@
               <w:rPr>
                 <w:rFonts w:ascii="Calibri" w:eastAsia="Calibri" w:hAnsi="Calibri" w:cs="Calibri"/>
               </w:rPr>
+              <w:lastRenderedPageBreak/>
               <w:t>Insights API</w:t>
             </w:r>
           </w:p>
@@ -4518,19 +3885,19 @@
               <w:rPr>
                 <w:rFonts w:ascii="Calibri" w:eastAsia="Calibri" w:hAnsi="Calibri" w:cs="Calibri"/>
               </w:rPr>
-              <w:t>Expose campaign insights. Serves two query modes: real-time queries read live, atomically-maintained counters directly from Redis, current as of the last processed event with no cache expiry; if a counter is not yet present in Redis (for example immediatel</w:t>
-            </w:r>
-            <w:r>
-              <w:rPr>
-                <w:rFonts w:ascii="Calibri" w:eastAsia="Calibri" w:hAnsi="Calibri" w:cs="Calibri"/>
-              </w:rPr>
-              <w:t>y after a cold start, before recovery completes), the query falls back to the last durable snapshot in the analytics store. Historical queries (with a 'from' and 'to' date range) are routed to BigQuery, which holds the full event history. The routing decis</w:t>
-            </w:r>
-            <w:r>
-              <w:rPr>
-                <w:rFonts w:ascii="Calibri" w:eastAsia="Calibri" w:hAnsi="Calibri" w:cs="Calibri"/>
-              </w:rPr>
-              <w:t>ion is made inside the query handler, which maps HTTP parameters to a query object without the controller being aware of which store is used.</w:t>
+              <w:t>Expose campaign insights. Serves two query modes: real-time queries read live, atomically-maintained counters directly from Redis, current as of the last proce</w:t>
+            </w:r>
+            <w:r>
+              <w:rPr>
+                <w:rFonts w:ascii="Calibri" w:eastAsia="Calibri" w:hAnsi="Calibri" w:cs="Calibri"/>
+              </w:rPr>
+              <w:t>ssed event with no cache expiry,</w:t>
+            </w:r>
+            <w:r>
+              <w:rPr>
+                <w:rFonts w:ascii="Calibri" w:eastAsia="Calibri" w:hAnsi="Calibri" w:cs="Calibri"/>
+              </w:rPr>
+              <w:t xml:space="preserve"> if a counter is not yet present in Redis (for example immediately after a cold start, before recovery completes), the query falls back to the last durable snapshot in the analytics store. Historical queries (with a 'from' and 'to' date range) are routed to BigQuery, which holds the full event history. The routing decision is made inside the query handler, which maps HTTP parameters to a query object without the controller being aware of which store is used.</w:t>
             </w:r>
           </w:p>
         </w:tc>
@@ -4540,8 +3907,6 @@
       <w:pPr>
         <w:pStyle w:val="Heading2"/>
         <w:spacing w:before="260" w:after="130"/>
-      </w:pPr>
-      <w:r>
         <w:rPr>
           <w:rFonts w:ascii="Calibri" w:eastAsia="Calibri" w:hAnsi="Calibri" w:cs="Calibri"/>
           <w:b/>
@@ -4549,416 +3914,6 @@
           <w:sz w:val="25"/>
           <w:szCs w:val="25"/>
         </w:rPr>
-        <w:t>Insights API Reference</w:t>
-      </w:r>
-    </w:p>
-    <w:p>
-      <w:pPr>
-        <w:spacing w:after="160" w:line="276" w:lineRule="auto"/>
-      </w:pPr>
-      <w:r>
-        <w:rPr>
-          <w:rFonts w:ascii="Calibri" w:eastAsia="Calibri" w:hAnsi="Calibri" w:cs="Calibri"/>
-          <w:sz w:val="22"/>
-          <w:szCs w:val="22"/>
-        </w:rPr>
-        <w:t>The Insights API exposes three endpoints for campaign performance, matching the required design:</w:t>
-      </w:r>
-    </w:p>
-    <w:tbl>
-      <w:tblPr>
-        <w:tblW w:w="9720" w:type="dxa"/>
-        <w:tblBorders>
-          <w:top w:val="single" w:sz="4" w:space="0" w:color="BFBFBF"/>
-          <w:left w:val="single" w:sz="4" w:space="0" w:color="BFBFBF"/>
-          <w:bottom w:val="single" w:sz="4" w:space="0" w:color="BFBFBF"/>
-          <w:right w:val="single" w:sz="4" w:space="0" w:color="BFBFBF"/>
-          <w:insideH w:val="single" w:sz="4" w:space="0" w:color="D9D9D9"/>
-          <w:insideV w:val="single" w:sz="4" w:space="0" w:color="D9D9D9"/>
-        </w:tblBorders>
-        <w:tblCellMar>
-          <w:left w:w="10" w:type="dxa"/>
-          <w:right w:w="10" w:type="dxa"/>
-        </w:tblCellMar>
-        <w:tblLook w:val="0000" w:firstRow="0" w:lastRow="0" w:firstColumn="0" w:lastColumn="0" w:noHBand="0" w:noVBand="0"/>
-      </w:tblPr>
-      <w:tblGrid>
-        <w:gridCol w:w="4693"/>
-        <w:gridCol w:w="5027"/>
-      </w:tblGrid>
-      <w:tr>
-        <w:tblPrEx>
-          <w:tblCellMar>
-            <w:top w:w="0" w:type="dxa"/>
-            <w:bottom w:w="0" w:type="dxa"/>
-          </w:tblCellMar>
-        </w:tblPrEx>
-        <w:trPr>
-          <w:tblHeader/>
-        </w:trPr>
-        <w:tc>
-          <w:tcPr>
-            <w:tcW w:w="4500" w:type="dxa"/>
-            <w:shd w:val="clear" w:color="auto" w:fill="1F3864"/>
-            <w:tcMar>
-              <w:top w:w="100" w:type="dxa"/>
-              <w:left w:w="120" w:type="dxa"/>
-              <w:bottom w:w="100" w:type="dxa"/>
-              <w:right w:w="120" w:type="dxa"/>
-            </w:tcMar>
-          </w:tcPr>
-          <w:p>
-            <w:r>
-              <w:rPr>
-                <w:rFonts w:ascii="Calibri" w:eastAsia="Calibri" w:hAnsi="Calibri" w:cs="Calibri"/>
-                <w:b/>
-                <w:bCs/>
-                <w:color w:val="FFFFFF"/>
-              </w:rPr>
-              <w:t>Endpoint</w:t>
-            </w:r>
-          </w:p>
-        </w:tc>
-        <w:tc>
-          <w:tcPr>
-            <w:tcW w:w="4820" w:type="dxa"/>
-            <w:shd w:val="clear" w:color="auto" w:fill="1F3864"/>
-            <w:tcMar>
-              <w:top w:w="100" w:type="dxa"/>
-              <w:left w:w="120" w:type="dxa"/>
-              <w:bottom w:w="100" w:type="dxa"/>
-              <w:right w:w="120" w:type="dxa"/>
-            </w:tcMar>
-          </w:tcPr>
-          <w:p>
-            <w:r>
-              <w:rPr>
-                <w:rFonts w:ascii="Calibri" w:eastAsia="Calibri" w:hAnsi="Calibri" w:cs="Calibri"/>
-                <w:b/>
-                <w:bCs/>
-                <w:color w:val="FFFFFF"/>
-              </w:rPr>
-              <w:t>Returns</w:t>
-            </w:r>
-          </w:p>
-        </w:tc>
-      </w:tr>
-      <w:tr>
-        <w:tblPrEx>
-          <w:tblCellMar>
-            <w:top w:w="0" w:type="dxa"/>
-            <w:bottom w:w="0" w:type="dxa"/>
-          </w:tblCellMar>
-        </w:tblPrEx>
-        <w:tc>
-          <w:tcPr>
-            <w:tcW w:w="4500" w:type="dxa"/>
-            <w:shd w:val="clear" w:color="auto" w:fill="FFFFFF"/>
-            <w:tcMar>
-              <w:top w:w="90" w:type="dxa"/>
-              <w:left w:w="120" w:type="dxa"/>
-              <w:bottom w:w="90" w:type="dxa"/>
-              <w:right w:w="120" w:type="dxa"/>
-            </w:tcMar>
-          </w:tcPr>
-          <w:p>
-            <w:pPr>
-              <w:spacing w:line="260" w:lineRule="auto"/>
-            </w:pPr>
-            <w:r>
-              <w:rPr>
-                <w:rFonts w:ascii="Calibri" w:eastAsia="Calibri" w:hAnsi="Calibri" w:cs="Calibri"/>
-              </w:rPr>
-              <w:t>GET /</w:t>
-            </w:r>
-            <w:proofErr w:type="spellStart"/>
-            <w:r>
-              <w:rPr>
-                <w:rFonts w:ascii="Calibri" w:eastAsia="Calibri" w:hAnsi="Calibri" w:cs="Calibri"/>
-              </w:rPr>
-              <w:t>api</w:t>
-            </w:r>
-            <w:proofErr w:type="spellEnd"/>
-            <w:r>
-              <w:rPr>
-                <w:rFonts w:ascii="Calibri" w:eastAsia="Calibri" w:hAnsi="Calibri" w:cs="Calibri"/>
-              </w:rPr>
-              <w:t>/v1/ad/{</w:t>
-            </w:r>
-            <w:proofErr w:type="spellStart"/>
-            <w:r>
-              <w:rPr>
-                <w:rFonts w:ascii="Calibri" w:eastAsia="Calibri" w:hAnsi="Calibri" w:cs="Calibri"/>
-              </w:rPr>
-              <w:t>campaignId</w:t>
-            </w:r>
-            <w:proofErr w:type="spellEnd"/>
-            <w:r>
-              <w:rPr>
-                <w:rFonts w:ascii="Calibri" w:eastAsia="Calibri" w:hAnsi="Calibri" w:cs="Calibri"/>
-              </w:rPr>
-              <w:t>}/clicks</w:t>
-            </w:r>
-          </w:p>
-        </w:tc>
-        <w:tc>
-          <w:tcPr>
-            <w:tcW w:w="4820" w:type="dxa"/>
-            <w:shd w:val="clear" w:color="auto" w:fill="FFFFFF"/>
-            <w:tcMar>
-              <w:top w:w="90" w:type="dxa"/>
-              <w:left w:w="120" w:type="dxa"/>
-              <w:bottom w:w="90" w:type="dxa"/>
-              <w:right w:w="120" w:type="dxa"/>
-            </w:tcMar>
-          </w:tcPr>
-          <w:p>
-            <w:pPr>
-              <w:spacing w:line="260" w:lineRule="auto"/>
-            </w:pPr>
-            <w:r>
-              <w:rPr>
-                <w:rFonts w:ascii="Calibri" w:eastAsia="Calibri" w:hAnsi="Calibri" w:cs="Calibri"/>
-              </w:rPr>
-              <w:t>The number of customers who clicked on the ad</w:t>
-            </w:r>
-          </w:p>
-        </w:tc>
-      </w:tr>
-      <w:tr>
-        <w:tblPrEx>
-          <w:tblCellMar>
-            <w:top w:w="0" w:type="dxa"/>
-            <w:bottom w:w="0" w:type="dxa"/>
-          </w:tblCellMar>
-        </w:tblPrEx>
-        <w:tc>
-          <w:tcPr>
-            <w:tcW w:w="4500" w:type="dxa"/>
-            <w:shd w:val="clear" w:color="auto" w:fill="F2F7FC"/>
-            <w:tcMar>
-              <w:top w:w="90" w:type="dxa"/>
-              <w:left w:w="120" w:type="dxa"/>
-              <w:bottom w:w="90" w:type="dxa"/>
-              <w:right w:w="120" w:type="dxa"/>
-            </w:tcMar>
-          </w:tcPr>
-          <w:p>
-            <w:pPr>
-              <w:spacing w:line="260" w:lineRule="auto"/>
-            </w:pPr>
-            <w:r>
-              <w:rPr>
-                <w:rFonts w:ascii="Calibri" w:eastAsia="Calibri" w:hAnsi="Calibri" w:cs="Calibri"/>
-              </w:rPr>
-              <w:t>GET /</w:t>
-            </w:r>
-            <w:proofErr w:type="spellStart"/>
-            <w:r>
-              <w:rPr>
-                <w:rFonts w:ascii="Calibri" w:eastAsia="Calibri" w:hAnsi="Calibri" w:cs="Calibri"/>
-              </w:rPr>
-              <w:t>api</w:t>
-            </w:r>
-            <w:proofErr w:type="spellEnd"/>
-            <w:r>
-              <w:rPr>
-                <w:rFonts w:ascii="Calibri" w:eastAsia="Calibri" w:hAnsi="Calibri" w:cs="Calibri"/>
-              </w:rPr>
-              <w:t>/v1/ad/{</w:t>
-            </w:r>
-            <w:proofErr w:type="spellStart"/>
-            <w:r>
-              <w:rPr>
-                <w:rFonts w:ascii="Calibri" w:eastAsia="Calibri" w:hAnsi="Calibri" w:cs="Calibri"/>
-              </w:rPr>
-              <w:t>campaignId</w:t>
-            </w:r>
-            <w:proofErr w:type="spellEnd"/>
-            <w:r>
-              <w:rPr>
-                <w:rFonts w:ascii="Calibri" w:eastAsia="Calibri" w:hAnsi="Calibri" w:cs="Calibri"/>
-              </w:rPr>
-              <w:t>}/impressions</w:t>
-            </w:r>
-          </w:p>
-        </w:tc>
-        <w:tc>
-          <w:tcPr>
-            <w:tcW w:w="4820" w:type="dxa"/>
-            <w:shd w:val="clear" w:color="auto" w:fill="F2F7FC"/>
-            <w:tcMar>
-              <w:top w:w="90" w:type="dxa"/>
-              <w:left w:w="120" w:type="dxa"/>
-              <w:bottom w:w="90" w:type="dxa"/>
-              <w:right w:w="120" w:type="dxa"/>
-            </w:tcMar>
-          </w:tcPr>
-          <w:p>
-            <w:pPr>
-              <w:spacing w:line="260" w:lineRule="auto"/>
-            </w:pPr>
-            <w:r>
-              <w:rPr>
-                <w:rFonts w:ascii="Calibri" w:eastAsia="Calibri" w:hAnsi="Calibri" w:cs="Calibri"/>
-              </w:rPr>
-              <w:t>The number of customers who viewed the ad</w:t>
-            </w:r>
-          </w:p>
-        </w:tc>
-      </w:tr>
-      <w:tr>
-        <w:tblPrEx>
-          <w:tblCellMar>
-            <w:top w:w="0" w:type="dxa"/>
-            <w:bottom w:w="0" w:type="dxa"/>
-          </w:tblCellMar>
-        </w:tblPrEx>
-        <w:tc>
-          <w:tcPr>
-            <w:tcW w:w="4500" w:type="dxa"/>
-            <w:shd w:val="clear" w:color="auto" w:fill="FFFFFF"/>
-            <w:tcMar>
-              <w:top w:w="90" w:type="dxa"/>
-              <w:left w:w="120" w:type="dxa"/>
-              <w:bottom w:w="90" w:type="dxa"/>
-              <w:right w:w="120" w:type="dxa"/>
-            </w:tcMar>
-          </w:tcPr>
-          <w:p>
-            <w:pPr>
-              <w:spacing w:line="260" w:lineRule="auto"/>
-            </w:pPr>
-            <w:r>
-              <w:rPr>
-                <w:rFonts w:ascii="Calibri" w:eastAsia="Calibri" w:hAnsi="Calibri" w:cs="Calibri"/>
-              </w:rPr>
-              <w:t>GET /</w:t>
-            </w:r>
-            <w:proofErr w:type="spellStart"/>
-            <w:r>
-              <w:rPr>
-                <w:rFonts w:ascii="Calibri" w:eastAsia="Calibri" w:hAnsi="Calibri" w:cs="Calibri"/>
-              </w:rPr>
-              <w:t>api</w:t>
-            </w:r>
-            <w:proofErr w:type="spellEnd"/>
-            <w:r>
-              <w:rPr>
-                <w:rFonts w:ascii="Calibri" w:eastAsia="Calibri" w:hAnsi="Calibri" w:cs="Calibri"/>
-              </w:rPr>
-              <w:t>/v1/ad/{</w:t>
-            </w:r>
-            <w:proofErr w:type="spellStart"/>
-            <w:r>
-              <w:rPr>
-                <w:rFonts w:ascii="Calibri" w:eastAsia="Calibri" w:hAnsi="Calibri" w:cs="Calibri"/>
-              </w:rPr>
-              <w:t>campaignId</w:t>
-            </w:r>
-            <w:proofErr w:type="spellEnd"/>
-            <w:r>
-              <w:rPr>
-                <w:rFonts w:ascii="Calibri" w:eastAsia="Calibri" w:hAnsi="Calibri" w:cs="Calibri"/>
-              </w:rPr>
-              <w:t>}/</w:t>
-            </w:r>
-            <w:proofErr w:type="spellStart"/>
-            <w:r>
-              <w:rPr>
-                <w:rFonts w:ascii="Calibri" w:eastAsia="Calibri" w:hAnsi="Calibri" w:cs="Calibri"/>
-              </w:rPr>
-              <w:t>clickToBasket</w:t>
-            </w:r>
-            <w:proofErr w:type="spellEnd"/>
-          </w:p>
-        </w:tc>
-        <w:tc>
-          <w:tcPr>
-            <w:tcW w:w="4820" w:type="dxa"/>
-            <w:shd w:val="clear" w:color="auto" w:fill="FFFFFF"/>
-            <w:tcMar>
-              <w:top w:w="90" w:type="dxa"/>
-              <w:left w:w="120" w:type="dxa"/>
-              <w:bottom w:w="90" w:type="dxa"/>
-              <w:right w:w="120" w:type="dxa"/>
-            </w:tcMar>
-          </w:tcPr>
-          <w:p>
-            <w:pPr>
-              <w:spacing w:line="260" w:lineRule="auto"/>
-            </w:pPr>
-            <w:r>
-              <w:rPr>
-                <w:rFonts w:ascii="Calibri" w:eastAsia="Calibri" w:hAnsi="Calibri" w:cs="Calibri"/>
-              </w:rPr>
-              <w:t>The number of customers who added a product to their cart after clicking on the ad</w:t>
-            </w:r>
-          </w:p>
-        </w:tc>
-      </w:tr>
-    </w:tbl>
-    <w:p>
-      <w:pPr>
-        <w:spacing w:after="160" w:line="276" w:lineRule="auto"/>
-      </w:pPr>
-      <w:r>
-        <w:rPr>
-          <w:rFonts w:ascii="Calibri" w:eastAsia="Calibri" w:hAnsi="Calibri" w:cs="Calibri"/>
-          <w:sz w:val="22"/>
-          <w:szCs w:val="22"/>
-        </w:rPr>
-        <w:t xml:space="preserve">The current </w:t>
-      </w:r>
-      <w:proofErr w:type="spellStart"/>
-      <w:r>
-        <w:rPr>
-          <w:rFonts w:ascii="Calibri" w:eastAsia="Calibri" w:hAnsi="Calibri" w:cs="Calibri"/>
-          <w:sz w:val="22"/>
-          <w:szCs w:val="22"/>
-        </w:rPr>
-        <w:t>EventType</w:t>
-      </w:r>
-      <w:proofErr w:type="spellEnd"/>
-      <w:r>
-        <w:rPr>
-          <w:rFonts w:ascii="Calibri" w:eastAsia="Calibri" w:hAnsi="Calibri" w:cs="Calibri"/>
-          <w:sz w:val="22"/>
-          <w:szCs w:val="22"/>
-        </w:rPr>
-        <w:t xml:space="preserve"> vocabulary (Click, Impression, Basket) is deliberately scoped to the three ad-engagement events these endpoints require. Broader customer interaction events described in the platform's objective, such as a generic product view not tie</w:t>
-      </w:r>
-      <w:r>
-        <w:rPr>
-          <w:rFonts w:ascii="Calibri" w:eastAsia="Calibri" w:hAnsi="Calibri" w:cs="Calibri"/>
-          <w:sz w:val="22"/>
-          <w:szCs w:val="22"/>
-        </w:rPr>
-        <w:t xml:space="preserve">d to an ad, are a natural extension of this model rather than a redesign: </w:t>
-      </w:r>
-      <w:proofErr w:type="spellStart"/>
-      <w:r>
-        <w:rPr>
-          <w:rFonts w:ascii="Calibri" w:eastAsia="Calibri" w:hAnsi="Calibri" w:cs="Calibri"/>
-          <w:sz w:val="22"/>
-          <w:szCs w:val="22"/>
-        </w:rPr>
-        <w:t>EventType.All</w:t>
-      </w:r>
-      <w:proofErr w:type="spellEnd"/>
-      <w:r>
-        <w:rPr>
-          <w:rFonts w:ascii="Calibri" w:eastAsia="Calibri" w:hAnsi="Calibri" w:cs="Calibri"/>
-          <w:sz w:val="22"/>
-          <w:szCs w:val="22"/>
-        </w:rPr>
-        <w:t xml:space="preserve"> is the single source of truth both the Collector's validator and the Aggregator reference, so adding a new event type is a small, additive change, not a structural one.</w:t>
-      </w:r>
-    </w:p>
-    <w:p>
-      <w:pPr>
-        <w:pStyle w:val="Heading2"/>
-        <w:spacing w:before="260" w:after="130"/>
       </w:pPr>
       <w:r>
         <w:rPr>
@@ -4973,19 +3928,18 @@
     </w:p>
     <w:p>
       <w:pPr>
-        <w:spacing w:before="120" w:after="240"/>
-        <w:jc w:val="center"/>
+        <w:pStyle w:val="Heading2"/>
+        <w:spacing w:before="260" w:after="130"/>
       </w:pPr>
       <w:r>
         <w:rPr>
           <w:noProof/>
         </w:rPr>
-        <w:lastRenderedPageBreak/>
         <w:drawing>
-          <wp:inline distT="0" distB="0" distL="0" distR="0">
-            <wp:extent cx="2609850" cy="4762500"/>
-            <wp:effectExtent l="0" t="0" r="0" b="0"/>
-            <wp:docPr id="3" name="Picture 3"/>
+          <wp:inline distT="0" distB="0" distL="0" distR="0" wp14:anchorId="5F13FD56" wp14:editId="1CEAA52F">
+            <wp:extent cx="4772847" cy="5759532"/>
+            <wp:effectExtent l="0" t="0" r="8890" b="0"/>
+            <wp:docPr id="13" name="Picture 13"/>
             <wp:cNvGraphicFramePr>
               <a:graphicFrameLocks xmlns:a="http://schemas.openxmlformats.org/drawingml/2006/main" noChangeAspect="1"/>
             </wp:cNvGraphicFramePr>
@@ -4993,22 +3947,19 @@
               <a:graphicData uri="http://schemas.openxmlformats.org/drawingml/2006/picture">
                 <pic:pic xmlns:pic="http://schemas.openxmlformats.org/drawingml/2006/picture">
                   <pic:nvPicPr>
-                    <pic:cNvPr id="0" name=""/>
-                    <pic:cNvPicPr>
-                      <a:picLocks noChangeAspect="1" noChangeArrowheads="1"/>
-                    </pic:cNvPicPr>
+                    <pic:cNvPr id="1" name=""/>
+                    <pic:cNvPicPr/>
                   </pic:nvPicPr>
                   <pic:blipFill>
-                    <a:blip r:embed="rId9"/>
-                    <a:srcRect/>
+                    <a:blip r:embed="rId8"/>
                     <a:stretch>
                       <a:fillRect/>
                     </a:stretch>
                   </pic:blipFill>
-                  <pic:spPr bwMode="auto">
+                  <pic:spPr>
                     <a:xfrm>
                       <a:off x="0" y="0"/>
-                      <a:ext cx="2609850" cy="4762500"/>
+                      <a:ext cx="4828523" cy="5826718"/>
                     </a:xfrm>
                     <a:prstGeom prst="rect">
                       <a:avLst/>
@@ -5023,6 +3974,18 @@
     </w:p>
     <w:p>
       <w:pPr>
+        <w:spacing w:before="120" w:after="240"/>
+        <w:jc w:val="center"/>
+      </w:pPr>
+    </w:p>
+    <w:p>
+      <w:pPr>
+        <w:spacing w:before="120" w:after="240"/>
+        <w:jc w:val="center"/>
+      </w:pPr>
+    </w:p>
+    <w:p>
+      <w:pPr>
         <w:pStyle w:val="Heading1"/>
         <w:pBdr>
           <w:bottom w:val="single" w:sz="8" w:space="4" w:color="2E74B5"/>
@@ -5055,15 +4018,7 @@
           <w:sz w:val="22"/>
           <w:szCs w:val="22"/>
         </w:rPr>
-        <w:t>T</w:t>
-      </w:r>
-      <w:r>
-        <w:rPr>
-          <w:rFonts w:ascii="Calibri" w:eastAsia="Calibri" w:hAnsi="Calibri" w:cs="Calibri"/>
-          <w:sz w:val="22"/>
-          <w:szCs w:val="22"/>
-        </w:rPr>
-        <w:t>he platform captures customer interactions from retailer applications, validates each request, processes events asynchronously, and generates campaign insights that are exposed through secure APIs.</w:t>
+        <w:t>The platform captures customer interactions from retailer applications, validates each request, processes events asynchronously, and generates campaign insights that are exposed through secure APIs.</w:t>
       </w:r>
     </w:p>
     <w:p>
@@ -5079,17 +4034,7 @@
           <w:sz w:val="25"/>
           <w:szCs w:val="25"/>
         </w:rPr>
-        <w:t>Pr</w:t>
-      </w:r>
-      <w:r>
-        <w:rPr>
-          <w:rFonts w:ascii="Calibri" w:eastAsia="Calibri" w:hAnsi="Calibri" w:cs="Calibri"/>
-          <w:b/>
-          <w:bCs/>
-          <w:sz w:val="25"/>
-          <w:szCs w:val="25"/>
-        </w:rPr>
-        <w:t>ocessing Flow</w:t>
+        <w:t>Processing Flow</w:t>
       </w:r>
     </w:p>
     <w:p>
@@ -5102,51 +4047,7 @@
           <w:sz w:val="22"/>
           <w:szCs w:val="22"/>
         </w:rPr>
-        <w:t xml:space="preserve">The Event Processor enriches each event with session context. The retailer SDK generates a </w:t>
-      </w:r>
-      <w:proofErr w:type="spellStart"/>
-      <w:r>
-        <w:rPr>
-          <w:rFonts w:ascii="Calibri" w:eastAsia="Calibri" w:hAnsi="Calibri" w:cs="Calibri"/>
-          <w:sz w:val="22"/>
-          <w:szCs w:val="22"/>
-        </w:rPr>
-        <w:t>SessionId</w:t>
-      </w:r>
-      <w:proofErr w:type="spellEnd"/>
-      <w:r>
-        <w:rPr>
-          <w:rFonts w:ascii="Calibri" w:eastAsia="Calibri" w:hAnsi="Calibri" w:cs="Calibri"/>
-          <w:sz w:val="22"/>
-          <w:szCs w:val="22"/>
-        </w:rPr>
-        <w:t xml:space="preserve"> when a user lands on the page and passes it with every subsequent event during that visit. </w:t>
-      </w:r>
-      <w:proofErr w:type="spellStart"/>
-      <w:r>
-        <w:rPr>
-          <w:rFonts w:ascii="Calibri" w:eastAsia="Calibri" w:hAnsi="Calibri" w:cs="Calibri"/>
-          <w:sz w:val="22"/>
-          <w:szCs w:val="22"/>
-        </w:rPr>
-        <w:t>ClickToBasket</w:t>
-      </w:r>
-      <w:proofErr w:type="spellEnd"/>
-      <w:r>
-        <w:rPr>
-          <w:rFonts w:ascii="Calibri" w:eastAsia="Calibri" w:hAnsi="Calibri" w:cs="Calibri"/>
-          <w:sz w:val="22"/>
-          <w:szCs w:val="22"/>
-        </w:rPr>
-        <w:t xml:space="preserve"> conversion is calculated at the session level, as </w:t>
-      </w:r>
-      <w:r>
-        <w:rPr>
-          <w:rFonts w:ascii="Calibri" w:eastAsia="Calibri" w:hAnsi="Calibri" w:cs="Calibri"/>
-          <w:sz w:val="22"/>
-          <w:szCs w:val="22"/>
-        </w:rPr>
-        <w:t>the percentage of sessions containing a click event that also contain a basket event, rather than as a raw ratio of total clicks to total impressions.</w:t>
+        <w:t>The Event Processor enriches each event with session context. The retailer SDK generates a SessionId when a user lands on the page and passes it with every subsequent event during that visit. ClickToBasket conversion is calculated at the session level, as the percentage of sessions containing a click event that also contain a basket event, rather than as a raw ratio of total clicks to total impressions.</w:t>
       </w:r>
     </w:p>
     <w:p>
@@ -5176,148 +4077,39 @@
           <w:sz w:val="22"/>
           <w:szCs w:val="22"/>
         </w:rPr>
-        <w:t xml:space="preserve">Session windowing is implemented directly within the Event Processor rather than through a dedicated stream processing framework. Each event's </w:t>
-      </w:r>
-      <w:proofErr w:type="spellStart"/>
+        <w:t>Session windowing is implemented directly within the Event Processor rather than through a dedicated stream processing framework. Each event's SessionId is used as a Redis key that accumul</w:t>
+      </w:r>
       <w:r>
         <w:rPr>
           <w:rFonts w:ascii="Calibri" w:eastAsia="Calibri" w:hAnsi="Calibri" w:cs="Calibri"/>
           <w:sz w:val="22"/>
           <w:szCs w:val="22"/>
         </w:rPr>
-        <w:t>SessionId</w:t>
-      </w:r>
-      <w:proofErr w:type="spellEnd"/>
+        <w:t>ates event types as they arrive,</w:t>
+      </w:r>
       <w:r>
         <w:rPr>
           <w:rFonts w:ascii="Calibri" w:eastAsia="Calibri" w:hAnsi="Calibri" w:cs="Calibri"/>
           <w:sz w:val="22"/>
           <w:szCs w:val="22"/>
         </w:rPr>
-        <w:t xml:space="preserve"> is used as a Redis key that accumulates event types as they arrive; </w:t>
-      </w:r>
-      <w:proofErr w:type="spellStart"/>
+        <w:t xml:space="preserve"> Redis's native key expiry (TTL, reset on every new event for that session) acts as the inactivity timer. Redis keyspace notifications are used to detect the expiry event itself, since TTL expiry alone is passive and the application needs an explicit trigger to know wh</w:t>
+      </w:r>
       <w:r>
         <w:rPr>
           <w:rFonts w:ascii="Calibri" w:eastAsia="Calibri" w:hAnsi="Calibri" w:cs="Calibri"/>
           <w:sz w:val="22"/>
           <w:szCs w:val="22"/>
         </w:rPr>
-        <w:t>Redis's</w:t>
-      </w:r>
-      <w:proofErr w:type="spellEnd"/>
+        <w:t>en to run the finalization step,</w:t>
+      </w:r>
       <w:r>
         <w:rPr>
           <w:rFonts w:ascii="Calibri" w:eastAsia="Calibri" w:hAnsi="Calibri" w:cs="Calibri"/>
           <w:sz w:val="22"/>
           <w:szCs w:val="22"/>
         </w:rPr>
-        <w:t xml:space="preserve"> native key expiry (TTL, res</w:t>
-      </w:r>
-      <w:r>
-        <w:rPr>
-          <w:rFonts w:ascii="Calibri" w:eastAsia="Calibri" w:hAnsi="Calibri" w:cs="Calibri"/>
-          <w:sz w:val="22"/>
-          <w:szCs w:val="22"/>
-        </w:rPr>
-        <w:t xml:space="preserve">et on every new event for that session) acts as the inactivity timer. Redis </w:t>
-      </w:r>
-      <w:proofErr w:type="spellStart"/>
-      <w:r>
-        <w:rPr>
-          <w:rFonts w:ascii="Calibri" w:eastAsia="Calibri" w:hAnsi="Calibri" w:cs="Calibri"/>
-          <w:sz w:val="22"/>
-          <w:szCs w:val="22"/>
-        </w:rPr>
-        <w:t>keyspace</w:t>
-      </w:r>
-      <w:proofErr w:type="spellEnd"/>
-      <w:r>
-        <w:rPr>
-          <w:rFonts w:ascii="Calibri" w:eastAsia="Calibri" w:hAnsi="Calibri" w:cs="Calibri"/>
-          <w:sz w:val="22"/>
-          <w:szCs w:val="22"/>
-        </w:rPr>
-        <w:t xml:space="preserve"> notifications are used to detect the expiry event itself, since TTL expiry alone is passive and the application needs an explicit trigger to know when to run the finalizat</w:t>
-      </w:r>
-      <w:r>
-        <w:rPr>
-          <w:rFonts w:ascii="Calibri" w:eastAsia="Calibri" w:hAnsi="Calibri" w:cs="Calibri"/>
-          <w:sz w:val="22"/>
-          <w:szCs w:val="22"/>
-        </w:rPr>
-        <w:t xml:space="preserve">ion step; when 30 minutes pass with no new event for a given </w:t>
-      </w:r>
-      <w:proofErr w:type="spellStart"/>
-      <w:r>
-        <w:rPr>
-          <w:rFonts w:ascii="Calibri" w:eastAsia="Calibri" w:hAnsi="Calibri" w:cs="Calibri"/>
-          <w:sz w:val="22"/>
-          <w:szCs w:val="22"/>
-        </w:rPr>
-        <w:t>SessionId</w:t>
-      </w:r>
-      <w:proofErr w:type="spellEnd"/>
-      <w:r>
-        <w:rPr>
-          <w:rFonts w:ascii="Calibri" w:eastAsia="Calibri" w:hAnsi="Calibri" w:cs="Calibri"/>
-          <w:sz w:val="22"/>
-          <w:szCs w:val="22"/>
-        </w:rPr>
-        <w:t xml:space="preserve">, the </w:t>
-      </w:r>
-      <w:proofErr w:type="spellStart"/>
-      <w:r>
-        <w:rPr>
-          <w:rFonts w:ascii="Calibri" w:eastAsia="Calibri" w:hAnsi="Calibri" w:cs="Calibri"/>
-          <w:sz w:val="22"/>
-          <w:szCs w:val="22"/>
-        </w:rPr>
-        <w:t>keyspace</w:t>
-      </w:r>
-      <w:proofErr w:type="spellEnd"/>
-      <w:r>
-        <w:rPr>
-          <w:rFonts w:ascii="Calibri" w:eastAsia="Calibri" w:hAnsi="Calibri" w:cs="Calibri"/>
-          <w:sz w:val="22"/>
-          <w:szCs w:val="22"/>
-        </w:rPr>
-        <w:t xml:space="preserve"> notification fires and a finalization step </w:t>
-      </w:r>
-      <w:r>
-        <w:rPr>
-          <w:rFonts w:ascii="Calibri" w:eastAsia="Calibri" w:hAnsi="Calibri" w:cs="Calibri"/>
-          <w:sz w:val="22"/>
-          <w:szCs w:val="22"/>
-        </w:rPr>
-        <w:lastRenderedPageBreak/>
-        <w:t xml:space="preserve">reads the accumulated state before it is gone, writing it to the </w:t>
-      </w:r>
-      <w:proofErr w:type="spellStart"/>
-      <w:r>
-        <w:rPr>
-          <w:rFonts w:ascii="Calibri" w:eastAsia="Calibri" w:hAnsi="Calibri" w:cs="Calibri"/>
-          <w:sz w:val="22"/>
-          <w:szCs w:val="22"/>
-        </w:rPr>
-        <w:t>CustomerSession</w:t>
-      </w:r>
-      <w:proofErr w:type="spellEnd"/>
-      <w:r>
-        <w:rPr>
-          <w:rFonts w:ascii="Calibri" w:eastAsia="Calibri" w:hAnsi="Calibri" w:cs="Calibri"/>
-          <w:sz w:val="22"/>
-          <w:szCs w:val="22"/>
-        </w:rPr>
-        <w:t xml:space="preserve"> read model. This gives session-window semantics</w:t>
-      </w:r>
-      <w:r>
-        <w:rPr>
-          <w:rFonts w:ascii="Calibri" w:eastAsia="Calibri" w:hAnsi="Calibri" w:cs="Calibri"/>
-          <w:sz w:val="22"/>
-          <w:szCs w:val="22"/>
-        </w:rPr>
-        <w:t xml:space="preserve"> without introducing a new infrastructure component, since Redis is already part of the platform's caching layer.</w:t>
+        <w:t xml:space="preserve"> when 30 minutes pass with no new event for a given SessionId, the keyspace notification fires and a finalization step reads the accumulated state before it is gone, writing it to the CustomerSession read model.</w:t>
       </w:r>
     </w:p>
     <w:p>
@@ -5354,23 +4146,7 @@
           <w:sz w:val="22"/>
           <w:szCs w:val="22"/>
         </w:rPr>
-        <w:t>T</w:t>
-      </w:r>
-      <w:r>
-        <w:rPr>
-          <w:rFonts w:ascii="Calibri" w:eastAsia="Calibri" w:hAnsi="Calibri" w:cs="Calibri"/>
-          <w:sz w:val="22"/>
-          <w:szCs w:val="22"/>
-        </w:rPr>
-        <w:t>he solution is deployed on Google Cloud Platform (GCP) using managed services to simplify operations, improve sc</w:t>
-      </w:r>
-      <w:r>
-        <w:rPr>
-          <w:rFonts w:ascii="Calibri" w:eastAsia="Calibri" w:hAnsi="Calibri" w:cs="Calibri"/>
-          <w:sz w:val="22"/>
-          <w:szCs w:val="22"/>
-        </w:rPr>
-        <w:t>alability, and reduce infrastructure management.</w:t>
+        <w:t>The solution is deployed on Google Cloud Platform (GCP) using managed services to simplify operations, improve scalability, and reduce infrastructure management.</w:t>
       </w:r>
     </w:p>
     <w:p>
@@ -5411,12 +4187,6 @@
         <w:gridCol w:w="7008"/>
       </w:tblGrid>
       <w:tr>
-        <w:tblPrEx>
-          <w:tblCellMar>
-            <w:top w:w="0" w:type="dxa"/>
-            <w:bottom w:w="0" w:type="dxa"/>
-          </w:tblCellMar>
-        </w:tblPrEx>
         <w:trPr>
           <w:tblHeader/>
         </w:trPr>
@@ -5468,12 +4238,6 @@
         </w:tc>
       </w:tr>
       <w:tr>
-        <w:tblPrEx>
-          <w:tblCellMar>
-            <w:top w:w="0" w:type="dxa"/>
-            <w:bottom w:w="0" w:type="dxa"/>
-          </w:tblCellMar>
-        </w:tblPrEx>
         <w:tc>
           <w:tcPr>
             <w:tcW w:w="2600" w:type="dxa"/>
@@ -5522,12 +4286,6 @@
         </w:tc>
       </w:tr>
       <w:tr>
-        <w:tblPrEx>
-          <w:tblCellMar>
-            <w:top w:w="0" w:type="dxa"/>
-            <w:bottom w:w="0" w:type="dxa"/>
-          </w:tblCellMar>
-        </w:tblPrEx>
         <w:tc>
           <w:tcPr>
             <w:tcW w:w="2600" w:type="dxa"/>
@@ -5576,12 +4334,6 @@
         </w:tc>
       </w:tr>
       <w:tr>
-        <w:tblPrEx>
-          <w:tblCellMar>
-            <w:top w:w="0" w:type="dxa"/>
-            <w:bottom w:w="0" w:type="dxa"/>
-          </w:tblCellMar>
-        </w:tblPrEx>
         <w:tc>
           <w:tcPr>
             <w:tcW w:w="2600" w:type="dxa"/>
@@ -5630,12 +4382,6 @@
         </w:tc>
       </w:tr>
       <w:tr>
-        <w:tblPrEx>
-          <w:tblCellMar>
-            <w:top w:w="0" w:type="dxa"/>
-            <w:bottom w:w="0" w:type="dxa"/>
-          </w:tblCellMar>
-        </w:tblPrEx>
         <w:tc>
           <w:tcPr>
             <w:tcW w:w="2600" w:type="dxa"/>
@@ -5684,12 +4430,6 @@
         </w:tc>
       </w:tr>
       <w:tr>
-        <w:tblPrEx>
-          <w:tblCellMar>
-            <w:top w:w="0" w:type="dxa"/>
-            <w:bottom w:w="0" w:type="dxa"/>
-          </w:tblCellMar>
-        </w:tblPrEx>
         <w:tc>
           <w:tcPr>
             <w:tcW w:w="2600" w:type="dxa"/>
@@ -5738,12 +4478,6 @@
         </w:tc>
       </w:tr>
       <w:tr>
-        <w:tblPrEx>
-          <w:tblCellMar>
-            <w:top w:w="0" w:type="dxa"/>
-            <w:bottom w:w="0" w:type="dxa"/>
-          </w:tblCellMar>
-        </w:tblPrEx>
         <w:tc>
           <w:tcPr>
             <w:tcW w:w="2600" w:type="dxa"/>
@@ -5792,12 +4526,6 @@
         </w:tc>
       </w:tr>
       <w:tr>
-        <w:tblPrEx>
-          <w:tblCellMar>
-            <w:top w:w="0" w:type="dxa"/>
-            <w:bottom w:w="0" w:type="dxa"/>
-          </w:tblCellMar>
-        </w:tblPrEx>
         <w:tc>
           <w:tcPr>
             <w:tcW w:w="2600" w:type="dxa"/>
@@ -5846,12 +4574,6 @@
         </w:tc>
       </w:tr>
       <w:tr>
-        <w:tblPrEx>
-          <w:tblCellMar>
-            <w:top w:w="0" w:type="dxa"/>
-            <w:bottom w:w="0" w:type="dxa"/>
-          </w:tblCellMar>
-        </w:tblPrEx>
         <w:tc>
           <w:tcPr>
             <w:tcW w:w="2600" w:type="dxa"/>
@@ -5913,6 +4635,7 @@
           <w:sz w:val="25"/>
           <w:szCs w:val="25"/>
         </w:rPr>
+        <w:lastRenderedPageBreak/>
         <w:t>Scaling Strategy</w:t>
       </w:r>
     </w:p>
@@ -5951,12 +4674,6 @@
         <w:gridCol w:w="7008"/>
       </w:tblGrid>
       <w:tr>
-        <w:tblPrEx>
-          <w:tblCellMar>
-            <w:top w:w="0" w:type="dxa"/>
-            <w:bottom w:w="0" w:type="dxa"/>
-          </w:tblCellMar>
-        </w:tblPrEx>
         <w:trPr>
           <w:tblHeader/>
         </w:trPr>
@@ -6008,12 +4725,6 @@
         </w:tc>
       </w:tr>
       <w:tr>
-        <w:tblPrEx>
-          <w:tblCellMar>
-            <w:top w:w="0" w:type="dxa"/>
-            <w:bottom w:w="0" w:type="dxa"/>
-          </w:tblCellMar>
-        </w:tblPrEx>
         <w:tc>
           <w:tcPr>
             <w:tcW w:w="2600" w:type="dxa"/>
@@ -6062,12 +4773,6 @@
         </w:tc>
       </w:tr>
       <w:tr>
-        <w:tblPrEx>
-          <w:tblCellMar>
-            <w:top w:w="0" w:type="dxa"/>
-            <w:bottom w:w="0" w:type="dxa"/>
-          </w:tblCellMar>
-        </w:tblPrEx>
         <w:tc>
           <w:tcPr>
             <w:tcW w:w="2600" w:type="dxa"/>
@@ -6116,12 +4821,6 @@
         </w:tc>
       </w:tr>
       <w:tr>
-        <w:tblPrEx>
-          <w:tblCellMar>
-            <w:top w:w="0" w:type="dxa"/>
-            <w:bottom w:w="0" w:type="dxa"/>
-          </w:tblCellMar>
-        </w:tblPrEx>
         <w:tc>
           <w:tcPr>
             <w:tcW w:w="2600" w:type="dxa"/>
@@ -6170,12 +4869,6 @@
         </w:tc>
       </w:tr>
       <w:tr>
-        <w:tblPrEx>
-          <w:tblCellMar>
-            <w:top w:w="0" w:type="dxa"/>
-            <w:bottom w:w="0" w:type="dxa"/>
-          </w:tblCellMar>
-        </w:tblPrEx>
         <w:tc>
           <w:tcPr>
             <w:tcW w:w="2600" w:type="dxa"/>
@@ -6218,18 +4911,12 @@
               <w:rPr>
                 <w:rFonts w:ascii="Calibri" w:eastAsia="Calibri" w:hAnsi="Calibri" w:cs="Calibri"/>
               </w:rPr>
-              <w:t>Aggregation queue depth</w:t>
-            </w:r>
-          </w:p>
-        </w:tc>
-      </w:tr>
-      <w:tr>
-        <w:tblPrEx>
-          <w:tblCellMar>
-            <w:top w:w="0" w:type="dxa"/>
-            <w:bottom w:w="0" w:type="dxa"/>
-          </w:tblCellMar>
-        </w:tblPrEx>
+              <w:t>Pub/Sub subscription backlog</w:t>
+            </w:r>
+          </w:p>
+        </w:tc>
+      </w:tr>
+      <w:tr>
         <w:tc>
           <w:tcPr>
             <w:tcW w:w="2600" w:type="dxa"/>
@@ -6310,60 +4997,7 @@
           <w:sz w:val="22"/>
           <w:szCs w:val="22"/>
         </w:rPr>
-        <w:t xml:space="preserve">Google Pub/Sub subscriptions for the Processing and Aggregation consumers are configured with message ordering enabled, using </w:t>
-      </w:r>
-      <w:proofErr w:type="spellStart"/>
-      <w:r>
-        <w:rPr>
-          <w:rFonts w:ascii="Calibri" w:eastAsia="Calibri" w:hAnsi="Calibri" w:cs="Calibri"/>
-          <w:sz w:val="22"/>
-          <w:szCs w:val="22"/>
-        </w:rPr>
-        <w:t>CampaignId</w:t>
-      </w:r>
-      <w:proofErr w:type="spellEnd"/>
-      <w:r>
-        <w:rPr>
-          <w:rFonts w:ascii="Calibri" w:eastAsia="Calibri" w:hAnsi="Calibri" w:cs="Calibri"/>
-          <w:sz w:val="22"/>
-          <w:szCs w:val="22"/>
-        </w:rPr>
-        <w:t xml:space="preserve"> as the ordering key. This guarantees all events for a given campaign are delivered sequentially to the same consumer in</w:t>
-      </w:r>
-      <w:r>
-        <w:rPr>
-          <w:rFonts w:ascii="Calibri" w:eastAsia="Calibri" w:hAnsi="Calibri" w:cs="Calibri"/>
-          <w:sz w:val="22"/>
-          <w:szCs w:val="22"/>
-        </w:rPr>
-        <w:t xml:space="preserve">stance, preserving order for accurate aggregation. At the </w:t>
-      </w:r>
-      <w:r>
-        <w:rPr>
-          <w:rFonts w:ascii="Calibri" w:eastAsia="Calibri" w:hAnsi="Calibri" w:cs="Calibri"/>
-          <w:sz w:val="22"/>
-          <w:szCs w:val="22"/>
-        </w:rPr>
-        <w:lastRenderedPageBreak/>
-        <w:t xml:space="preserve">ingest side, the Event Collector publishes using </w:t>
-      </w:r>
-      <w:proofErr w:type="spellStart"/>
-      <w:r>
-        <w:rPr>
-          <w:rFonts w:ascii="Calibri" w:eastAsia="Calibri" w:hAnsi="Calibri" w:cs="Calibri"/>
-          <w:sz w:val="22"/>
-          <w:szCs w:val="22"/>
-        </w:rPr>
-        <w:t>TenantId</w:t>
-      </w:r>
-      <w:proofErr w:type="spellEnd"/>
-      <w:r>
-        <w:rPr>
-          <w:rFonts w:ascii="Calibri" w:eastAsia="Calibri" w:hAnsi="Calibri" w:cs="Calibri"/>
-          <w:sz w:val="22"/>
-          <w:szCs w:val="22"/>
-        </w:rPr>
-        <w:t xml:space="preserve"> as the ordering key, distributing load evenly across partitions while keeping each tenant's events on a consistent partition.</w:t>
+        <w:t>Google Pub/Sub subscriptions for the Processing and Aggregation consumers are configured with message ordering enabled, using CampaignId as the ordering key. This guarantees all events for a given campaign are delivered sequentially to the same consumer instance, preserving order for accurate aggregation. At the ingest side, the Event Collector publishes using TenantId as the ordering key, distributing load evenly across partitions while keeping each tenant's events on a consistent partition.</w:t>
       </w:r>
     </w:p>
     <w:p>
@@ -6379,17 +5013,7 @@
           <w:sz w:val="25"/>
           <w:szCs w:val="25"/>
         </w:rPr>
-        <w:t>Deployment Dia</w:t>
-      </w:r>
-      <w:r>
-        <w:rPr>
-          <w:rFonts w:ascii="Calibri" w:eastAsia="Calibri" w:hAnsi="Calibri" w:cs="Calibri"/>
-          <w:b/>
-          <w:bCs/>
-          <w:sz w:val="25"/>
-          <w:szCs w:val="25"/>
-        </w:rPr>
-        <w:t>gram</w:t>
+        <w:t>Deployment Diagram</w:t>
       </w:r>
     </w:p>
     <w:p>
@@ -6402,10 +5026,10 @@
           <w:noProof/>
         </w:rPr>
         <w:drawing>
-          <wp:inline distT="0" distB="0" distL="0" distR="0">
-            <wp:extent cx="2009775" cy="3019425"/>
+          <wp:inline distT="0" distB="0" distL="0" distR="0" wp14:anchorId="14959385" wp14:editId="7779638A">
+            <wp:extent cx="6172200" cy="4140835"/>
             <wp:effectExtent l="0" t="0" r="0" b="0"/>
-            <wp:docPr id="4" name="Picture 4"/>
+            <wp:docPr id="17" name="Picture 17"/>
             <wp:cNvGraphicFramePr>
               <a:graphicFrameLocks xmlns:a="http://schemas.openxmlformats.org/drawingml/2006/main" noChangeAspect="1"/>
             </wp:cNvGraphicFramePr>
@@ -6413,22 +5037,19 @@
               <a:graphicData uri="http://schemas.openxmlformats.org/drawingml/2006/picture">
                 <pic:pic xmlns:pic="http://schemas.openxmlformats.org/drawingml/2006/picture">
                   <pic:nvPicPr>
-                    <pic:cNvPr id="0" name=""/>
-                    <pic:cNvPicPr>
-                      <a:picLocks noChangeAspect="1" noChangeArrowheads="1"/>
-                    </pic:cNvPicPr>
+                    <pic:cNvPr id="1" name=""/>
+                    <pic:cNvPicPr/>
                   </pic:nvPicPr>
                   <pic:blipFill>
-                    <a:blip r:embed="rId10"/>
-                    <a:srcRect/>
+                    <a:blip r:embed="rId9"/>
                     <a:stretch>
                       <a:fillRect/>
                     </a:stretch>
                   </pic:blipFill>
-                  <pic:spPr bwMode="auto">
+                  <pic:spPr>
                     <a:xfrm>
                       <a:off x="0" y="0"/>
-                      <a:ext cx="2009775" cy="3019425"/>
+                      <a:ext cx="6172200" cy="4140835"/>
                     </a:xfrm>
                     <a:prstGeom prst="rect">
                       <a:avLst/>
@@ -6462,6 +5083,7 @@
           <w:bCs/>
           <w:color w:val="1F3864"/>
         </w:rPr>
+        <w:lastRenderedPageBreak/>
         <w:t>9. Security Architecture</w:t>
       </w:r>
     </w:p>
@@ -6475,41 +5097,7 @@
           <w:sz w:val="22"/>
           <w:szCs w:val="22"/>
         </w:rPr>
-        <w:t>S</w:t>
-      </w:r>
-      <w:r>
-        <w:rPr>
-          <w:rFonts w:ascii="Calibri" w:eastAsia="Calibri" w:hAnsi="Calibri" w:cs="Calibri"/>
-          <w:sz w:val="22"/>
-          <w:szCs w:val="22"/>
-        </w:rPr>
-        <w:t xml:space="preserve">ecurity is implemented across every layer of the platform to protect customer data, tenant information, and platform resources. The solution follows a </w:t>
-      </w:r>
-      <w:proofErr w:type="spellStart"/>
-      <w:r>
-        <w:rPr>
-          <w:rFonts w:ascii="Calibri" w:eastAsia="Calibri" w:hAnsi="Calibri" w:cs="Calibri"/>
-          <w:sz w:val="22"/>
-          <w:szCs w:val="22"/>
-        </w:rPr>
-        <w:t>defense</w:t>
-      </w:r>
-      <w:proofErr w:type="spellEnd"/>
-      <w:r>
-        <w:rPr>
-          <w:rFonts w:ascii="Calibri" w:eastAsia="Calibri" w:hAnsi="Calibri" w:cs="Calibri"/>
-          <w:sz w:val="22"/>
-          <w:szCs w:val="22"/>
-        </w:rPr>
-        <w:t>-in-depth approach using industry-standard authentication, auth</w:t>
-      </w:r>
-      <w:r>
-        <w:rPr>
-          <w:rFonts w:ascii="Calibri" w:eastAsia="Calibri" w:hAnsi="Calibri" w:cs="Calibri"/>
-          <w:sz w:val="22"/>
-          <w:szCs w:val="22"/>
-        </w:rPr>
-        <w:t>orization, encryption, and secret management.</w:t>
+        <w:t>Security is implemented across every layer of the platform to protect customer data, tenant information, and platform resources. The solution follows a defense-in-depth approach using industry-standard authentication, authorization, encryption, and secret management.</w:t>
       </w:r>
     </w:p>
     <w:p>
@@ -6550,12 +5138,6 @@
         <w:gridCol w:w="7008"/>
       </w:tblGrid>
       <w:tr>
-        <w:tblPrEx>
-          <w:tblCellMar>
-            <w:top w:w="0" w:type="dxa"/>
-            <w:bottom w:w="0" w:type="dxa"/>
-          </w:tblCellMar>
-        </w:tblPrEx>
         <w:trPr>
           <w:tblHeader/>
         </w:trPr>
@@ -6571,12 +5153,15 @@
             </w:tcMar>
           </w:tcPr>
           <w:p>
-            <w:r>
-              <w:rPr>
-                <w:rFonts w:ascii="Calibri" w:eastAsia="Calibri" w:hAnsi="Calibri" w:cs="Calibri"/>
-                <w:b/>
-                <w:bCs/>
-                <w:color w:val="FFFFFF"/>
+            <w:pPr>
+              <w:spacing w:line="260" w:lineRule="auto"/>
+              <w:rPr>
+                <w:rFonts w:ascii="Calibri" w:eastAsia="Calibri" w:hAnsi="Calibri" w:cs="Calibri"/>
+              </w:rPr>
+            </w:pPr>
+            <w:r>
+              <w:rPr>
+                <w:rFonts w:ascii="Calibri" w:eastAsia="Calibri" w:hAnsi="Calibri" w:cs="Calibri"/>
               </w:rPr>
               <w:t>Area</w:t>
             </w:r>
@@ -6594,12 +5179,15 @@
             </w:tcMar>
           </w:tcPr>
           <w:p>
-            <w:r>
-              <w:rPr>
-                <w:rFonts w:ascii="Calibri" w:eastAsia="Calibri" w:hAnsi="Calibri" w:cs="Calibri"/>
-                <w:b/>
-                <w:bCs/>
-                <w:color w:val="FFFFFF"/>
+            <w:pPr>
+              <w:spacing w:line="260" w:lineRule="auto"/>
+              <w:rPr>
+                <w:rFonts w:ascii="Calibri" w:eastAsia="Calibri" w:hAnsi="Calibri" w:cs="Calibri"/>
+              </w:rPr>
+            </w:pPr>
+            <w:r>
+              <w:rPr>
+                <w:rFonts w:ascii="Calibri" w:eastAsia="Calibri" w:hAnsi="Calibri" w:cs="Calibri"/>
               </w:rPr>
               <w:t>Implementation</w:t>
             </w:r>
@@ -6607,12 +5195,6 @@
         </w:tc>
       </w:tr>
       <w:tr>
-        <w:tblPrEx>
-          <w:tblCellMar>
-            <w:top w:w="0" w:type="dxa"/>
-            <w:bottom w:w="0" w:type="dxa"/>
-          </w:tblCellMar>
-        </w:tblPrEx>
         <w:tc>
           <w:tcPr>
             <w:tcW w:w="2600" w:type="dxa"/>
@@ -6661,12 +5243,6 @@
         </w:tc>
       </w:tr>
       <w:tr>
-        <w:tblPrEx>
-          <w:tblCellMar>
-            <w:top w:w="0" w:type="dxa"/>
-            <w:bottom w:w="0" w:type="dxa"/>
-          </w:tblCellMar>
-        </w:tblPrEx>
         <w:tc>
           <w:tcPr>
             <w:tcW w:w="2600" w:type="dxa"/>
@@ -6715,12 +5291,6 @@
         </w:tc>
       </w:tr>
       <w:tr>
-        <w:tblPrEx>
-          <w:tblCellMar>
-            <w:top w:w="0" w:type="dxa"/>
-            <w:bottom w:w="0" w:type="dxa"/>
-          </w:tblCellMar>
-        </w:tblPrEx>
         <w:tc>
           <w:tcPr>
             <w:tcW w:w="2600" w:type="dxa"/>
@@ -6769,12 +5339,6 @@
         </w:tc>
       </w:tr>
       <w:tr>
-        <w:tblPrEx>
-          <w:tblCellMar>
-            <w:top w:w="0" w:type="dxa"/>
-            <w:bottom w:w="0" w:type="dxa"/>
-          </w:tblCellMar>
-        </w:tblPrEx>
         <w:tc>
           <w:tcPr>
             <w:tcW w:w="2600" w:type="dxa"/>
@@ -6817,18 +5381,12 @@
               <w:rPr>
                 <w:rFonts w:ascii="Calibri" w:eastAsia="Calibri" w:hAnsi="Calibri" w:cs="Calibri"/>
               </w:rPr>
-              <w:t>Per-tenant sliding window counter in Redis. Default 10,000 events/minute per tenant, configurable per tenant.</w:t>
-            </w:r>
-          </w:p>
-        </w:tc>
-      </w:tr>
-      <w:tr>
-        <w:tblPrEx>
-          <w:tblCellMar>
-            <w:top w:w="0" w:type="dxa"/>
-            <w:bottom w:w="0" w:type="dxa"/>
-          </w:tblCellMar>
-        </w:tblPrEx>
+              <w:t>Per-tenant Token Bucket rate limiter in Redis. Default capacity of 10,000 events per minute per tenant, with refill rate and bucket size configurable on a per-tenant basis.</w:t>
+            </w:r>
+          </w:p>
+        </w:tc>
+      </w:tr>
+      <w:tr>
         <w:tc>
           <w:tcPr>
             <w:tcW w:w="2600" w:type="dxa"/>
@@ -6877,12 +5435,6 @@
         </w:tc>
       </w:tr>
       <w:tr>
-        <w:tblPrEx>
-          <w:tblCellMar>
-            <w:top w:w="0" w:type="dxa"/>
-            <w:bottom w:w="0" w:type="dxa"/>
-          </w:tblCellMar>
-        </w:tblPrEx>
         <w:tc>
           <w:tcPr>
             <w:tcW w:w="2600" w:type="dxa"/>
@@ -6931,12 +5483,6 @@
         </w:tc>
       </w:tr>
       <w:tr>
-        <w:tblPrEx>
-          <w:tblCellMar>
-            <w:top w:w="0" w:type="dxa"/>
-            <w:bottom w:w="0" w:type="dxa"/>
-          </w:tblCellMar>
-        </w:tblPrEx>
         <w:tc>
           <w:tcPr>
             <w:tcW w:w="2600" w:type="dxa"/>
@@ -6985,12 +5531,6 @@
         </w:tc>
       </w:tr>
       <w:tr>
-        <w:tblPrEx>
-          <w:tblCellMar>
-            <w:top w:w="0" w:type="dxa"/>
-            <w:bottom w:w="0" w:type="dxa"/>
-          </w:tblCellMar>
-        </w:tblPrEx>
         <w:tc>
           <w:tcPr>
             <w:tcW w:w="2600" w:type="dxa"/>
@@ -7052,7 +5592,6 @@
           <w:sz w:val="25"/>
           <w:szCs w:val="25"/>
         </w:rPr>
-        <w:lastRenderedPageBreak/>
         <w:t>Tenant-Specific Configuration</w:t>
       </w:r>
     </w:p>
@@ -7066,150 +5605,7 @@
           <w:sz w:val="22"/>
           <w:szCs w:val="22"/>
         </w:rPr>
-        <w:t xml:space="preserve">Beyond data access controls and resource allocation, each tenant carries its own configuration profile rather than sharing one global setting. This is </w:t>
-      </w:r>
-      <w:proofErr w:type="spellStart"/>
-      <w:r>
-        <w:rPr>
-          <w:rFonts w:ascii="Calibri" w:eastAsia="Calibri" w:hAnsi="Calibri" w:cs="Calibri"/>
-          <w:sz w:val="22"/>
-          <w:szCs w:val="22"/>
-        </w:rPr>
-        <w:t>modeled</w:t>
-      </w:r>
-      <w:proofErr w:type="spellEnd"/>
-      <w:r>
-        <w:rPr>
-          <w:rFonts w:ascii="Calibri" w:eastAsia="Calibri" w:hAnsi="Calibri" w:cs="Calibri"/>
-          <w:sz w:val="22"/>
-          <w:szCs w:val="22"/>
-        </w:rPr>
-        <w:t xml:space="preserve"> as a per-tenant options record, resolved al</w:t>
-      </w:r>
-      <w:r>
-        <w:rPr>
-          <w:rFonts w:ascii="Calibri" w:eastAsia="Calibri" w:hAnsi="Calibri" w:cs="Calibri"/>
-          <w:sz w:val="22"/>
-          <w:szCs w:val="22"/>
-        </w:rPr>
-        <w:t>ongside tenant identity at request time, and covers settings such as the per-tenant rate limit threshold, retention overrides for tenants with specific compliance requirements, and feature flags for tenants participating in a staged rollout of new event ty</w:t>
-      </w:r>
-      <w:r>
-        <w:rPr>
-          <w:rFonts w:ascii="Calibri" w:eastAsia="Calibri" w:hAnsi="Calibri" w:cs="Calibri"/>
-          <w:sz w:val="22"/>
-          <w:szCs w:val="22"/>
-        </w:rPr>
-        <w:t xml:space="preserve">pes or API capabilities. Because this configuration is resolved per-request from the tenant context rather than baked into a single global </w:t>
-      </w:r>
-      <w:proofErr w:type="spellStart"/>
-      <w:r>
-        <w:rPr>
-          <w:rFonts w:ascii="Calibri" w:eastAsia="Calibri" w:hAnsi="Calibri" w:cs="Calibri"/>
-          <w:sz w:val="22"/>
-          <w:szCs w:val="22"/>
-        </w:rPr>
-        <w:t>appsettings</w:t>
-      </w:r>
-      <w:proofErr w:type="spellEnd"/>
-      <w:r>
-        <w:rPr>
-          <w:rFonts w:ascii="Calibri" w:eastAsia="Calibri" w:hAnsi="Calibri" w:cs="Calibri"/>
-          <w:sz w:val="22"/>
-          <w:szCs w:val="22"/>
-        </w:rPr>
-        <w:t xml:space="preserve"> file, </w:t>
-      </w:r>
-      <w:proofErr w:type="spellStart"/>
-      <w:r>
-        <w:rPr>
-          <w:rFonts w:ascii="Calibri" w:eastAsia="Calibri" w:hAnsi="Calibri" w:cs="Calibri"/>
-          <w:sz w:val="22"/>
-          <w:szCs w:val="22"/>
-        </w:rPr>
-        <w:t>onboarding</w:t>
-      </w:r>
-      <w:proofErr w:type="spellEnd"/>
-      <w:r>
-        <w:rPr>
-          <w:rFonts w:ascii="Calibri" w:eastAsia="Calibri" w:hAnsi="Calibri" w:cs="Calibri"/>
-          <w:sz w:val="22"/>
-          <w:szCs w:val="22"/>
-        </w:rPr>
-        <w:t xml:space="preserve"> a new tenant or adjusting one tenant's limits does not require redeploying the platform </w:t>
-      </w:r>
-      <w:r>
-        <w:rPr>
-          <w:rFonts w:ascii="Calibri" w:eastAsia="Calibri" w:hAnsi="Calibri" w:cs="Calibri"/>
-          <w:sz w:val="22"/>
-          <w:szCs w:val="22"/>
-        </w:rPr>
-        <w:t>or affecting any other tenant.</w:t>
-      </w:r>
-    </w:p>
-    <w:p>
-      <w:pPr>
-        <w:pStyle w:val="Heading2"/>
-        <w:spacing w:before="260" w:after="130"/>
-      </w:pPr>
-      <w:r>
-        <w:rPr>
-          <w:rFonts w:ascii="Calibri" w:eastAsia="Calibri" w:hAnsi="Calibri" w:cs="Calibri"/>
-          <w:b/>
-          <w:bCs/>
-          <w:sz w:val="25"/>
-          <w:szCs w:val="25"/>
-        </w:rPr>
-        <w:t>Security Flow</w:t>
-      </w:r>
-    </w:p>
-    <w:p>
-      <w:pPr>
-        <w:spacing w:before="120" w:after="240"/>
-        <w:jc w:val="center"/>
-      </w:pPr>
-      <w:r>
-        <w:rPr>
-          <w:noProof/>
-        </w:rPr>
-        <w:drawing>
-          <wp:inline distT="0" distB="0" distL="0" distR="0">
-            <wp:extent cx="1781175" cy="3333750"/>
-            <wp:effectExtent l="0" t="0" r="0" b="0"/>
-            <wp:docPr id="5" name="Picture 5"/>
-            <wp:cNvGraphicFramePr>
-              <a:graphicFrameLocks xmlns:a="http://schemas.openxmlformats.org/drawingml/2006/main" noChangeAspect="1"/>
-            </wp:cNvGraphicFramePr>
-            <a:graphic xmlns:a="http://schemas.openxmlformats.org/drawingml/2006/main">
-              <a:graphicData uri="http://schemas.openxmlformats.org/drawingml/2006/picture">
-                <pic:pic xmlns:pic="http://schemas.openxmlformats.org/drawingml/2006/picture">
-                  <pic:nvPicPr>
-                    <pic:cNvPr id="0" name=""/>
-                    <pic:cNvPicPr>
-                      <a:picLocks noChangeAspect="1" noChangeArrowheads="1"/>
-                    </pic:cNvPicPr>
-                  </pic:nvPicPr>
-                  <pic:blipFill>
-                    <a:blip r:embed="rId11"/>
-                    <a:srcRect/>
-                    <a:stretch>
-                      <a:fillRect/>
-                    </a:stretch>
-                  </pic:blipFill>
-                  <pic:spPr bwMode="auto">
-                    <a:xfrm>
-                      <a:off x="0" y="0"/>
-                      <a:ext cx="1781175" cy="3333750"/>
-                    </a:xfrm>
-                    <a:prstGeom prst="rect">
-                      <a:avLst/>
-                    </a:prstGeom>
-                  </pic:spPr>
-                </pic:pic>
-              </a:graphicData>
-            </a:graphic>
-          </wp:inline>
-        </w:drawing>
+        <w:t>Beyond data access controls and resource allocation, each tenant carries its own configuration profile rather than sharing one global setting. This is modeled as a per-tenant options record, resolved alongside tenant identity at request time, and covers settings such as the per-tenant rate limit threshold, retention overrides for tenants with specific compliance requirements. Because this configuration is resolved per-request from the tenant context rather than baked into a single global appsettings file, onboarding a new tenant or adjusting one tenant's limits does not require redeploying the platform or affecting any other tenant.</w:t>
       </w:r>
     </w:p>
     <w:p>
@@ -7246,15 +5642,7 @@
           <w:sz w:val="22"/>
           <w:szCs w:val="22"/>
         </w:rPr>
-        <w:t>T</w:t>
-      </w:r>
-      <w:r>
-        <w:rPr>
-          <w:rFonts w:ascii="Calibri" w:eastAsia="Calibri" w:hAnsi="Calibri" w:cs="Calibri"/>
-          <w:sz w:val="22"/>
-          <w:szCs w:val="22"/>
-        </w:rPr>
-        <w:t>he platform separates operational, caching, and analytical workloads to improve scalability, maintainability, and reporting performance.</w:t>
+        <w:t>The platform separates operational, caching, and analytical workloads to improve scalability, maintainability, and reporting performance.</w:t>
       </w:r>
     </w:p>
     <w:p>
@@ -7295,12 +5683,6 @@
         <w:gridCol w:w="7008"/>
       </w:tblGrid>
       <w:tr>
-        <w:tblPrEx>
-          <w:tblCellMar>
-            <w:top w:w="0" w:type="dxa"/>
-            <w:bottom w:w="0" w:type="dxa"/>
-          </w:tblCellMar>
-        </w:tblPrEx>
         <w:trPr>
           <w:tblHeader/>
         </w:trPr>
@@ -7352,12 +5734,6 @@
         </w:tc>
       </w:tr>
       <w:tr>
-        <w:tblPrEx>
-          <w:tblCellMar>
-            <w:top w:w="0" w:type="dxa"/>
-            <w:bottom w:w="0" w:type="dxa"/>
-          </w:tblCellMar>
-        </w:tblPrEx>
         <w:tc>
           <w:tcPr>
             <w:tcW w:w="2600" w:type="dxa"/>
@@ -7406,12 +5782,6 @@
         </w:tc>
       </w:tr>
       <w:tr>
-        <w:tblPrEx>
-          <w:tblCellMar>
-            <w:top w:w="0" w:type="dxa"/>
-            <w:bottom w:w="0" w:type="dxa"/>
-          </w:tblCellMar>
-        </w:tblPrEx>
         <w:tc>
           <w:tcPr>
             <w:tcW w:w="2600" w:type="dxa"/>
@@ -7460,12 +5830,6 @@
         </w:tc>
       </w:tr>
       <w:tr>
-        <w:tblPrEx>
-          <w:tblCellMar>
-            <w:top w:w="0" w:type="dxa"/>
-            <w:bottom w:w="0" w:type="dxa"/>
-          </w:tblCellMar>
-        </w:tblPrEx>
         <w:tc>
           <w:tcPr>
             <w:tcW w:w="2600" w:type="dxa"/>
@@ -7485,6 +5849,7 @@
               <w:rPr>
                 <w:rFonts w:ascii="Calibri" w:eastAsia="Calibri" w:hAnsi="Calibri" w:cs="Calibri"/>
               </w:rPr>
+              <w:lastRenderedPageBreak/>
               <w:t>BigQuery</w:t>
             </w:r>
           </w:p>
@@ -7519,50 +5884,6 @@
         <w:spacing w:before="120" w:after="240"/>
         <w:jc w:val="center"/>
       </w:pPr>
-      <w:r>
-        <w:rPr>
-          <w:noProof/>
-        </w:rPr>
-        <w:lastRenderedPageBreak/>
-        <w:drawing>
-          <wp:inline distT="0" distB="0" distL="0" distR="0">
-            <wp:extent cx="2924175" cy="3400425"/>
-            <wp:effectExtent l="0" t="0" r="0" b="0"/>
-            <wp:docPr id="6" name="Picture 6"/>
-            <wp:cNvGraphicFramePr>
-              <a:graphicFrameLocks xmlns:a="http://schemas.openxmlformats.org/drawingml/2006/main" noChangeAspect="1"/>
-            </wp:cNvGraphicFramePr>
-            <a:graphic xmlns:a="http://schemas.openxmlformats.org/drawingml/2006/main">
-              <a:graphicData uri="http://schemas.openxmlformats.org/drawingml/2006/picture">
-                <pic:pic xmlns:pic="http://schemas.openxmlformats.org/drawingml/2006/picture">
-                  <pic:nvPicPr>
-                    <pic:cNvPr id="0" name=""/>
-                    <pic:cNvPicPr>
-                      <a:picLocks noChangeAspect="1" noChangeArrowheads="1"/>
-                    </pic:cNvPicPr>
-                  </pic:nvPicPr>
-                  <pic:blipFill>
-                    <a:blip r:embed="rId12"/>
-                    <a:srcRect/>
-                    <a:stretch>
-                      <a:fillRect/>
-                    </a:stretch>
-                  </pic:blipFill>
-                  <pic:spPr bwMode="auto">
-                    <a:xfrm>
-                      <a:off x="0" y="0"/>
-                      <a:ext cx="2924175" cy="3400425"/>
-                    </a:xfrm>
-                    <a:prstGeom prst="rect">
-                      <a:avLst/>
-                    </a:prstGeom>
-                  </pic:spPr>
-                </pic:pic>
-              </a:graphicData>
-            </a:graphic>
-          </wp:inline>
-        </w:drawing>
-      </w:r>
     </w:p>
     <w:p>
       <w:pPr>
@@ -7577,371 +5898,6 @@
           <w:sz w:val="25"/>
           <w:szCs w:val="25"/>
         </w:rPr>
-        <w:t>Data Strategy</w:t>
-      </w:r>
-    </w:p>
-    <w:tbl>
-      <w:tblPr>
-        <w:tblW w:w="9720" w:type="dxa"/>
-        <w:tblBorders>
-          <w:top w:val="single" w:sz="4" w:space="0" w:color="BFBFBF"/>
-          <w:left w:val="single" w:sz="4" w:space="0" w:color="BFBFBF"/>
-          <w:bottom w:val="single" w:sz="4" w:space="0" w:color="BFBFBF"/>
-          <w:right w:val="single" w:sz="4" w:space="0" w:color="BFBFBF"/>
-          <w:insideH w:val="single" w:sz="4" w:space="0" w:color="D9D9D9"/>
-          <w:insideV w:val="single" w:sz="4" w:space="0" w:color="D9D9D9"/>
-        </w:tblBorders>
-        <w:tblCellMar>
-          <w:left w:w="10" w:type="dxa"/>
-          <w:right w:w="10" w:type="dxa"/>
-        </w:tblCellMar>
-        <w:tblLook w:val="0000" w:firstRow="0" w:lastRow="0" w:firstColumn="0" w:lastColumn="0" w:noHBand="0" w:noVBand="0"/>
-      </w:tblPr>
-      <w:tblGrid>
-        <w:gridCol w:w="2712"/>
-        <w:gridCol w:w="7008"/>
-      </w:tblGrid>
-      <w:tr>
-        <w:tblPrEx>
-          <w:tblCellMar>
-            <w:top w:w="0" w:type="dxa"/>
-            <w:bottom w:w="0" w:type="dxa"/>
-          </w:tblCellMar>
-        </w:tblPrEx>
-        <w:trPr>
-          <w:tblHeader/>
-        </w:trPr>
-        <w:tc>
-          <w:tcPr>
-            <w:tcW w:w="2600" w:type="dxa"/>
-            <w:shd w:val="clear" w:color="auto" w:fill="1F3864"/>
-            <w:tcMar>
-              <w:top w:w="100" w:type="dxa"/>
-              <w:left w:w="120" w:type="dxa"/>
-              <w:bottom w:w="100" w:type="dxa"/>
-              <w:right w:w="120" w:type="dxa"/>
-            </w:tcMar>
-          </w:tcPr>
-          <w:p>
-            <w:r>
-              <w:rPr>
-                <w:rFonts w:ascii="Calibri" w:eastAsia="Calibri" w:hAnsi="Calibri" w:cs="Calibri"/>
-                <w:b/>
-                <w:bCs/>
-                <w:color w:val="FFFFFF"/>
-              </w:rPr>
-              <w:t>Area</w:t>
-            </w:r>
-          </w:p>
-        </w:tc>
-        <w:tc>
-          <w:tcPr>
-            <w:tcW w:w="6720" w:type="dxa"/>
-            <w:shd w:val="clear" w:color="auto" w:fill="1F3864"/>
-            <w:tcMar>
-              <w:top w:w="100" w:type="dxa"/>
-              <w:left w:w="120" w:type="dxa"/>
-              <w:bottom w:w="100" w:type="dxa"/>
-              <w:right w:w="120" w:type="dxa"/>
-            </w:tcMar>
-          </w:tcPr>
-          <w:p>
-            <w:r>
-              <w:rPr>
-                <w:rFonts w:ascii="Calibri" w:eastAsia="Calibri" w:hAnsi="Calibri" w:cs="Calibri"/>
-                <w:b/>
-                <w:bCs/>
-                <w:color w:val="FFFFFF"/>
-              </w:rPr>
-              <w:t>Approach</w:t>
-            </w:r>
-          </w:p>
-        </w:tc>
-      </w:tr>
-      <w:tr>
-        <w:tblPrEx>
-          <w:tblCellMar>
-            <w:top w:w="0" w:type="dxa"/>
-            <w:bottom w:w="0" w:type="dxa"/>
-          </w:tblCellMar>
-        </w:tblPrEx>
-        <w:tc>
-          <w:tcPr>
-            <w:tcW w:w="2600" w:type="dxa"/>
-            <w:shd w:val="clear" w:color="auto" w:fill="FFFFFF"/>
-            <w:tcMar>
-              <w:top w:w="90" w:type="dxa"/>
-              <w:left w:w="120" w:type="dxa"/>
-              <w:bottom w:w="90" w:type="dxa"/>
-              <w:right w:w="120" w:type="dxa"/>
-            </w:tcMar>
-          </w:tcPr>
-          <w:p>
-            <w:pPr>
-              <w:spacing w:line="260" w:lineRule="auto"/>
-            </w:pPr>
-            <w:r>
-              <w:rPr>
-                <w:rFonts w:ascii="Calibri" w:eastAsia="Calibri" w:hAnsi="Calibri" w:cs="Calibri"/>
-              </w:rPr>
-              <w:t>Operational Data</w:t>
-            </w:r>
-          </w:p>
-        </w:tc>
-        <w:tc>
-          <w:tcPr>
-            <w:tcW w:w="6720" w:type="dxa"/>
-            <w:shd w:val="clear" w:color="auto" w:fill="FFFFFF"/>
-            <w:tcMar>
-              <w:top w:w="90" w:type="dxa"/>
-              <w:left w:w="120" w:type="dxa"/>
-              <w:bottom w:w="90" w:type="dxa"/>
-              <w:right w:w="120" w:type="dxa"/>
-            </w:tcMar>
-          </w:tcPr>
-          <w:p>
-            <w:pPr>
-              <w:spacing w:line="260" w:lineRule="auto"/>
-            </w:pPr>
-            <w:r>
-              <w:rPr>
-                <w:rFonts w:ascii="Calibri" w:eastAsia="Calibri" w:hAnsi="Calibri" w:cs="Calibri"/>
-              </w:rPr>
-              <w:t>SQL Server</w:t>
-            </w:r>
-          </w:p>
-        </w:tc>
-      </w:tr>
-      <w:tr>
-        <w:tblPrEx>
-          <w:tblCellMar>
-            <w:top w:w="0" w:type="dxa"/>
-            <w:bottom w:w="0" w:type="dxa"/>
-          </w:tblCellMar>
-        </w:tblPrEx>
-        <w:tc>
-          <w:tcPr>
-            <w:tcW w:w="2600" w:type="dxa"/>
-            <w:shd w:val="clear" w:color="auto" w:fill="F2F7FC"/>
-            <w:tcMar>
-              <w:top w:w="90" w:type="dxa"/>
-              <w:left w:w="120" w:type="dxa"/>
-              <w:bottom w:w="90" w:type="dxa"/>
-              <w:right w:w="120" w:type="dxa"/>
-            </w:tcMar>
-          </w:tcPr>
-          <w:p>
-            <w:pPr>
-              <w:spacing w:line="260" w:lineRule="auto"/>
-            </w:pPr>
-            <w:r>
-              <w:rPr>
-                <w:rFonts w:ascii="Calibri" w:eastAsia="Calibri" w:hAnsi="Calibri" w:cs="Calibri"/>
-              </w:rPr>
-              <w:t>Cached Data</w:t>
-            </w:r>
-          </w:p>
-        </w:tc>
-        <w:tc>
-          <w:tcPr>
-            <w:tcW w:w="6720" w:type="dxa"/>
-            <w:shd w:val="clear" w:color="auto" w:fill="F2F7FC"/>
-            <w:tcMar>
-              <w:top w:w="90" w:type="dxa"/>
-              <w:left w:w="120" w:type="dxa"/>
-              <w:bottom w:w="90" w:type="dxa"/>
-              <w:right w:w="120" w:type="dxa"/>
-            </w:tcMar>
-          </w:tcPr>
-          <w:p>
-            <w:pPr>
-              <w:spacing w:line="260" w:lineRule="auto"/>
-            </w:pPr>
-            <w:r>
-              <w:rPr>
-                <w:rFonts w:ascii="Calibri" w:eastAsia="Calibri" w:hAnsi="Calibri" w:cs="Calibri"/>
-              </w:rPr>
-              <w:t>Redis</w:t>
-            </w:r>
-          </w:p>
-        </w:tc>
-      </w:tr>
-      <w:tr>
-        <w:tblPrEx>
-          <w:tblCellMar>
-            <w:top w:w="0" w:type="dxa"/>
-            <w:bottom w:w="0" w:type="dxa"/>
-          </w:tblCellMar>
-        </w:tblPrEx>
-        <w:tc>
-          <w:tcPr>
-            <w:tcW w:w="2600" w:type="dxa"/>
-            <w:shd w:val="clear" w:color="auto" w:fill="FFFFFF"/>
-            <w:tcMar>
-              <w:top w:w="90" w:type="dxa"/>
-              <w:left w:w="120" w:type="dxa"/>
-              <w:bottom w:w="90" w:type="dxa"/>
-              <w:right w:w="120" w:type="dxa"/>
-            </w:tcMar>
-          </w:tcPr>
-          <w:p>
-            <w:pPr>
-              <w:spacing w:line="260" w:lineRule="auto"/>
-            </w:pPr>
-            <w:r>
-              <w:rPr>
-                <w:rFonts w:ascii="Calibri" w:eastAsia="Calibri" w:hAnsi="Calibri" w:cs="Calibri"/>
-              </w:rPr>
-              <w:t>Historical Analytics</w:t>
-            </w:r>
-          </w:p>
-        </w:tc>
-        <w:tc>
-          <w:tcPr>
-            <w:tcW w:w="6720" w:type="dxa"/>
-            <w:shd w:val="clear" w:color="auto" w:fill="FFFFFF"/>
-            <w:tcMar>
-              <w:top w:w="90" w:type="dxa"/>
-              <w:left w:w="120" w:type="dxa"/>
-              <w:bottom w:w="90" w:type="dxa"/>
-              <w:right w:w="120" w:type="dxa"/>
-            </w:tcMar>
-          </w:tcPr>
-          <w:p>
-            <w:pPr>
-              <w:spacing w:line="260" w:lineRule="auto"/>
-            </w:pPr>
-            <w:r>
-              <w:rPr>
-                <w:rFonts w:ascii="Calibri" w:eastAsia="Calibri" w:hAnsi="Calibri" w:cs="Calibri"/>
-              </w:rPr>
-              <w:t>BigQuery</w:t>
-            </w:r>
-          </w:p>
-        </w:tc>
-      </w:tr>
-      <w:tr>
-        <w:tblPrEx>
-          <w:tblCellMar>
-            <w:top w:w="0" w:type="dxa"/>
-            <w:bottom w:w="0" w:type="dxa"/>
-          </w:tblCellMar>
-        </w:tblPrEx>
-        <w:tc>
-          <w:tcPr>
-            <w:tcW w:w="2600" w:type="dxa"/>
-            <w:shd w:val="clear" w:color="auto" w:fill="F2F7FC"/>
-            <w:tcMar>
-              <w:top w:w="90" w:type="dxa"/>
-              <w:left w:w="120" w:type="dxa"/>
-              <w:bottom w:w="90" w:type="dxa"/>
-              <w:right w:w="120" w:type="dxa"/>
-            </w:tcMar>
-          </w:tcPr>
-          <w:p>
-            <w:pPr>
-              <w:spacing w:line="260" w:lineRule="auto"/>
-            </w:pPr>
-            <w:r>
-              <w:rPr>
-                <w:rFonts w:ascii="Calibri" w:eastAsia="Calibri" w:hAnsi="Calibri" w:cs="Calibri"/>
-              </w:rPr>
-              <w:t>Read Optimization</w:t>
-            </w:r>
-          </w:p>
-        </w:tc>
-        <w:tc>
-          <w:tcPr>
-            <w:tcW w:w="6720" w:type="dxa"/>
-            <w:shd w:val="clear" w:color="auto" w:fill="F2F7FC"/>
-            <w:tcMar>
-              <w:top w:w="90" w:type="dxa"/>
-              <w:left w:w="120" w:type="dxa"/>
-              <w:bottom w:w="90" w:type="dxa"/>
-              <w:right w:w="120" w:type="dxa"/>
-            </w:tcMar>
-          </w:tcPr>
-          <w:p>
-            <w:pPr>
-              <w:spacing w:line="260" w:lineRule="auto"/>
-            </w:pPr>
-            <w:r>
-              <w:rPr>
-                <w:rFonts w:ascii="Calibri" w:eastAsia="Calibri" w:hAnsi="Calibri" w:cs="Calibri"/>
-              </w:rPr>
-              <w:t>Redis-first strategy</w:t>
-            </w:r>
-          </w:p>
-        </w:tc>
-      </w:tr>
-      <w:tr>
-        <w:tblPrEx>
-          <w:tblCellMar>
-            <w:top w:w="0" w:type="dxa"/>
-            <w:bottom w:w="0" w:type="dxa"/>
-          </w:tblCellMar>
-        </w:tblPrEx>
-        <w:tc>
-          <w:tcPr>
-            <w:tcW w:w="2600" w:type="dxa"/>
-            <w:shd w:val="clear" w:color="auto" w:fill="FFFFFF"/>
-            <w:tcMar>
-              <w:top w:w="90" w:type="dxa"/>
-              <w:left w:w="120" w:type="dxa"/>
-              <w:bottom w:w="90" w:type="dxa"/>
-              <w:right w:w="120" w:type="dxa"/>
-            </w:tcMar>
-          </w:tcPr>
-          <w:p>
-            <w:pPr>
-              <w:spacing w:line="260" w:lineRule="auto"/>
-            </w:pPr>
-            <w:r>
-              <w:rPr>
-                <w:rFonts w:ascii="Calibri" w:eastAsia="Calibri" w:hAnsi="Calibri" w:cs="Calibri"/>
-              </w:rPr>
-              <w:t>Analytics Updates</w:t>
-            </w:r>
-          </w:p>
-        </w:tc>
-        <w:tc>
-          <w:tcPr>
-            <w:tcW w:w="6720" w:type="dxa"/>
-            <w:shd w:val="clear" w:color="auto" w:fill="FFFFFF"/>
-            <w:tcMar>
-              <w:top w:w="90" w:type="dxa"/>
-              <w:left w:w="120" w:type="dxa"/>
-              <w:bottom w:w="90" w:type="dxa"/>
-              <w:right w:w="120" w:type="dxa"/>
-            </w:tcMar>
-          </w:tcPr>
-          <w:p>
-            <w:pPr>
-              <w:spacing w:line="260" w:lineRule="auto"/>
-            </w:pPr>
-            <w:r>
-              <w:rPr>
-                <w:rFonts w:ascii="Calibri" w:eastAsia="Calibri" w:hAnsi="Calibri" w:cs="Calibri"/>
-              </w:rPr>
-              <w:t>Asynchronous processing</w:t>
-            </w:r>
-          </w:p>
-        </w:tc>
-      </w:tr>
-    </w:tbl>
-    <w:p>
-      <w:pPr>
-        <w:pStyle w:val="Heading2"/>
-        <w:spacing w:before="260" w:after="130"/>
-      </w:pPr>
-      <w:r>
-        <w:rPr>
-          <w:rFonts w:ascii="Calibri" w:eastAsia="Calibri" w:hAnsi="Calibri" w:cs="Calibri"/>
-          <w:b/>
-          <w:bCs/>
-          <w:sz w:val="25"/>
-          <w:szCs w:val="25"/>
-        </w:rPr>
         <w:t>CQRS Approach</w:t>
       </w:r>
     </w:p>
@@ -7981,15 +5937,7 @@
           <w:sz w:val="22"/>
           <w:szCs w:val="22"/>
         </w:rPr>
-        <w:t>Analytical queries are served through dedicated read models backed by Redis and BigQuery, ensuring that reporting workloads never i</w:t>
-      </w:r>
-      <w:r>
-        <w:rPr>
-          <w:rFonts w:ascii="Calibri" w:eastAsia="Calibri" w:hAnsi="Calibri" w:cs="Calibri"/>
-          <w:sz w:val="22"/>
-          <w:szCs w:val="22"/>
-        </w:rPr>
-        <w:t>mpact transactional processing.</w:t>
+        <w:t>Analytical queries are served through dedicated read models backed by Redis and BigQuery, ensuring that reporting workloads never impact transactional processing.</w:t>
       </w:r>
     </w:p>
     <w:p>
@@ -8032,61 +5980,7 @@
           <w:sz w:val="22"/>
           <w:szCs w:val="22"/>
         </w:rPr>
-        <w:t xml:space="preserve">The Aggregator maintains a </w:t>
-      </w:r>
-      <w:proofErr w:type="spellStart"/>
-      <w:r>
-        <w:rPr>
-          <w:rFonts w:ascii="Calibri" w:eastAsia="Calibri" w:hAnsi="Calibri" w:cs="Calibri"/>
-          <w:sz w:val="22"/>
-          <w:szCs w:val="22"/>
-        </w:rPr>
-        <w:t>CustomerSession</w:t>
-      </w:r>
-      <w:proofErr w:type="spellEnd"/>
-      <w:r>
-        <w:rPr>
-          <w:rFonts w:ascii="Calibri" w:eastAsia="Calibri" w:hAnsi="Calibri" w:cs="Calibri"/>
-          <w:sz w:val="22"/>
-          <w:szCs w:val="22"/>
-        </w:rPr>
-        <w:t xml:space="preserve"> read model alongside </w:t>
-      </w:r>
-      <w:proofErr w:type="spellStart"/>
-      <w:r>
-        <w:rPr>
-          <w:rFonts w:ascii="Calibri" w:eastAsia="Calibri" w:hAnsi="Calibri" w:cs="Calibri"/>
-          <w:sz w:val="22"/>
-          <w:szCs w:val="22"/>
-        </w:rPr>
-        <w:t>CampaignMetrics</w:t>
-      </w:r>
-      <w:proofErr w:type="spellEnd"/>
-      <w:r>
-        <w:rPr>
-          <w:rFonts w:ascii="Calibri" w:eastAsia="Calibri" w:hAnsi="Calibri" w:cs="Calibri"/>
-          <w:sz w:val="22"/>
-          <w:szCs w:val="22"/>
-        </w:rPr>
-        <w:t xml:space="preserve">, accumulating event types per </w:t>
-      </w:r>
-      <w:proofErr w:type="spellStart"/>
-      <w:r>
-        <w:rPr>
-          <w:rFonts w:ascii="Calibri" w:eastAsia="Calibri" w:hAnsi="Calibri" w:cs="Calibri"/>
-          <w:sz w:val="22"/>
-          <w:szCs w:val="22"/>
-        </w:rPr>
-        <w:t>SessionId</w:t>
-      </w:r>
-      <w:proofErr w:type="spellEnd"/>
-      <w:r>
-        <w:rPr>
-          <w:rFonts w:ascii="Calibri" w:eastAsia="Calibri" w:hAnsi="Calibri" w:cs="Calibri"/>
-          <w:sz w:val="22"/>
-          <w:szCs w:val="22"/>
-        </w:rPr>
-        <w:t xml:space="preserve"> and finalizing the record once the inactivity window expires. Campaign-level conversion metrics are derived from finalized session records.</w:t>
+        <w:t>The Aggregator maintains a CustomerSession read model alongside CampaignMetrics, accumulating event types per SessionId and finalizing the record once the inactivity window expires. Campaign-level conversion metrics are derived from finalized session records.</w:t>
       </w:r>
     </w:p>
     <w:p>
@@ -8103,7 +5997,6 @@
           <w:sz w:val="22"/>
           <w:szCs w:val="22"/>
         </w:rPr>
-        <w:lastRenderedPageBreak/>
         <w:t>Cache Recovery</w:t>
       </w:r>
     </w:p>
@@ -8117,41 +6010,7 @@
           <w:sz w:val="22"/>
           <w:szCs w:val="22"/>
         </w:rPr>
-        <w:t>Redis co</w:t>
-      </w:r>
-      <w:r>
-        <w:rPr>
-          <w:rFonts w:ascii="Calibri" w:eastAsia="Calibri" w:hAnsi="Calibri" w:cs="Calibri"/>
-          <w:sz w:val="22"/>
-          <w:szCs w:val="22"/>
-        </w:rPr>
-        <w:t xml:space="preserve">unters are the live source of truth for real-time metrics, not a disposable cache, so a Redis restart would otherwise lose all in-flight campaign counts. A recovery process runs at Aggregator </w:t>
-      </w:r>
-      <w:proofErr w:type="spellStart"/>
-      <w:r>
-        <w:rPr>
-          <w:rFonts w:ascii="Calibri" w:eastAsia="Calibri" w:hAnsi="Calibri" w:cs="Calibri"/>
-          <w:sz w:val="22"/>
-          <w:szCs w:val="22"/>
-        </w:rPr>
-        <w:t>startup</w:t>
-      </w:r>
-      <w:proofErr w:type="spellEnd"/>
-      <w:r>
-        <w:rPr>
-          <w:rFonts w:ascii="Calibri" w:eastAsia="Calibri" w:hAnsi="Calibri" w:cs="Calibri"/>
-          <w:sz w:val="22"/>
-          <w:szCs w:val="22"/>
-        </w:rPr>
-        <w:t>: if the cache is found empty, counters are re-seeded fro</w:t>
-      </w:r>
-      <w:r>
-        <w:rPr>
-          <w:rFonts w:ascii="Calibri" w:eastAsia="Calibri" w:hAnsi="Calibri" w:cs="Calibri"/>
-          <w:sz w:val="22"/>
-          <w:szCs w:val="22"/>
-        </w:rPr>
-        <w:t>m the last durable snapshot in the analytics store before any live event processing resumes. Live event subscription is deliberately withheld until recovery completes, preventing a race between seeded values and concurrently-arriving events.</w:t>
+        <w:t>Redis counters are the live source of truth for real-time metrics, not a disposable cache, so a Redis restart would otherwise lose all in-flight campaign counts. A recovery process runs at Aggregator startup: if the cache is found empty, counters are re-seeded from the last durable snapshot in the analytics store before any live event processing resumes. Live event subscription is deliberately withheld until recovery completes, preventing a race between seeded values and concurrently-arriving events.</w:t>
       </w:r>
     </w:p>
     <w:p>
@@ -8172,17 +6031,7 @@
           <w:sz w:val="25"/>
           <w:szCs w:val="25"/>
         </w:rPr>
-        <w:t>Data Retentio</w:t>
-      </w:r>
-      <w:r>
-        <w:rPr>
-          <w:rFonts w:ascii="Calibri" w:eastAsia="Calibri" w:hAnsi="Calibri" w:cs="Calibri"/>
-          <w:b/>
-          <w:bCs/>
-          <w:sz w:val="25"/>
-          <w:szCs w:val="25"/>
-        </w:rPr>
-        <w:t>n</w:t>
+        <w:t>Data Retention</w:t>
       </w:r>
     </w:p>
     <w:tbl>
@@ -8208,12 +6057,6 @@
         <w:gridCol w:w="4818"/>
       </w:tblGrid>
       <w:tr>
-        <w:tblPrEx>
-          <w:tblCellMar>
-            <w:top w:w="0" w:type="dxa"/>
-            <w:bottom w:w="0" w:type="dxa"/>
-          </w:tblCellMar>
-        </w:tblPrEx>
         <w:trPr>
           <w:tblHeader/>
         </w:trPr>
@@ -8288,12 +6131,6 @@
         </w:tc>
       </w:tr>
       <w:tr>
-        <w:tblPrEx>
-          <w:tblCellMar>
-            <w:top w:w="0" w:type="dxa"/>
-            <w:bottom w:w="0" w:type="dxa"/>
-          </w:tblCellMar>
-        </w:tblPrEx>
         <w:tc>
           <w:tcPr>
             <w:tcW w:w="2600" w:type="dxa"/>
@@ -8336,7 +6173,13 @@
               <w:rPr>
                 <w:rFonts w:ascii="Calibri" w:eastAsia="Calibri" w:hAnsi="Calibri" w:cs="Calibri"/>
               </w:rPr>
-              <w:t>90 days</w:t>
+              <w:t>3</w:t>
+            </w:r>
+            <w:r>
+              <w:rPr>
+                <w:rFonts w:ascii="Calibri" w:eastAsia="Calibri" w:hAnsi="Calibri" w:cs="Calibri"/>
+              </w:rPr>
+              <w:t>0 days</w:t>
             </w:r>
           </w:p>
         </w:tc>
@@ -8365,12 +6208,6 @@
         </w:tc>
       </w:tr>
       <w:tr>
-        <w:tblPrEx>
-          <w:tblCellMar>
-            <w:top w:w="0" w:type="dxa"/>
-            <w:bottom w:w="0" w:type="dxa"/>
-          </w:tblCellMar>
-        </w:tblPrEx>
         <w:tc>
           <w:tcPr>
             <w:tcW w:w="2600" w:type="dxa"/>
@@ -8436,32 +6273,24 @@
               <w:rPr>
                 <w:rFonts w:ascii="Calibri" w:eastAsia="Calibri" w:hAnsi="Calibri" w:cs="Calibri"/>
               </w:rPr>
-              <w:t xml:space="preserve">Persist for the life of the campaign; reset only by an explicit recovery-seed at </w:t>
-            </w:r>
-            <w:proofErr w:type="spellStart"/>
-            <w:r>
-              <w:rPr>
-                <w:rFonts w:ascii="Calibri" w:eastAsia="Calibri" w:hAnsi="Calibri" w:cs="Calibri"/>
-              </w:rPr>
-              <w:t>startup</w:t>
-            </w:r>
-            <w:proofErr w:type="spellEnd"/>
-            <w:r>
-              <w:rPr>
-                <w:rFonts w:ascii="Calibri" w:eastAsia="Calibri" w:hAnsi="Calibri" w:cs="Calibri"/>
-              </w:rPr>
-              <w:t>, never by time</w:t>
-            </w:r>
-          </w:p>
-        </w:tc>
-      </w:tr>
-      <w:tr>
-        <w:tblPrEx>
-          <w:tblCellMar>
-            <w:top w:w="0" w:type="dxa"/>
-            <w:bottom w:w="0" w:type="dxa"/>
-          </w:tblCellMar>
-        </w:tblPrEx>
+              <w:t>Persi</w:t>
+            </w:r>
+            <w:r>
+              <w:rPr>
+                <w:rFonts w:ascii="Calibri" w:eastAsia="Calibri" w:hAnsi="Calibri" w:cs="Calibri"/>
+              </w:rPr>
+              <w:t>st for the life of the campaign,</w:t>
+            </w:r>
+            <w:r>
+              <w:rPr>
+                <w:rFonts w:ascii="Calibri" w:eastAsia="Calibri" w:hAnsi="Calibri" w:cs="Calibri"/>
+              </w:rPr>
+              <w:t xml:space="preserve"> reset only by an explicit recovery-seed at startup, never by time</w:t>
+            </w:r>
+          </w:p>
+        </w:tc>
+      </w:tr>
+      <w:tr>
         <w:tc>
           <w:tcPr>
             <w:tcW w:w="2600" w:type="dxa"/>
@@ -8548,51 +6377,7 @@
           <w:sz w:val="22"/>
           <w:szCs w:val="22"/>
         </w:rPr>
-        <w:t xml:space="preserve">Customer interaction events contain a </w:t>
-      </w:r>
-      <w:proofErr w:type="spellStart"/>
-      <w:r>
-        <w:rPr>
-          <w:rFonts w:ascii="Calibri" w:eastAsia="Calibri" w:hAnsi="Calibri" w:cs="Calibri"/>
-          <w:sz w:val="22"/>
-          <w:szCs w:val="22"/>
-        </w:rPr>
-        <w:t>CustomerId</w:t>
-      </w:r>
-      <w:proofErr w:type="spellEnd"/>
-      <w:r>
-        <w:rPr>
-          <w:rFonts w:ascii="Calibri" w:eastAsia="Calibri" w:hAnsi="Calibri" w:cs="Calibri"/>
-          <w:sz w:val="22"/>
-          <w:szCs w:val="22"/>
-        </w:rPr>
-        <w:t xml:space="preserve">, which may be considered personal data depending on jurisdiction. A soft-delete flag on </w:t>
-      </w:r>
-      <w:proofErr w:type="spellStart"/>
-      <w:r>
-        <w:rPr>
-          <w:rFonts w:ascii="Calibri" w:eastAsia="Calibri" w:hAnsi="Calibri" w:cs="Calibri"/>
-          <w:sz w:val="22"/>
-          <w:szCs w:val="22"/>
-        </w:rPr>
-        <w:t>CustomerEvent</w:t>
-      </w:r>
-      <w:proofErr w:type="spellEnd"/>
-      <w:r>
-        <w:rPr>
-          <w:rFonts w:ascii="Calibri" w:eastAsia="Calibri" w:hAnsi="Calibri" w:cs="Calibri"/>
-          <w:sz w:val="22"/>
-          <w:szCs w:val="22"/>
-        </w:rPr>
-        <w:t xml:space="preserve"> allows the system to mark events for erasure without immediate deletion. A scheduled job permanently remo</w:t>
-      </w:r>
-      <w:r>
-        <w:rPr>
-          <w:rFonts w:ascii="Calibri" w:eastAsia="Calibri" w:hAnsi="Calibri" w:cs="Calibri"/>
-          <w:sz w:val="22"/>
-          <w:szCs w:val="22"/>
-        </w:rPr>
-        <w:t>ves flagged records after 30 days, satisfying most right-to-erasure timelines.</w:t>
+        <w:t>Customer interaction events contain a CustomerId, which may be considered personal data depending on jurisdiction. A soft-delete flag on CustomerEvent allows the system to mark events for erasure without immediate deletion. A scheduled job permanently removes flagged records after 30 days, satisfying most right-to-erasure timelines.</w:t>
       </w:r>
     </w:p>
     <w:p>
@@ -8616,6 +6401,7 @@
           <w:bCs/>
           <w:color w:val="1F3864"/>
         </w:rPr>
+        <w:lastRenderedPageBreak/>
         <w:t>11. Observability &amp; Reliability</w:t>
       </w:r>
     </w:p>
@@ -8629,23 +6415,7 @@
           <w:sz w:val="22"/>
           <w:szCs w:val="22"/>
         </w:rPr>
-        <w:t>T</w:t>
-      </w:r>
-      <w:r>
-        <w:rPr>
-          <w:rFonts w:ascii="Calibri" w:eastAsia="Calibri" w:hAnsi="Calibri" w:cs="Calibri"/>
-          <w:sz w:val="22"/>
-          <w:szCs w:val="22"/>
-        </w:rPr>
-        <w:t>he platform is designed to provide operational visibility and resilience through centralized monitoring, distributed tracing, health checks, a</w:t>
-      </w:r>
-      <w:r>
-        <w:rPr>
-          <w:rFonts w:ascii="Calibri" w:eastAsia="Calibri" w:hAnsi="Calibri" w:cs="Calibri"/>
-          <w:sz w:val="22"/>
-          <w:szCs w:val="22"/>
-        </w:rPr>
-        <w:t>nd automated recovery mechanisms.</w:t>
+        <w:t>The platform is designed to provide operational visibility and resilience through centralized monitoring, distributed tracing, health checks, and automated recovery mechanisms.</w:t>
       </w:r>
     </w:p>
     <w:p>
@@ -8686,12 +6456,6 @@
         <w:gridCol w:w="7008"/>
       </w:tblGrid>
       <w:tr>
-        <w:tblPrEx>
-          <w:tblCellMar>
-            <w:top w:w="0" w:type="dxa"/>
-            <w:bottom w:w="0" w:type="dxa"/>
-          </w:tblCellMar>
-        </w:tblPrEx>
         <w:trPr>
           <w:tblHeader/>
         </w:trPr>
@@ -8743,12 +6507,6 @@
         </w:tc>
       </w:tr>
       <w:tr>
-        <w:tblPrEx>
-          <w:tblCellMar>
-            <w:top w:w="0" w:type="dxa"/>
-            <w:bottom w:w="0" w:type="dxa"/>
-          </w:tblCellMar>
-        </w:tblPrEx>
         <w:tc>
           <w:tcPr>
             <w:tcW w:w="2600" w:type="dxa"/>
@@ -8786,23 +6544,20 @@
           <w:p>
             <w:pPr>
               <w:spacing w:line="260" w:lineRule="auto"/>
-            </w:pPr>
-            <w:r>
-              <w:rPr>
-                <w:rFonts w:ascii="Calibri" w:eastAsia="Calibri" w:hAnsi="Calibri" w:cs="Calibri"/>
-              </w:rPr>
-              <w:t>Cloud Logging</w:t>
-            </w:r>
-          </w:p>
-        </w:tc>
-      </w:tr>
-      <w:tr>
-        <w:tblPrEx>
-          <w:tblCellMar>
-            <w:top w:w="0" w:type="dxa"/>
-            <w:bottom w:w="0" w:type="dxa"/>
-          </w:tblCellMar>
-        </w:tblPrEx>
+              <w:rPr>
+                <w:rFonts w:ascii="Calibri" w:eastAsia="Calibri" w:hAnsi="Calibri" w:cs="Calibri"/>
+              </w:rPr>
+            </w:pPr>
+            <w:r>
+              <w:rPr>
+                <w:rFonts w:ascii="Calibri" w:eastAsia="Calibri" w:hAnsi="Calibri" w:cs="Calibri"/>
+              </w:rPr>
+              <w:t>New Relic Logs</w:t>
+            </w:r>
+          </w:p>
+        </w:tc>
+      </w:tr>
+      <w:tr>
         <w:tc>
           <w:tcPr>
             <w:tcW w:w="2600" w:type="dxa"/>
@@ -8840,23 +6595,20 @@
           <w:p>
             <w:pPr>
               <w:spacing w:line="260" w:lineRule="auto"/>
-            </w:pPr>
-            <w:r>
-              <w:rPr>
-                <w:rFonts w:ascii="Calibri" w:eastAsia="Calibri" w:hAnsi="Calibri" w:cs="Calibri"/>
-              </w:rPr>
-              <w:t>Cloud Monitoring</w:t>
-            </w:r>
-          </w:p>
-        </w:tc>
-      </w:tr>
-      <w:tr>
-        <w:tblPrEx>
-          <w:tblCellMar>
-            <w:top w:w="0" w:type="dxa"/>
-            <w:bottom w:w="0" w:type="dxa"/>
-          </w:tblCellMar>
-        </w:tblPrEx>
+              <w:rPr>
+                <w:rFonts w:ascii="Calibri" w:eastAsia="Calibri" w:hAnsi="Calibri" w:cs="Calibri"/>
+              </w:rPr>
+            </w:pPr>
+            <w:r>
+              <w:rPr>
+                <w:rFonts w:ascii="Calibri" w:eastAsia="Calibri" w:hAnsi="Calibri" w:cs="Calibri"/>
+              </w:rPr>
+              <w:t>New Relic Infrastructure &amp; APM</w:t>
+            </w:r>
+          </w:p>
+        </w:tc>
+      </w:tr>
+      <w:tr>
         <w:tc>
           <w:tcPr>
             <w:tcW w:w="2600" w:type="dxa"/>
@@ -8894,6 +6646,9 @@
           <w:p>
             <w:pPr>
               <w:spacing w:line="260" w:lineRule="auto"/>
+              <w:rPr>
+                <w:rFonts w:ascii="Calibri" w:eastAsia="Calibri" w:hAnsi="Calibri" w:cs="Calibri"/>
+              </w:rPr>
             </w:pPr>
             <w:r>
               <w:rPr>
@@ -8901,16 +6656,16 @@
               </w:rPr>
               <w:t>Open Telemetry</w:t>
             </w:r>
-          </w:p>
-        </w:tc>
-      </w:tr>
-      <w:tr>
-        <w:tblPrEx>
-          <w:tblCellMar>
-            <w:top w:w="0" w:type="dxa"/>
-            <w:bottom w:w="0" w:type="dxa"/>
-          </w:tblCellMar>
-        </w:tblPrEx>
+            <w:r>
+              <w:rPr>
+                <w:rFonts w:ascii="Calibri" w:eastAsia="Calibri" w:hAnsi="Calibri" w:cs="Calibri"/>
+              </w:rPr>
+              <w:t xml:space="preserve"> integrated with New Relic</w:t>
+            </w:r>
+          </w:p>
+        </w:tc>
+      </w:tr>
+      <w:tr>
         <w:tc>
           <w:tcPr>
             <w:tcW w:w="2600" w:type="dxa"/>
@@ -8948,6 +6703,9 @@
           <w:p>
             <w:pPr>
               <w:spacing w:line="260" w:lineRule="auto"/>
+              <w:rPr>
+                <w:rFonts w:ascii="Calibri" w:eastAsia="Calibri" w:hAnsi="Calibri" w:cs="Calibri"/>
+              </w:rPr>
             </w:pPr>
             <w:r>
               <w:rPr>
@@ -8959,12 +6717,6 @@
         </w:tc>
       </w:tr>
       <w:tr>
-        <w:tblPrEx>
-          <w:tblCellMar>
-            <w:top w:w="0" w:type="dxa"/>
-            <w:bottom w:w="0" w:type="dxa"/>
-          </w:tblCellMar>
-        </w:tblPrEx>
         <w:tc>
           <w:tcPr>
             <w:tcW w:w="2600" w:type="dxa"/>
@@ -9002,12 +6754,15 @@
           <w:p>
             <w:pPr>
               <w:spacing w:line="260" w:lineRule="auto"/>
-            </w:pPr>
-            <w:r>
-              <w:rPr>
-                <w:rFonts w:ascii="Calibri" w:eastAsia="Calibri" w:hAnsi="Calibri" w:cs="Calibri"/>
-              </w:rPr>
-              <w:t>Cloud Monitoring Alerts</w:t>
+              <w:rPr>
+                <w:rFonts w:ascii="Calibri" w:eastAsia="Calibri" w:hAnsi="Calibri" w:cs="Calibri"/>
+              </w:rPr>
+            </w:pPr>
+            <w:r>
+              <w:rPr>
+                <w:rFonts w:ascii="Calibri" w:eastAsia="Calibri" w:hAnsi="Calibri" w:cs="Calibri"/>
+              </w:rPr>
+              <w:t>New Relic Alerts &amp; Policies</w:t>
             </w:r>
           </w:p>
         </w:tc>
@@ -9051,12 +6806,6 @@
         <w:gridCol w:w="7008"/>
       </w:tblGrid>
       <w:tr>
-        <w:tblPrEx>
-          <w:tblCellMar>
-            <w:top w:w="0" w:type="dxa"/>
-            <w:bottom w:w="0" w:type="dxa"/>
-          </w:tblCellMar>
-        </w:tblPrEx>
         <w:trPr>
           <w:tblHeader/>
         </w:trPr>
@@ -9108,12 +6857,6 @@
         </w:tc>
       </w:tr>
       <w:tr>
-        <w:tblPrEx>
-          <w:tblCellMar>
-            <w:top w:w="0" w:type="dxa"/>
-            <w:bottom w:w="0" w:type="dxa"/>
-          </w:tblCellMar>
-        </w:tblPrEx>
         <w:tc>
           <w:tcPr>
             <w:tcW w:w="2600" w:type="dxa"/>
@@ -9162,12 +6905,6 @@
         </w:tc>
       </w:tr>
       <w:tr>
-        <w:tblPrEx>
-          <w:tblCellMar>
-            <w:top w:w="0" w:type="dxa"/>
-            <w:bottom w:w="0" w:type="dxa"/>
-          </w:tblCellMar>
-        </w:tblPrEx>
         <w:tc>
           <w:tcPr>
             <w:tcW w:w="2600" w:type="dxa"/>
@@ -9187,7 +6924,6 @@
               <w:rPr>
                 <w:rFonts w:ascii="Calibri" w:eastAsia="Calibri" w:hAnsi="Calibri" w:cs="Calibri"/>
               </w:rPr>
-              <w:lastRenderedPageBreak/>
               <w:t>Dead Letter Queue</w:t>
             </w:r>
           </w:p>
@@ -9217,12 +6953,6 @@
         </w:tc>
       </w:tr>
       <w:tr>
-        <w:tblPrEx>
-          <w:tblCellMar>
-            <w:top w:w="0" w:type="dxa"/>
-            <w:bottom w:w="0" w:type="dxa"/>
-          </w:tblCellMar>
-        </w:tblPrEx>
         <w:tc>
           <w:tcPr>
             <w:tcW w:w="2600" w:type="dxa"/>
@@ -9271,12 +7001,6 @@
         </w:tc>
       </w:tr>
       <w:tr>
-        <w:tblPrEx>
-          <w:tblCellMar>
-            <w:top w:w="0" w:type="dxa"/>
-            <w:bottom w:w="0" w:type="dxa"/>
-          </w:tblCellMar>
-        </w:tblPrEx>
         <w:tc>
           <w:tcPr>
             <w:tcW w:w="2600" w:type="dxa"/>
@@ -9325,12 +7049,6 @@
         </w:tc>
       </w:tr>
       <w:tr>
-        <w:tblPrEx>
-          <w:tblCellMar>
-            <w:top w:w="0" w:type="dxa"/>
-            <w:bottom w:w="0" w:type="dxa"/>
-          </w:tblCellMar>
-        </w:tblPrEx>
         <w:tc>
           <w:tcPr>
             <w:tcW w:w="2600" w:type="dxa"/>
@@ -9417,12 +7135,6 @@
         <w:gridCol w:w="6383"/>
       </w:tblGrid>
       <w:tr>
-        <w:tblPrEx>
-          <w:tblCellMar>
-            <w:top w:w="0" w:type="dxa"/>
-            <w:bottom w:w="0" w:type="dxa"/>
-          </w:tblCellMar>
-        </w:tblPrEx>
         <w:trPr>
           <w:tblHeader/>
         </w:trPr>
@@ -9468,29 +7180,12 @@
                 <w:bCs/>
                 <w:color w:val="FFFFFF"/>
               </w:rPr>
-              <w:t xml:space="preserve">Platform </w:t>
-            </w:r>
-            <w:proofErr w:type="spellStart"/>
-            <w:r>
-              <w:rPr>
-                <w:rFonts w:ascii="Calibri" w:eastAsia="Calibri" w:hAnsi="Calibri" w:cs="Calibri"/>
-                <w:b/>
-                <w:bCs/>
-                <w:color w:val="FFFFFF"/>
-              </w:rPr>
-              <w:t>Behavior</w:t>
-            </w:r>
-            <w:proofErr w:type="spellEnd"/>
-          </w:p>
-        </w:tc>
-      </w:tr>
-      <w:tr>
-        <w:tblPrEx>
-          <w:tblCellMar>
-            <w:top w:w="0" w:type="dxa"/>
-            <w:bottom w:w="0" w:type="dxa"/>
-          </w:tblCellMar>
-        </w:tblPrEx>
+              <w:t>Platform Behavior</w:t>
+            </w:r>
+          </w:p>
+        </w:tc>
+      </w:tr>
+      <w:tr>
         <w:tc>
           <w:tcPr>
             <w:tcW w:w="3200" w:type="dxa"/>
@@ -9539,12 +7234,6 @@
         </w:tc>
       </w:tr>
       <w:tr>
-        <w:tblPrEx>
-          <w:tblCellMar>
-            <w:top w:w="0" w:type="dxa"/>
-            <w:bottom w:w="0" w:type="dxa"/>
-          </w:tblCellMar>
-        </w:tblPrEx>
         <w:tc>
           <w:tcPr>
             <w:tcW w:w="3200" w:type="dxa"/>
@@ -9593,12 +7282,6 @@
         </w:tc>
       </w:tr>
       <w:tr>
-        <w:tblPrEx>
-          <w:tblCellMar>
-            <w:top w:w="0" w:type="dxa"/>
-            <w:bottom w:w="0" w:type="dxa"/>
-          </w:tblCellMar>
-        </w:tblPrEx>
         <w:tc>
           <w:tcPr>
             <w:tcW w:w="3200" w:type="dxa"/>
@@ -9613,6 +7296,9 @@
           <w:p>
             <w:pPr>
               <w:spacing w:line="260" w:lineRule="auto"/>
+              <w:rPr>
+                <w:rFonts w:ascii="Calibri" w:eastAsia="Calibri" w:hAnsi="Calibri" w:cs="Calibri"/>
+              </w:rPr>
             </w:pPr>
             <w:r>
               <w:rPr>
@@ -9636,37 +7322,20 @@
           <w:p>
             <w:pPr>
               <w:spacing w:line="260" w:lineRule="auto"/>
-            </w:pPr>
-            <w:r>
-              <w:rPr>
-                <w:rFonts w:ascii="Calibri" w:eastAsia="Calibri" w:hAnsi="Calibri" w:cs="Calibri"/>
-              </w:rPr>
-              <w:t xml:space="preserve">Recovery service detects an empty cache at </w:t>
-            </w:r>
-            <w:proofErr w:type="spellStart"/>
-            <w:r>
-              <w:rPr>
-                <w:rFonts w:ascii="Calibri" w:eastAsia="Calibri" w:hAnsi="Calibri" w:cs="Calibri"/>
-              </w:rPr>
-              <w:t>startup</w:t>
-            </w:r>
-            <w:proofErr w:type="spellEnd"/>
-            <w:r>
-              <w:rPr>
-                <w:rFonts w:ascii="Calibri" w:eastAsia="Calibri" w:hAnsi="Calibri" w:cs="Calibri"/>
-              </w:rPr>
-              <w:t xml:space="preserve"> and re-seeds all counters from the last durable snapshot before resuming live event processing; queries fall back to the last snapshot in the interim</w:t>
-            </w:r>
-          </w:p>
-        </w:tc>
-      </w:tr>
-      <w:tr>
-        <w:tblPrEx>
-          <w:tblCellMar>
-            <w:top w:w="0" w:type="dxa"/>
-            <w:bottom w:w="0" w:type="dxa"/>
-          </w:tblCellMar>
-        </w:tblPrEx>
+              <w:rPr>
+                <w:rFonts w:ascii="Calibri" w:eastAsia="Calibri" w:hAnsi="Calibri" w:cs="Calibri"/>
+              </w:rPr>
+            </w:pPr>
+            <w:r>
+              <w:rPr>
+                <w:rFonts w:ascii="Calibri" w:eastAsia="Calibri" w:hAnsi="Calibri" w:cs="Calibri"/>
+              </w:rPr>
+              <w:t>Recovery service rebuilds Redis from BigQuery before resuming live processing</w:t>
+            </w:r>
+          </w:p>
+        </w:tc>
+      </w:tr>
+      <w:tr>
         <w:tc>
           <w:tcPr>
             <w:tcW w:w="3200" w:type="dxa"/>
@@ -9709,24 +7378,12 @@
               <w:rPr>
                 <w:rFonts w:ascii="Calibri" w:eastAsia="Calibri" w:hAnsi="Calibri" w:cs="Calibri"/>
               </w:rPr>
-              <w:t>Events remain in Pub/Sub u</w:t>
-            </w:r>
-            <w:r>
-              <w:rPr>
-                <w:rFonts w:ascii="Calibri" w:eastAsia="Calibri" w:hAnsi="Calibri" w:cs="Calibri"/>
-              </w:rPr>
-              <w:t>ntil consumers recover</w:t>
-            </w:r>
-          </w:p>
-        </w:tc>
-      </w:tr>
-      <w:tr>
-        <w:tblPrEx>
-          <w:tblCellMar>
-            <w:top w:w="0" w:type="dxa"/>
-            <w:bottom w:w="0" w:type="dxa"/>
-          </w:tblCellMar>
-        </w:tblPrEx>
+              <w:t>Events remain in Pub/Sub until consumers recover</w:t>
+            </w:r>
+          </w:p>
+        </w:tc>
+      </w:tr>
+      <w:tr>
         <w:tc>
           <w:tcPr>
             <w:tcW w:w="3200" w:type="dxa"/>
@@ -9769,12 +7426,33 @@
               <w:rPr>
                 <w:rFonts w:ascii="Calibri" w:eastAsia="Calibri" w:hAnsi="Calibri" w:cs="Calibri"/>
               </w:rPr>
-              <w:t>Event processing continues; aggregation resumes after recovery</w:t>
+              <w:t>Event processing continues,</w:t>
+            </w:r>
+            <w:r>
+              <w:rPr>
+                <w:rFonts w:ascii="Calibri" w:eastAsia="Calibri" w:hAnsi="Calibri" w:cs="Calibri"/>
+              </w:rPr>
+              <w:t xml:space="preserve"> aggregation resumes after recovery</w:t>
             </w:r>
           </w:p>
         </w:tc>
       </w:tr>
     </w:tbl>
+    <w:p>
+      <w:pPr>
+        <w:spacing w:before="120" w:after="240"/>
+      </w:pPr>
+    </w:p>
+    <w:p>
+      <w:pPr>
+        <w:spacing w:before="120" w:after="240"/>
+      </w:pPr>
+    </w:p>
+    <w:p>
+      <w:pPr>
+        <w:spacing w:before="120" w:after="240"/>
+      </w:pPr>
+    </w:p>
     <w:p>
       <w:pPr>
         <w:pStyle w:val="Heading2"/>
@@ -9788,71 +7466,7 @@
           <w:sz w:val="25"/>
           <w:szCs w:val="25"/>
         </w:rPr>
-        <w:t>Observability Flow</w:t>
-      </w:r>
-    </w:p>
-    <w:p>
-      <w:pPr>
-        <w:spacing w:before="120" w:after="240"/>
-        <w:jc w:val="center"/>
-      </w:pPr>
-      <w:r>
-        <w:rPr>
-          <w:noProof/>
-        </w:rPr>
-        <w:drawing>
-          <wp:inline distT="0" distB="0" distL="0" distR="0">
-            <wp:extent cx="2466975" cy="2819400"/>
-            <wp:effectExtent l="0" t="0" r="0" b="0"/>
-            <wp:docPr id="7" name="Picture 7"/>
-            <wp:cNvGraphicFramePr>
-              <a:graphicFrameLocks xmlns:a="http://schemas.openxmlformats.org/drawingml/2006/main" noChangeAspect="1"/>
-            </wp:cNvGraphicFramePr>
-            <a:graphic xmlns:a="http://schemas.openxmlformats.org/drawingml/2006/main">
-              <a:graphicData uri="http://schemas.openxmlformats.org/drawingml/2006/picture">
-                <pic:pic xmlns:pic="http://schemas.openxmlformats.org/drawingml/2006/picture">
-                  <pic:nvPicPr>
-                    <pic:cNvPr id="0" name=""/>
-                    <pic:cNvPicPr>
-                      <a:picLocks noChangeAspect="1" noChangeArrowheads="1"/>
-                    </pic:cNvPicPr>
-                  </pic:nvPicPr>
-                  <pic:blipFill>
-                    <a:blip r:embed="rId13"/>
-                    <a:srcRect/>
-                    <a:stretch>
-                      <a:fillRect/>
-                    </a:stretch>
-                  </pic:blipFill>
-                  <pic:spPr bwMode="auto">
-                    <a:xfrm>
-                      <a:off x="0" y="0"/>
-                      <a:ext cx="2466975" cy="2819400"/>
-                    </a:xfrm>
-                    <a:prstGeom prst="rect">
-                      <a:avLst/>
-                    </a:prstGeom>
-                  </pic:spPr>
-                </pic:pic>
-              </a:graphicData>
-            </a:graphic>
-          </wp:inline>
-        </w:drawing>
-      </w:r>
-    </w:p>
-    <w:p>
-      <w:pPr>
-        <w:pStyle w:val="Heading2"/>
-        <w:spacing w:before="260" w:after="130"/>
-      </w:pPr>
-      <w:r>
-        <w:rPr>
-          <w:rFonts w:ascii="Calibri" w:eastAsia="Calibri" w:hAnsi="Calibri" w:cs="Calibri"/>
-          <w:b/>
-          <w:bCs/>
-          <w:sz w:val="25"/>
-          <w:szCs w:val="25"/>
-        </w:rPr>
+        <w:lastRenderedPageBreak/>
         <w:t>Key Metrics</w:t>
       </w:r>
     </w:p>
@@ -9892,12 +7506,6 @@
         <w:gridCol w:w="4120"/>
       </w:tblGrid>
       <w:tr>
-        <w:tblPrEx>
-          <w:tblCellMar>
-            <w:top w:w="0" w:type="dxa"/>
-            <w:bottom w:w="0" w:type="dxa"/>
-          </w:tblCellMar>
-        </w:tblPrEx>
         <w:trPr>
           <w:tblHeader/>
         </w:trPr>
@@ -9972,12 +7580,6 @@
         </w:tc>
       </w:tr>
       <w:tr>
-        <w:tblPrEx>
-          <w:tblCellMar>
-            <w:top w:w="0" w:type="dxa"/>
-            <w:bottom w:w="0" w:type="dxa"/>
-          </w:tblCellMar>
-        </w:tblPrEx>
         <w:tc>
           <w:tcPr>
             <w:tcW w:w="3000" w:type="dxa"/>
@@ -10049,12 +7651,6 @@
         </w:tc>
       </w:tr>
       <w:tr>
-        <w:tblPrEx>
-          <w:tblCellMar>
-            <w:top w:w="0" w:type="dxa"/>
-            <w:bottom w:w="0" w:type="dxa"/>
-          </w:tblCellMar>
-        </w:tblPrEx>
         <w:tc>
           <w:tcPr>
             <w:tcW w:w="3000" w:type="dxa"/>
@@ -10074,7 +7670,6 @@
               <w:rPr>
                 <w:rFonts w:ascii="Calibri" w:eastAsia="Calibri" w:hAnsi="Calibri" w:cs="Calibri"/>
               </w:rPr>
-              <w:lastRenderedPageBreak/>
               <w:t>Processing latency P99</w:t>
             </w:r>
           </w:p>
@@ -10127,12 +7722,6 @@
         </w:tc>
       </w:tr>
       <w:tr>
-        <w:tblPrEx>
-          <w:tblCellMar>
-            <w:top w:w="0" w:type="dxa"/>
-            <w:bottom w:w="0" w:type="dxa"/>
-          </w:tblCellMar>
-        </w:tblPrEx>
         <w:tc>
           <w:tcPr>
             <w:tcW w:w="3000" w:type="dxa"/>
@@ -10204,12 +7793,6 @@
         </w:tc>
       </w:tr>
       <w:tr>
-        <w:tblPrEx>
-          <w:tblCellMar>
-            <w:top w:w="0" w:type="dxa"/>
-            <w:bottom w:w="0" w:type="dxa"/>
-          </w:tblCellMar>
-        </w:tblPrEx>
         <w:tc>
           <w:tcPr>
             <w:tcW w:w="3000" w:type="dxa"/>
@@ -10281,12 +7864,6 @@
         </w:tc>
       </w:tr>
       <w:tr>
-        <w:tblPrEx>
-          <w:tblCellMar>
-            <w:top w:w="0" w:type="dxa"/>
-            <w:bottom w:w="0" w:type="dxa"/>
-          </w:tblCellMar>
-        </w:tblPrEx>
         <w:tc>
           <w:tcPr>
             <w:tcW w:w="3000" w:type="dxa"/>
@@ -10358,12 +7935,6 @@
         </w:tc>
       </w:tr>
       <w:tr>
-        <w:tblPrEx>
-          <w:tblCellMar>
-            <w:top w:w="0" w:type="dxa"/>
-            <w:bottom w:w="0" w:type="dxa"/>
-          </w:tblCellMar>
-        </w:tblPrEx>
         <w:tc>
           <w:tcPr>
             <w:tcW w:w="3000" w:type="dxa"/>
@@ -10454,19 +8025,11 @@
     <w:p>
       <w:pPr>
         <w:spacing w:after="160" w:line="276" w:lineRule="auto"/>
-      </w:pPr>
-      <w:r>
         <w:rPr>
           <w:rFonts w:ascii="Calibri" w:eastAsia="Calibri" w:hAnsi="Calibri" w:cs="Calibri"/>
           <w:sz w:val="22"/>
           <w:szCs w:val="22"/>
         </w:rPr>
-        <w:t>Cost monitoring runs as a background concern across all services. Cloud Billing Export sends daily cost data to BigQuery, surfaced as a dashboard by service, tenant, and resource type, with alerts on per-tenant spend thresholds.</w:t>
-      </w:r>
-    </w:p>
-    <w:p>
-      <w:pPr>
-        <w:spacing w:after="160" w:line="276" w:lineRule="auto"/>
       </w:pPr>
       <w:r>
         <w:rPr>
@@ -10474,59 +8037,25 @@
           <w:sz w:val="22"/>
           <w:szCs w:val="22"/>
         </w:rPr>
-        <w:t>All analytical queries targ</w:t>
-      </w:r>
-      <w:r>
-        <w:rPr>
-          <w:rFonts w:ascii="Calibri" w:eastAsia="Calibri" w:hAnsi="Calibri" w:cs="Calibri"/>
+        <w:t xml:space="preserve">Cost monitoring is centralized through </w:t>
+      </w:r>
+      <w:r>
+        <w:rPr>
+          <w:rFonts w:ascii="Calibri" w:eastAsia="Calibri" w:hAnsi="Calibri" w:cs="Calibri"/>
+          <w:b/>
+          <w:bCs/>
           <w:sz w:val="22"/>
           <w:szCs w:val="22"/>
         </w:rPr>
-        <w:t xml:space="preserve">et tables partitioned by date and </w:t>
-      </w:r>
-      <w:proofErr w:type="spellStart"/>
+        <w:t>New Relic dashboards</w:t>
+      </w:r>
       <w:r>
         <w:rPr>
           <w:rFonts w:ascii="Calibri" w:eastAsia="Calibri" w:hAnsi="Calibri" w:cs="Calibri"/>
           <w:sz w:val="22"/>
           <w:szCs w:val="22"/>
         </w:rPr>
-        <w:t>TenantId</w:t>
-      </w:r>
-      <w:proofErr w:type="spellEnd"/>
-      <w:r>
-        <w:rPr>
-          <w:rFonts w:ascii="Calibri" w:eastAsia="Calibri" w:hAnsi="Calibri" w:cs="Calibri"/>
-          <w:sz w:val="22"/>
-          <w:szCs w:val="22"/>
-        </w:rPr>
-        <w:t xml:space="preserve"> to minimize scan cost. Since Redis counters are updated on every event rather than re-fetched on a timer, the cost lever here is write volume to the durable analytics store rather than cache re-fetch frequency; ba</w:t>
-      </w:r>
-      <w:r>
-        <w:rPr>
-          <w:rFonts w:ascii="Calibri" w:eastAsia="Calibri" w:hAnsi="Calibri" w:cs="Calibri"/>
-          <w:sz w:val="22"/>
-          <w:szCs w:val="22"/>
-        </w:rPr>
-        <w:t xml:space="preserve">tching or </w:t>
-      </w:r>
-      <w:proofErr w:type="spellStart"/>
-      <w:r>
-        <w:rPr>
-          <w:rFonts w:ascii="Calibri" w:eastAsia="Calibri" w:hAnsi="Calibri" w:cs="Calibri"/>
-          <w:sz w:val="22"/>
-          <w:szCs w:val="22"/>
-        </w:rPr>
-        <w:t>debouncing</w:t>
-      </w:r>
-      <w:proofErr w:type="spellEnd"/>
-      <w:r>
-        <w:rPr>
-          <w:rFonts w:ascii="Calibri" w:eastAsia="Calibri" w:hAnsi="Calibri" w:cs="Calibri"/>
-          <w:sz w:val="22"/>
-          <w:szCs w:val="22"/>
-        </w:rPr>
-        <w:t xml:space="preserve"> analytics-store writes is a natural future optimization if per-event write cost becomes significant at higher scale.</w:t>
+        <w:t>, combining infrastructure metrics with Google Cloud billing data. Dashboards provide visibility into service utilization, Kubernetes resource consumption, BigQuery query costs, Redis memory usage, and tenant-level traffic patterns. Alerts can be configured for abnormal infrastructure growth, increasing analytics costs, and tenant-specific resource consumption thresholds.</w:t>
       </w:r>
     </w:p>
     <w:p>
@@ -10563,23 +8092,7 @@
           <w:sz w:val="22"/>
           <w:szCs w:val="22"/>
         </w:rPr>
-        <w:t>T</w:t>
-      </w:r>
-      <w:r>
-        <w:rPr>
-          <w:rFonts w:ascii="Calibri" w:eastAsia="Calibri" w:hAnsi="Calibri" w:cs="Calibri"/>
-          <w:sz w:val="22"/>
-          <w:szCs w:val="22"/>
-        </w:rPr>
-        <w:t>he following technologies have been selected based on the functional and non-functional re</w:t>
-      </w:r>
-      <w:r>
-        <w:rPr>
-          <w:rFonts w:ascii="Calibri" w:eastAsia="Calibri" w:hAnsi="Calibri" w:cs="Calibri"/>
-          <w:sz w:val="22"/>
-          <w:szCs w:val="22"/>
-        </w:rPr>
-        <w:t>quirements of the proposed solution.</w:t>
+        <w:t>The following technologies have been selected based on the functional and non-functional requirements of the proposed solution.</w:t>
       </w:r>
     </w:p>
     <w:p>
@@ -10621,12 +8134,6 @@
         <w:gridCol w:w="3921"/>
       </w:tblGrid>
       <w:tr>
-        <w:tblPrEx>
-          <w:tblCellMar>
-            <w:top w:w="0" w:type="dxa"/>
-            <w:bottom w:w="0" w:type="dxa"/>
-          </w:tblCellMar>
-        </w:tblPrEx>
         <w:trPr>
           <w:tblHeader/>
         </w:trPr>
@@ -10701,12 +8208,6 @@
         </w:tc>
       </w:tr>
       <w:tr>
-        <w:tblPrEx>
-          <w:tblCellMar>
-            <w:top w:w="0" w:type="dxa"/>
-            <w:bottom w:w="0" w:type="dxa"/>
-          </w:tblCellMar>
-        </w:tblPrEx>
         <w:tc>
           <w:tcPr>
             <w:tcW w:w="2400" w:type="dxa"/>
@@ -10778,12 +8279,6 @@
         </w:tc>
       </w:tr>
       <w:tr>
-        <w:tblPrEx>
-          <w:tblCellMar>
-            <w:top w:w="0" w:type="dxa"/>
-            <w:bottom w:w="0" w:type="dxa"/>
-          </w:tblCellMar>
-        </w:tblPrEx>
         <w:tc>
           <w:tcPr>
             <w:tcW w:w="2400" w:type="dxa"/>
@@ -10855,12 +8350,6 @@
         </w:tc>
       </w:tr>
       <w:tr>
-        <w:tblPrEx>
-          <w:tblCellMar>
-            <w:top w:w="0" w:type="dxa"/>
-            <w:bottom w:w="0" w:type="dxa"/>
-          </w:tblCellMar>
-        </w:tblPrEx>
         <w:tc>
           <w:tcPr>
             <w:tcW w:w="2400" w:type="dxa"/>
@@ -10932,12 +8421,6 @@
         </w:tc>
       </w:tr>
       <w:tr>
-        <w:tblPrEx>
-          <w:tblCellMar>
-            <w:top w:w="0" w:type="dxa"/>
-            <w:bottom w:w="0" w:type="dxa"/>
-          </w:tblCellMar>
-        </w:tblPrEx>
         <w:tc>
           <w:tcPr>
             <w:tcW w:w="2400" w:type="dxa"/>
@@ -11009,12 +8492,6 @@
         </w:tc>
       </w:tr>
       <w:tr>
-        <w:tblPrEx>
-          <w:tblCellMar>
-            <w:top w:w="0" w:type="dxa"/>
-            <w:bottom w:w="0" w:type="dxa"/>
-          </w:tblCellMar>
-        </w:tblPrEx>
         <w:tc>
           <w:tcPr>
             <w:tcW w:w="2400" w:type="dxa"/>
@@ -11086,12 +8563,6 @@
         </w:tc>
       </w:tr>
       <w:tr>
-        <w:tblPrEx>
-          <w:tblCellMar>
-            <w:top w:w="0" w:type="dxa"/>
-            <w:bottom w:w="0" w:type="dxa"/>
-          </w:tblCellMar>
-        </w:tblPrEx>
         <w:tc>
           <w:tcPr>
             <w:tcW w:w="2400" w:type="dxa"/>
@@ -11163,12 +8634,6 @@
         </w:tc>
       </w:tr>
       <w:tr>
-        <w:tblPrEx>
-          <w:tblCellMar>
-            <w:top w:w="0" w:type="dxa"/>
-            <w:bottom w:w="0" w:type="dxa"/>
-          </w:tblCellMar>
-        </w:tblPrEx>
         <w:tc>
           <w:tcPr>
             <w:tcW w:w="2400" w:type="dxa"/>
@@ -11240,12 +8705,6 @@
         </w:tc>
       </w:tr>
       <w:tr>
-        <w:tblPrEx>
-          <w:tblCellMar>
-            <w:top w:w="0" w:type="dxa"/>
-            <w:bottom w:w="0" w:type="dxa"/>
-          </w:tblCellMar>
-        </w:tblPrEx>
         <w:tc>
           <w:tcPr>
             <w:tcW w:w="2400" w:type="dxa"/>
@@ -11317,12 +8776,6 @@
         </w:tc>
       </w:tr>
       <w:tr>
-        <w:tblPrEx>
-          <w:tblCellMar>
-            <w:top w:w="0" w:type="dxa"/>
-            <w:bottom w:w="0" w:type="dxa"/>
-          </w:tblCellMar>
-        </w:tblPrEx>
         <w:tc>
           <w:tcPr>
             <w:tcW w:w="2400" w:type="dxa"/>
@@ -11394,12 +8847,6 @@
         </w:tc>
       </w:tr>
       <w:tr>
-        <w:tblPrEx>
-          <w:tblCellMar>
-            <w:top w:w="0" w:type="dxa"/>
-            <w:bottom w:w="0" w:type="dxa"/>
-          </w:tblCellMar>
-        </w:tblPrEx>
         <w:tc>
           <w:tcPr>
             <w:tcW w:w="2400" w:type="dxa"/>
@@ -11419,6 +8866,7 @@
               <w:rPr>
                 <w:rFonts w:ascii="Calibri" w:eastAsia="Calibri" w:hAnsi="Calibri" w:cs="Calibri"/>
               </w:rPr>
+              <w:lastRenderedPageBreak/>
               <w:t>Authentication</w:t>
             </w:r>
           </w:p>
@@ -11471,12 +8919,6 @@
         </w:tc>
       </w:tr>
       <w:tr>
-        <w:tblPrEx>
-          <w:tblCellMar>
-            <w:top w:w="0" w:type="dxa"/>
-            <w:bottom w:w="0" w:type="dxa"/>
-          </w:tblCellMar>
-        </w:tblPrEx>
         <w:tc>
           <w:tcPr>
             <w:tcW w:w="2400" w:type="dxa"/>
@@ -11548,12 +8990,6 @@
         </w:tc>
       </w:tr>
       <w:tr>
-        <w:tblPrEx>
-          <w:tblCellMar>
-            <w:top w:w="0" w:type="dxa"/>
-            <w:bottom w:w="0" w:type="dxa"/>
-          </w:tblCellMar>
-        </w:tblPrEx>
         <w:tc>
           <w:tcPr>
             <w:tcW w:w="2400" w:type="dxa"/>
@@ -11568,12 +9004,14 @@
           <w:p>
             <w:pPr>
               <w:spacing w:line="260" w:lineRule="auto"/>
-            </w:pPr>
-            <w:r>
-              <w:rPr>
-                <w:rFonts w:ascii="Calibri" w:eastAsia="Calibri" w:hAnsi="Calibri" w:cs="Calibri"/>
-              </w:rPr>
-              <w:lastRenderedPageBreak/>
+              <w:rPr>
+                <w:rFonts w:ascii="Calibri" w:eastAsia="Calibri" w:hAnsi="Calibri" w:cs="Calibri"/>
+              </w:rPr>
+            </w:pPr>
+            <w:r>
+              <w:rPr>
+                <w:rFonts w:ascii="Calibri" w:eastAsia="Calibri" w:hAnsi="Calibri" w:cs="Calibri"/>
+              </w:rPr>
               <w:t>Monitoring</w:t>
             </w:r>
           </w:p>
@@ -11592,12 +9030,15 @@
           <w:p>
             <w:pPr>
               <w:spacing w:line="260" w:lineRule="auto"/>
-            </w:pPr>
-            <w:r>
-              <w:rPr>
-                <w:rFonts w:ascii="Calibri" w:eastAsia="Calibri" w:hAnsi="Calibri" w:cs="Calibri"/>
-              </w:rPr>
-              <w:t>Cloud Monitoring</w:t>
+              <w:rPr>
+                <w:rFonts w:ascii="Calibri" w:eastAsia="Calibri" w:hAnsi="Calibri" w:cs="Calibri"/>
+              </w:rPr>
+            </w:pPr>
+            <w:r>
+              <w:rPr>
+                <w:rFonts w:ascii="Calibri" w:eastAsia="Calibri" w:hAnsi="Calibri" w:cs="Calibri"/>
+              </w:rPr>
+              <w:t>New Relic APM &amp; Infrastructure</w:t>
             </w:r>
           </w:p>
         </w:tc>
@@ -11615,23 +9056,20 @@
           <w:p>
             <w:pPr>
               <w:spacing w:line="260" w:lineRule="auto"/>
-            </w:pPr>
-            <w:r>
-              <w:rPr>
-                <w:rFonts w:ascii="Calibri" w:eastAsia="Calibri" w:hAnsi="Calibri" w:cs="Calibri"/>
-              </w:rPr>
-              <w:t>Metrics and alerting</w:t>
-            </w:r>
-          </w:p>
-        </w:tc>
-      </w:tr>
-      <w:tr>
-        <w:tblPrEx>
-          <w:tblCellMar>
-            <w:top w:w="0" w:type="dxa"/>
-            <w:bottom w:w="0" w:type="dxa"/>
-          </w:tblCellMar>
-        </w:tblPrEx>
+              <w:rPr>
+                <w:rFonts w:ascii="Calibri" w:eastAsia="Calibri" w:hAnsi="Calibri" w:cs="Calibri"/>
+              </w:rPr>
+            </w:pPr>
+            <w:r>
+              <w:rPr>
+                <w:rFonts w:ascii="Calibri" w:eastAsia="Calibri" w:hAnsi="Calibri" w:cs="Calibri"/>
+              </w:rPr>
+              <w:t>Application, infrastructure, and performance monitoring with alerting</w:t>
+            </w:r>
+          </w:p>
+        </w:tc>
+      </w:tr>
+      <w:tr>
         <w:tc>
           <w:tcPr>
             <w:tcW w:w="2400" w:type="dxa"/>
@@ -11646,6 +9084,9 @@
           <w:p>
             <w:pPr>
               <w:spacing w:line="260" w:lineRule="auto"/>
+              <w:rPr>
+                <w:rFonts w:ascii="Calibri" w:eastAsia="Calibri" w:hAnsi="Calibri" w:cs="Calibri"/>
+              </w:rPr>
             </w:pPr>
             <w:r>
               <w:rPr>
@@ -11669,12 +9110,15 @@
           <w:p>
             <w:pPr>
               <w:spacing w:line="260" w:lineRule="auto"/>
-            </w:pPr>
-            <w:r>
-              <w:rPr>
-                <w:rFonts w:ascii="Calibri" w:eastAsia="Calibri" w:hAnsi="Calibri" w:cs="Calibri"/>
-              </w:rPr>
-              <w:t>Cloud Logging</w:t>
+              <w:rPr>
+                <w:rFonts w:ascii="Calibri" w:eastAsia="Calibri" w:hAnsi="Calibri" w:cs="Calibri"/>
+              </w:rPr>
+            </w:pPr>
+            <w:r>
+              <w:rPr>
+                <w:rFonts w:ascii="Calibri" w:eastAsia="Calibri" w:hAnsi="Calibri" w:cs="Calibri"/>
+              </w:rPr>
+              <w:t>New Relic Logs</w:t>
             </w:r>
           </w:p>
         </w:tc>
@@ -11692,23 +9136,20 @@
           <w:p>
             <w:pPr>
               <w:spacing w:line="260" w:lineRule="auto"/>
-            </w:pPr>
-            <w:r>
-              <w:rPr>
-                <w:rFonts w:ascii="Calibri" w:eastAsia="Calibri" w:hAnsi="Calibri" w:cs="Calibri"/>
-              </w:rPr>
-              <w:t>Centralized logging</w:t>
-            </w:r>
-          </w:p>
-        </w:tc>
-      </w:tr>
-      <w:tr>
-        <w:tblPrEx>
-          <w:tblCellMar>
-            <w:top w:w="0" w:type="dxa"/>
-            <w:bottom w:w="0" w:type="dxa"/>
-          </w:tblCellMar>
-        </w:tblPrEx>
+              <w:rPr>
+                <w:rFonts w:ascii="Calibri" w:eastAsia="Calibri" w:hAnsi="Calibri" w:cs="Calibri"/>
+              </w:rPr>
+            </w:pPr>
+            <w:r>
+              <w:rPr>
+                <w:rFonts w:ascii="Calibri" w:eastAsia="Calibri" w:hAnsi="Calibri" w:cs="Calibri"/>
+              </w:rPr>
+              <w:t>Centralized log aggregation, search, and analysis</w:t>
+            </w:r>
+          </w:p>
+        </w:tc>
+      </w:tr>
+      <w:tr>
         <w:tc>
           <w:tcPr>
             <w:tcW w:w="2400" w:type="dxa"/>
@@ -11723,6 +9164,9 @@
           <w:p>
             <w:pPr>
               <w:spacing w:line="260" w:lineRule="auto"/>
+              <w:rPr>
+                <w:rFonts w:ascii="Calibri" w:eastAsia="Calibri" w:hAnsi="Calibri" w:cs="Calibri"/>
+              </w:rPr>
             </w:pPr>
             <w:r>
               <w:rPr>
@@ -11746,12 +9190,27 @@
           <w:p>
             <w:pPr>
               <w:spacing w:line="260" w:lineRule="auto"/>
-            </w:pPr>
-            <w:r>
-              <w:rPr>
-                <w:rFonts w:ascii="Calibri" w:eastAsia="Calibri" w:hAnsi="Calibri" w:cs="Calibri"/>
-              </w:rPr>
-              <w:t>Open Telemetry</w:t>
+              <w:rPr>
+                <w:rFonts w:ascii="Calibri" w:eastAsia="Calibri" w:hAnsi="Calibri" w:cs="Calibri"/>
+              </w:rPr>
+            </w:pPr>
+            <w:r>
+              <w:rPr>
+                <w:rFonts w:ascii="Calibri" w:eastAsia="Calibri" w:hAnsi="Calibri" w:cs="Calibri"/>
+              </w:rPr>
+              <w:t>Open</w:t>
+            </w:r>
+            <w:r>
+              <w:rPr>
+                <w:rFonts w:ascii="Calibri" w:eastAsia="Calibri" w:hAnsi="Calibri" w:cs="Calibri"/>
+              </w:rPr>
+              <w:t xml:space="preserve"> </w:t>
+            </w:r>
+            <w:r>
+              <w:rPr>
+                <w:rFonts w:ascii="Calibri" w:eastAsia="Calibri" w:hAnsi="Calibri" w:cs="Calibri"/>
+              </w:rPr>
+              <w:t>Telemetry + New Relic Distributed Tracing</w:t>
             </w:r>
           </w:p>
         </w:tc>
@@ -11769,23 +9228,20 @@
           <w:p>
             <w:pPr>
               <w:spacing w:line="260" w:lineRule="auto"/>
-            </w:pPr>
-            <w:r>
-              <w:rPr>
-                <w:rFonts w:ascii="Calibri" w:eastAsia="Calibri" w:hAnsi="Calibri" w:cs="Calibri"/>
-              </w:rPr>
-              <w:t>Distributed tracing</w:t>
-            </w:r>
-          </w:p>
-        </w:tc>
-      </w:tr>
-      <w:tr>
-        <w:tblPrEx>
-          <w:tblCellMar>
-            <w:top w:w="0" w:type="dxa"/>
-            <w:bottom w:w="0" w:type="dxa"/>
-          </w:tblCellMar>
-        </w:tblPrEx>
+              <w:rPr>
+                <w:rFonts w:ascii="Calibri" w:eastAsia="Calibri" w:hAnsi="Calibri" w:cs="Calibri"/>
+              </w:rPr>
+            </w:pPr>
+            <w:r>
+              <w:rPr>
+                <w:rFonts w:ascii="Calibri" w:eastAsia="Calibri" w:hAnsi="Calibri" w:cs="Calibri"/>
+              </w:rPr>
+              <w:t>End-to-end distributed request and event tracing</w:t>
+            </w:r>
+          </w:p>
+        </w:tc>
+      </w:tr>
+      <w:tr>
         <w:tc>
           <w:tcPr>
             <w:tcW w:w="2400" w:type="dxa"/>
@@ -11800,6 +9256,9 @@
           <w:p>
             <w:pPr>
               <w:spacing w:line="260" w:lineRule="auto"/>
+              <w:rPr>
+                <w:rFonts w:ascii="Calibri" w:eastAsia="Calibri" w:hAnsi="Calibri" w:cs="Calibri"/>
+              </w:rPr>
             </w:pPr>
             <w:r>
               <w:rPr>
@@ -11823,6 +9282,9 @@
           <w:p>
             <w:pPr>
               <w:spacing w:line="260" w:lineRule="auto"/>
+              <w:rPr>
+                <w:rFonts w:ascii="Calibri" w:eastAsia="Calibri" w:hAnsi="Calibri" w:cs="Calibri"/>
+              </w:rPr>
             </w:pPr>
             <w:r>
               <w:rPr>
@@ -11846,12 +9308,15 @@
           <w:p>
             <w:pPr>
               <w:spacing w:line="260" w:lineRule="auto"/>
-            </w:pPr>
-            <w:r>
-              <w:rPr>
-                <w:rFonts w:ascii="Calibri" w:eastAsia="Calibri" w:hAnsi="Calibri" w:cs="Calibri"/>
-              </w:rPr>
-              <w:t>Infrastructure as Code</w:t>
+              <w:rPr>
+                <w:rFonts w:ascii="Calibri" w:eastAsia="Calibri" w:hAnsi="Calibri" w:cs="Calibri"/>
+              </w:rPr>
+            </w:pPr>
+            <w:r>
+              <w:rPr>
+                <w:rFonts w:ascii="Calibri" w:eastAsia="Calibri" w:hAnsi="Calibri" w:cs="Calibri"/>
+              </w:rPr>
+              <w:t>Infrastructure as Code (IaC) for provisioning and managing cloud resources</w:t>
             </w:r>
           </w:p>
         </w:tc>
@@ -11859,73 +9324,8 @@
     </w:tbl>
     <w:p>
       <w:pPr>
-        <w:spacing w:after="160"/>
-      </w:pPr>
-    </w:p>
-    <w:p>
-      <w:pPr>
-        <w:pStyle w:val="Heading2"/>
-        <w:spacing w:before="260" w:after="130"/>
-      </w:pPr>
-      <w:r>
-        <w:rPr>
-          <w:rFonts w:ascii="Calibri" w:eastAsia="Calibri" w:hAnsi="Calibri" w:cs="Calibri"/>
-          <w:b/>
-          <w:bCs/>
-          <w:sz w:val="25"/>
-          <w:szCs w:val="25"/>
-        </w:rPr>
-        <w:t>Technology Stack Overview</w:t>
-      </w:r>
-    </w:p>
-    <w:p>
-      <w:pPr>
         <w:spacing w:before="120" w:after="240"/>
-        <w:jc w:val="center"/>
-      </w:pPr>
-      <w:r>
-        <w:rPr>
-          <w:noProof/>
-        </w:rPr>
-        <w:drawing>
-          <wp:inline distT="0" distB="0" distL="0" distR="0">
-            <wp:extent cx="3657600" cy="2238375"/>
-            <wp:effectExtent l="0" t="0" r="0" b="0"/>
-            <wp:docPr id="8" name="Picture 8"/>
-            <wp:cNvGraphicFramePr>
-              <a:graphicFrameLocks xmlns:a="http://schemas.openxmlformats.org/drawingml/2006/main" noChangeAspect="1"/>
-            </wp:cNvGraphicFramePr>
-            <a:graphic xmlns:a="http://schemas.openxmlformats.org/drawingml/2006/main">
-              <a:graphicData uri="http://schemas.openxmlformats.org/drawingml/2006/picture">
-                <pic:pic xmlns:pic="http://schemas.openxmlformats.org/drawingml/2006/picture">
-                  <pic:nvPicPr>
-                    <pic:cNvPr id="0" name=""/>
-                    <pic:cNvPicPr>
-                      <a:picLocks noChangeAspect="1" noChangeArrowheads="1"/>
-                    </pic:cNvPicPr>
-                  </pic:nvPicPr>
-                  <pic:blipFill>
-                    <a:blip r:embed="rId14"/>
-                    <a:srcRect/>
-                    <a:stretch>
-                      <a:fillRect/>
-                    </a:stretch>
-                  </pic:blipFill>
-                  <pic:spPr bwMode="auto">
-                    <a:xfrm>
-                      <a:off x="0" y="0"/>
-                      <a:ext cx="3657600" cy="2238375"/>
-                    </a:xfrm>
-                    <a:prstGeom prst="rect">
-                      <a:avLst/>
-                    </a:prstGeom>
-                  </pic:spPr>
-                </pic:pic>
-              </a:graphicData>
-            </a:graphic>
-          </wp:inline>
-        </w:drawing>
-      </w:r>
+      </w:pPr>
     </w:p>
     <w:p>
       <w:pPr>
@@ -11961,15 +9361,7 @@
           <w:sz w:val="22"/>
           <w:szCs w:val="22"/>
         </w:rPr>
-        <w:t>T</w:t>
-      </w:r>
-      <w:r>
-        <w:rPr>
-          <w:rFonts w:ascii="Calibri" w:eastAsia="Calibri" w:hAnsi="Calibri" w:cs="Calibri"/>
-          <w:sz w:val="22"/>
-          <w:szCs w:val="22"/>
-        </w:rPr>
-        <w:t>he proposed architecture has been designed to support future enhancements without requiring significant changes to the core platform. The modular and event-driven approach enables new capabilities to be introduced incrementally as business needs evolve.</w:t>
+        <w:t>The proposed architecture has been designed to support future enhancements without requiring significant changes to the core platform. The modular and event-driven approach enables new capabilities to be introduced incrementally as business needs evolve.</w:t>
       </w:r>
     </w:p>
     <w:p>
@@ -11985,17 +9377,7 @@
           <w:sz w:val="25"/>
           <w:szCs w:val="25"/>
         </w:rPr>
-        <w:t>P</w:t>
-      </w:r>
-      <w:r>
-        <w:rPr>
-          <w:rFonts w:ascii="Calibri" w:eastAsia="Calibri" w:hAnsi="Calibri" w:cs="Calibri"/>
-          <w:b/>
-          <w:bCs/>
-          <w:sz w:val="25"/>
-          <w:szCs w:val="25"/>
-        </w:rPr>
-        <w:t>lanned Evolution</w:t>
+        <w:t>Planned Evolution</w:t>
       </w:r>
     </w:p>
     <w:tbl>
@@ -12021,18 +9403,12 @@
         <w:gridCol w:w="4193"/>
       </w:tblGrid>
       <w:tr>
-        <w:tblPrEx>
-          <w:tblCellMar>
-            <w:top w:w="0" w:type="dxa"/>
-            <w:bottom w:w="0" w:type="dxa"/>
-          </w:tblCellMar>
-        </w:tblPrEx>
         <w:trPr>
           <w:tblHeader/>
         </w:trPr>
         <w:tc>
           <w:tcPr>
-            <w:tcW w:w="1600" w:type="dxa"/>
+            <w:tcW w:w="1668" w:type="dxa"/>
             <w:shd w:val="clear" w:color="auto" w:fill="1F3864"/>
             <w:tcMar>
               <w:top w:w="100" w:type="dxa"/>
@@ -12055,7 +9431,7 @@
         </w:tc>
         <w:tc>
           <w:tcPr>
-            <w:tcW w:w="3700" w:type="dxa"/>
+            <w:tcW w:w="3859" w:type="dxa"/>
             <w:shd w:val="clear" w:color="auto" w:fill="1F3864"/>
             <w:tcMar>
               <w:top w:w="100" w:type="dxa"/>
@@ -12078,7 +9454,7 @@
         </w:tc>
         <w:tc>
           <w:tcPr>
-            <w:tcW w:w="4020" w:type="dxa"/>
+            <w:tcW w:w="4193" w:type="dxa"/>
             <w:shd w:val="clear" w:color="auto" w:fill="1F3864"/>
             <w:tcMar>
               <w:top w:w="100" w:type="dxa"/>
@@ -12101,15 +9477,9 @@
         </w:tc>
       </w:tr>
       <w:tr>
-        <w:tblPrEx>
-          <w:tblCellMar>
-            <w:top w:w="0" w:type="dxa"/>
-            <w:bottom w:w="0" w:type="dxa"/>
-          </w:tblCellMar>
-        </w:tblPrEx>
-        <w:tc>
-          <w:tcPr>
-            <w:tcW w:w="1600" w:type="dxa"/>
+        <w:tc>
+          <w:tcPr>
+            <w:tcW w:w="1668" w:type="dxa"/>
             <w:shd w:val="clear" w:color="auto" w:fill="FFFFFF"/>
             <w:tcMar>
               <w:top w:w="90" w:type="dxa"/>
@@ -12132,7 +9502,7 @@
         </w:tc>
         <w:tc>
           <w:tcPr>
-            <w:tcW w:w="3700" w:type="dxa"/>
+            <w:tcW w:w="3859" w:type="dxa"/>
             <w:shd w:val="clear" w:color="auto" w:fill="FFFFFF"/>
             <w:tcMar>
               <w:top w:w="90" w:type="dxa"/>
@@ -12155,7 +9525,7 @@
         </w:tc>
         <w:tc>
           <w:tcPr>
-            <w:tcW w:w="4020" w:type="dxa"/>
+            <w:tcW w:w="4193" w:type="dxa"/>
             <w:shd w:val="clear" w:color="auto" w:fill="FFFFFF"/>
             <w:tcMar>
               <w:top w:w="90" w:type="dxa"/>
@@ -12178,15 +9548,9 @@
         </w:tc>
       </w:tr>
       <w:tr>
-        <w:tblPrEx>
-          <w:tblCellMar>
-            <w:top w:w="0" w:type="dxa"/>
-            <w:bottom w:w="0" w:type="dxa"/>
-          </w:tblCellMar>
-        </w:tblPrEx>
-        <w:tc>
-          <w:tcPr>
-            <w:tcW w:w="1600" w:type="dxa"/>
+        <w:tc>
+          <w:tcPr>
+            <w:tcW w:w="1668" w:type="dxa"/>
             <w:shd w:val="clear" w:color="auto" w:fill="F2F7FC"/>
             <w:tcMar>
               <w:top w:w="90" w:type="dxa"/>
@@ -12209,7 +9573,7 @@
         </w:tc>
         <w:tc>
           <w:tcPr>
-            <w:tcW w:w="3700" w:type="dxa"/>
+            <w:tcW w:w="3859" w:type="dxa"/>
             <w:shd w:val="clear" w:color="auto" w:fill="F2F7FC"/>
             <w:tcMar>
               <w:top w:w="90" w:type="dxa"/>
@@ -12232,7 +9596,7 @@
         </w:tc>
         <w:tc>
           <w:tcPr>
-            <w:tcW w:w="4020" w:type="dxa"/>
+            <w:tcW w:w="4193" w:type="dxa"/>
             <w:shd w:val="clear" w:color="auto" w:fill="F2F7FC"/>
             <w:tcMar>
               <w:top w:w="90" w:type="dxa"/>
@@ -12255,15 +9619,9 @@
         </w:tc>
       </w:tr>
       <w:tr>
-        <w:tblPrEx>
-          <w:tblCellMar>
-            <w:top w:w="0" w:type="dxa"/>
-            <w:bottom w:w="0" w:type="dxa"/>
-          </w:tblCellMar>
-        </w:tblPrEx>
-        <w:tc>
-          <w:tcPr>
-            <w:tcW w:w="1600" w:type="dxa"/>
+        <w:tc>
+          <w:tcPr>
+            <w:tcW w:w="1668" w:type="dxa"/>
             <w:shd w:val="clear" w:color="auto" w:fill="FFFFFF"/>
             <w:tcMar>
               <w:top w:w="90" w:type="dxa"/>
@@ -12286,7 +9644,7 @@
         </w:tc>
         <w:tc>
           <w:tcPr>
-            <w:tcW w:w="3700" w:type="dxa"/>
+            <w:tcW w:w="3859" w:type="dxa"/>
             <w:shd w:val="clear" w:color="auto" w:fill="FFFFFF"/>
             <w:tcMar>
               <w:top w:w="90" w:type="dxa"/>
@@ -12309,7 +9667,7 @@
         </w:tc>
         <w:tc>
           <w:tcPr>
-            <w:tcW w:w="4020" w:type="dxa"/>
+            <w:tcW w:w="4193" w:type="dxa"/>
             <w:shd w:val="clear" w:color="auto" w:fill="FFFFFF"/>
             <w:tcMar>
               <w:top w:w="90" w:type="dxa"/>
@@ -12331,226 +9689,11 @@
           </w:p>
         </w:tc>
       </w:tr>
-      <w:tr>
-        <w:tblPrEx>
-          <w:tblCellMar>
-            <w:top w:w="0" w:type="dxa"/>
-            <w:bottom w:w="0" w:type="dxa"/>
-          </w:tblCellMar>
-        </w:tblPrEx>
-        <w:tc>
-          <w:tcPr>
-            <w:tcW w:w="1600" w:type="dxa"/>
-            <w:shd w:val="clear" w:color="auto" w:fill="F2F7FC"/>
-            <w:tcMar>
-              <w:top w:w="90" w:type="dxa"/>
-              <w:left w:w="120" w:type="dxa"/>
-              <w:bottom w:w="90" w:type="dxa"/>
-              <w:right w:w="120" w:type="dxa"/>
-            </w:tcMar>
-          </w:tcPr>
-          <w:p>
-            <w:pPr>
-              <w:spacing w:line="260" w:lineRule="auto"/>
-            </w:pPr>
-            <w:r>
-              <w:rPr>
-                <w:rFonts w:ascii="Calibri" w:eastAsia="Calibri" w:hAnsi="Calibri" w:cs="Calibri"/>
-              </w:rPr>
-              <w:t>Phase 4</w:t>
-            </w:r>
-          </w:p>
-        </w:tc>
-        <w:tc>
-          <w:tcPr>
-            <w:tcW w:w="3700" w:type="dxa"/>
-            <w:shd w:val="clear" w:color="auto" w:fill="F2F7FC"/>
-            <w:tcMar>
-              <w:top w:w="90" w:type="dxa"/>
-              <w:left w:w="120" w:type="dxa"/>
-              <w:bottom w:w="90" w:type="dxa"/>
-              <w:right w:w="120" w:type="dxa"/>
-            </w:tcMar>
-          </w:tcPr>
-          <w:p>
-            <w:pPr>
-              <w:spacing w:line="260" w:lineRule="auto"/>
-            </w:pPr>
-            <w:r>
-              <w:rPr>
-                <w:rFonts w:ascii="Calibri" w:eastAsia="Calibri" w:hAnsi="Calibri" w:cs="Calibri"/>
-              </w:rPr>
-              <w:t>Multi-region deployment</w:t>
-            </w:r>
-          </w:p>
-        </w:tc>
-        <w:tc>
-          <w:tcPr>
-            <w:tcW w:w="4020" w:type="dxa"/>
-            <w:shd w:val="clear" w:color="auto" w:fill="F2F7FC"/>
-            <w:tcMar>
-              <w:top w:w="90" w:type="dxa"/>
-              <w:left w:w="120" w:type="dxa"/>
-              <w:bottom w:w="90" w:type="dxa"/>
-              <w:right w:w="120" w:type="dxa"/>
-            </w:tcMar>
-          </w:tcPr>
-          <w:p>
-            <w:pPr>
-              <w:spacing w:line="260" w:lineRule="auto"/>
-            </w:pPr>
-            <w:r>
-              <w:rPr>
-                <w:rFonts w:ascii="Calibri" w:eastAsia="Calibri" w:hAnsi="Calibri" w:cs="Calibri"/>
-              </w:rPr>
-              <w:t>Improve availability and disaster recovery</w:t>
-            </w:r>
-          </w:p>
-        </w:tc>
-      </w:tr>
-      <w:tr>
-        <w:tblPrEx>
-          <w:tblCellMar>
-            <w:top w:w="0" w:type="dxa"/>
-            <w:bottom w:w="0" w:type="dxa"/>
-          </w:tblCellMar>
-        </w:tblPrEx>
-        <w:tc>
-          <w:tcPr>
-            <w:tcW w:w="1600" w:type="dxa"/>
-            <w:shd w:val="clear" w:color="auto" w:fill="FFFFFF"/>
-            <w:tcMar>
-              <w:top w:w="90" w:type="dxa"/>
-              <w:left w:w="120" w:type="dxa"/>
-              <w:bottom w:w="90" w:type="dxa"/>
-              <w:right w:w="120" w:type="dxa"/>
-            </w:tcMar>
-          </w:tcPr>
-          <w:p>
-            <w:pPr>
-              <w:spacing w:line="260" w:lineRule="auto"/>
-            </w:pPr>
-            <w:r>
-              <w:rPr>
-                <w:rFonts w:ascii="Calibri" w:eastAsia="Calibri" w:hAnsi="Calibri" w:cs="Calibri"/>
-              </w:rPr>
-              <w:t>Phase 5</w:t>
-            </w:r>
-          </w:p>
-        </w:tc>
-        <w:tc>
-          <w:tcPr>
-            <w:tcW w:w="3700" w:type="dxa"/>
-            <w:shd w:val="clear" w:color="auto" w:fill="FFFFFF"/>
-            <w:tcMar>
-              <w:top w:w="90" w:type="dxa"/>
-              <w:left w:w="120" w:type="dxa"/>
-              <w:bottom w:w="90" w:type="dxa"/>
-              <w:right w:w="120" w:type="dxa"/>
-            </w:tcMar>
-          </w:tcPr>
-          <w:p>
-            <w:pPr>
-              <w:spacing w:line="260" w:lineRule="auto"/>
-            </w:pPr>
-            <w:r>
-              <w:rPr>
-                <w:rFonts w:ascii="Calibri" w:eastAsia="Calibri" w:hAnsi="Calibri" w:cs="Calibri"/>
-              </w:rPr>
-              <w:t>Multi-cloud readiness</w:t>
-            </w:r>
-          </w:p>
-        </w:tc>
-        <w:tc>
-          <w:tcPr>
-            <w:tcW w:w="4020" w:type="dxa"/>
-            <w:shd w:val="clear" w:color="auto" w:fill="FFFFFF"/>
-            <w:tcMar>
-              <w:top w:w="90" w:type="dxa"/>
-              <w:left w:w="120" w:type="dxa"/>
-              <w:bottom w:w="90" w:type="dxa"/>
-              <w:right w:w="120" w:type="dxa"/>
-            </w:tcMar>
-          </w:tcPr>
-          <w:p>
-            <w:pPr>
-              <w:spacing w:line="260" w:lineRule="auto"/>
-            </w:pPr>
-            <w:r>
-              <w:rPr>
-                <w:rFonts w:ascii="Calibri" w:eastAsia="Calibri" w:hAnsi="Calibri" w:cs="Calibri"/>
-              </w:rPr>
-              <w:t>Reduce cloud provider dependency</w:t>
-            </w:r>
-          </w:p>
-        </w:tc>
-      </w:tr>
     </w:tbl>
     <w:p>
       <w:pPr>
-        <w:pStyle w:val="Heading2"/>
-        <w:spacing w:before="260" w:after="130"/>
-      </w:pPr>
-      <w:r>
-        <w:rPr>
-          <w:rFonts w:ascii="Calibri" w:eastAsia="Calibri" w:hAnsi="Calibri" w:cs="Calibri"/>
-          <w:b/>
-          <w:bCs/>
-          <w:sz w:val="25"/>
-          <w:szCs w:val="25"/>
-        </w:rPr>
-        <w:t>Future Architecture</w:t>
-      </w:r>
-    </w:p>
-    <w:p>
-      <w:pPr>
         <w:spacing w:before="120" w:after="240"/>
-        <w:jc w:val="center"/>
-      </w:pPr>
-      <w:r>
-        <w:rPr>
-          <w:noProof/>
-        </w:rPr>
-        <w:lastRenderedPageBreak/>
-        <w:drawing>
-          <wp:inline distT="0" distB="0" distL="0" distR="0">
-            <wp:extent cx="4752975" cy="2667000"/>
-            <wp:effectExtent l="0" t="0" r="0" b="0"/>
-            <wp:docPr id="9" name="Picture 9"/>
-            <wp:cNvGraphicFramePr>
-              <a:graphicFrameLocks xmlns:a="http://schemas.openxmlformats.org/drawingml/2006/main" noChangeAspect="1"/>
-            </wp:cNvGraphicFramePr>
-            <a:graphic xmlns:a="http://schemas.openxmlformats.org/drawingml/2006/main">
-              <a:graphicData uri="http://schemas.openxmlformats.org/drawingml/2006/picture">
-                <pic:pic xmlns:pic="http://schemas.openxmlformats.org/drawingml/2006/picture">
-                  <pic:nvPicPr>
-                    <pic:cNvPr id="0" name=""/>
-                    <pic:cNvPicPr>
-                      <a:picLocks noChangeAspect="1" noChangeArrowheads="1"/>
-                    </pic:cNvPicPr>
-                  </pic:nvPicPr>
-                  <pic:blipFill>
-                    <a:blip r:embed="rId15"/>
-                    <a:srcRect/>
-                    <a:stretch>
-                      <a:fillRect/>
-                    </a:stretch>
-                  </pic:blipFill>
-                  <pic:spPr bwMode="auto">
-                    <a:xfrm>
-                      <a:off x="0" y="0"/>
-                      <a:ext cx="4752975" cy="2667000"/>
-                    </a:xfrm>
-                    <a:prstGeom prst="rect">
-                      <a:avLst/>
-                    </a:prstGeom>
-                  </pic:spPr>
-                </pic:pic>
-              </a:graphicData>
-            </a:graphic>
-          </wp:inline>
-        </w:drawing>
-      </w:r>
+      </w:pPr>
     </w:p>
     <w:p>
       <w:pPr>
@@ -12586,15 +9729,7 @@
           <w:sz w:val="22"/>
           <w:szCs w:val="22"/>
         </w:rPr>
-        <w:t>T</w:t>
-      </w:r>
-      <w:r>
-        <w:rPr>
-          <w:rFonts w:ascii="Calibri" w:eastAsia="Calibri" w:hAnsi="Calibri" w:cs="Calibri"/>
-          <w:sz w:val="22"/>
-          <w:szCs w:val="22"/>
-        </w:rPr>
-        <w:t>his chapter anticipates potential challenges in the platform and explains the trade-offs consciously made between real-time performance, data accuracy, operational complexity, and cost.</w:t>
+        <w:t>This chapter anticipates potential challenges in the platform and explains the trade-offs consciously made between real-time performance, data accuracy, operational complexity, and cost.</w:t>
       </w:r>
     </w:p>
     <w:p>
@@ -12610,17 +9745,7 @@
           <w:sz w:val="25"/>
           <w:szCs w:val="25"/>
         </w:rPr>
-        <w:t>14.1 Real-Time Performance vs. Data Acc</w:t>
-      </w:r>
-      <w:r>
-        <w:rPr>
-          <w:rFonts w:ascii="Calibri" w:eastAsia="Calibri" w:hAnsi="Calibri" w:cs="Calibri"/>
-          <w:b/>
-          <w:bCs/>
-          <w:sz w:val="25"/>
-          <w:szCs w:val="25"/>
-        </w:rPr>
-        <w:t>uracy</w:t>
+        <w:t>14.1 Real-Time Performance vs. Data Accuracy</w:t>
       </w:r>
     </w:p>
     <w:p>
@@ -12651,33 +9776,7 @@
           <w:sz w:val="22"/>
           <w:szCs w:val="22"/>
         </w:rPr>
-        <w:t xml:space="preserve">Chosen resolution: Idempotent event handlers using </w:t>
-      </w:r>
-      <w:proofErr w:type="spellStart"/>
-      <w:r>
-        <w:rPr>
-          <w:rFonts w:ascii="Calibri" w:eastAsia="Calibri" w:hAnsi="Calibri" w:cs="Calibri"/>
-          <w:sz w:val="22"/>
-          <w:szCs w:val="22"/>
-        </w:rPr>
-        <w:t>Correlatio</w:t>
-      </w:r>
-      <w:r>
-        <w:rPr>
-          <w:rFonts w:ascii="Calibri" w:eastAsia="Calibri" w:hAnsi="Calibri" w:cs="Calibri"/>
-          <w:sz w:val="22"/>
-          <w:szCs w:val="22"/>
-        </w:rPr>
-        <w:t>nId</w:t>
-      </w:r>
-      <w:proofErr w:type="spellEnd"/>
-      <w:r>
-        <w:rPr>
-          <w:rFonts w:ascii="Calibri" w:eastAsia="Calibri" w:hAnsi="Calibri" w:cs="Calibri"/>
-          <w:sz w:val="22"/>
-          <w:szCs w:val="22"/>
-        </w:rPr>
-        <w:t xml:space="preserve"> as a deduplication key. This adds a Redis lookup per event but eliminates double-counting.</w:t>
+        <w:t>Chosen resolution: Idempotent event handlers using CorrelationId as a deduplication key. This adds a Redis lookup per event but eliminates double-counting.</w:t>
       </w:r>
     </w:p>
     <w:p>
@@ -12695,6 +9794,7 @@
           <w:sz w:val="22"/>
           <w:szCs w:val="22"/>
         </w:rPr>
+        <w:lastRenderedPageBreak/>
         <w:t>Alternative rejected: Exactly-once processing via distributed transactions. This guarantees accuracy but adds significant latency (two-phase commit across SQL Server and Pub/Sub acknowledgement) and reduces throughput under load.</w:t>
       </w:r>
     </w:p>
@@ -12729,25 +9829,7 @@
           <w:sz w:val="22"/>
           <w:szCs w:val="22"/>
         </w:rPr>
-        <w:t xml:space="preserve">SQL Server provides ACID transactions and a familiar operational model, but its write throughput is lower than purpose-built event stores like Cassandra or </w:t>
-      </w:r>
-      <w:proofErr w:type="spellStart"/>
-      <w:r>
-        <w:rPr>
-          <w:rFonts w:ascii="Calibri" w:eastAsia="Calibri" w:hAnsi="Calibri" w:cs="Calibri"/>
-          <w:sz w:val="22"/>
-          <w:szCs w:val="22"/>
-        </w:rPr>
-        <w:t>DynamoDB</w:t>
-      </w:r>
-      <w:proofErr w:type="spellEnd"/>
-      <w:r>
-        <w:rPr>
-          <w:rFonts w:ascii="Calibri" w:eastAsia="Calibri" w:hAnsi="Calibri" w:cs="Calibri"/>
-          <w:sz w:val="22"/>
-          <w:szCs w:val="22"/>
-        </w:rPr>
-        <w:t xml:space="preserve"> at extreme scale.</w:t>
+        <w:t>SQL Server provides ACID transactions and a familiar operational model, but its write throughput is lower than purpose-built event stores like Cassandra or DynamoDB at extreme scale.</w:t>
       </w:r>
     </w:p>
     <w:p>
@@ -12765,69 +9847,7 @@
           <w:sz w:val="22"/>
           <w:szCs w:val="22"/>
         </w:rPr>
-        <w:t>Chosen resolution: SQL Se</w:t>
-      </w:r>
-      <w:r>
-        <w:rPr>
-          <w:rFonts w:ascii="Calibri" w:eastAsia="Calibri" w:hAnsi="Calibri" w:cs="Calibri"/>
-          <w:sz w:val="22"/>
-          <w:szCs w:val="22"/>
-        </w:rPr>
-        <w:t xml:space="preserve">rver with horizontal </w:t>
-      </w:r>
-      <w:proofErr w:type="spellStart"/>
-      <w:r>
-        <w:rPr>
-          <w:rFonts w:ascii="Calibri" w:eastAsia="Calibri" w:hAnsi="Calibri" w:cs="Calibri"/>
-          <w:sz w:val="22"/>
-          <w:szCs w:val="22"/>
-        </w:rPr>
-        <w:t>sharding</w:t>
-      </w:r>
-      <w:proofErr w:type="spellEnd"/>
-      <w:r>
-        <w:rPr>
-          <w:rFonts w:ascii="Calibri" w:eastAsia="Calibri" w:hAnsi="Calibri" w:cs="Calibri"/>
-          <w:sz w:val="22"/>
-          <w:szCs w:val="22"/>
-        </w:rPr>
-        <w:t xml:space="preserve"> by </w:t>
-      </w:r>
-      <w:proofErr w:type="spellStart"/>
-      <w:r>
-        <w:rPr>
-          <w:rFonts w:ascii="Calibri" w:eastAsia="Calibri" w:hAnsi="Calibri" w:cs="Calibri"/>
-          <w:sz w:val="22"/>
-          <w:szCs w:val="22"/>
-        </w:rPr>
-        <w:t>TenantId</w:t>
-      </w:r>
-      <w:proofErr w:type="spellEnd"/>
-      <w:r>
-        <w:rPr>
-          <w:rFonts w:ascii="Calibri" w:eastAsia="Calibri" w:hAnsi="Calibri" w:cs="Calibri"/>
-          <w:sz w:val="22"/>
-          <w:szCs w:val="22"/>
-        </w:rPr>
-        <w:t xml:space="preserve"> for the first phase. The </w:t>
-      </w:r>
-      <w:proofErr w:type="spellStart"/>
-      <w:r>
-        <w:rPr>
-          <w:rFonts w:ascii="Calibri" w:eastAsia="Calibri" w:hAnsi="Calibri" w:cs="Calibri"/>
-          <w:sz w:val="22"/>
-          <w:szCs w:val="22"/>
-        </w:rPr>
-        <w:t>IRawEventStore</w:t>
-      </w:r>
-      <w:proofErr w:type="spellEnd"/>
-      <w:r>
-        <w:rPr>
-          <w:rFonts w:ascii="Calibri" w:eastAsia="Calibri" w:hAnsi="Calibri" w:cs="Calibri"/>
-          <w:sz w:val="22"/>
-          <w:szCs w:val="22"/>
-        </w:rPr>
-        <w:t xml:space="preserve"> interface isolates this decision, so migrating to Cassandra later is an infrastructure change, not a business logic change.</w:t>
+        <w:t>Chosen resolution: SQL Server with horizontal sharding by TenantId for the first phase. The IRawEventStore interface isolates this decision, so migrating to Cassandra later is an infrastructure change, not a business logic change.</w:t>
       </w:r>
     </w:p>
     <w:p>
@@ -12845,7 +9865,7 @@
           <w:sz w:val="22"/>
           <w:szCs w:val="22"/>
         </w:rPr>
-        <w:t>Snowflake was also considered as an alternative to</w:t>
+        <w:t>Snowflake was also considered as an alternative to BigQuery for the analytical store. BigQuery was chosen for its native GCP integration and consistency with the re</w:t>
       </w:r>
       <w:r>
         <w:rPr>
@@ -12853,7 +9873,7 @@
           <w:sz w:val="22"/>
           <w:szCs w:val="22"/>
         </w:rPr>
-        <w:t xml:space="preserve"> BigQuery for the analytical store. BigQuery was chosen for its native GCP integration and consistency with the rest of the managed-service stack; Snowflake is cloud-agnostic and would be a reasonable choice in a multi-cloud strategy, at the cost of an add</w:t>
+        <w:t>st of the managed-service stack,</w:t>
       </w:r>
       <w:r>
         <w:rPr>
@@ -12861,7 +9881,7 @@
           <w:sz w:val="22"/>
           <w:szCs w:val="22"/>
         </w:rPr>
-        <w:t>itional vendor relationship and separate data pipeline tooling outside the GCP ecosystem this platform is built on.</w:t>
+        <w:t xml:space="preserve"> Snowflake is cloud-agnostic and would be a reasonable choice in a multi-cloud strategy, at the cost of an additional vendor relationship and separate data pipeline tooling outside the GCP ecosystem this platform is built on.</w:t>
       </w:r>
     </w:p>
     <w:p>
@@ -12879,7 +9899,6 @@
           <w:sz w:val="22"/>
           <w:szCs w:val="22"/>
         </w:rPr>
-        <w:lastRenderedPageBreak/>
         <w:t>Trigger to revisit: when single SQL Server instance write throughput exceeds 80% capacity at peak load.</w:t>
       </w:r>
     </w:p>
@@ -12901,17 +9920,7 @@
           <w:sz w:val="25"/>
           <w:szCs w:val="25"/>
         </w:rPr>
-        <w:t>14.3 Eventual Consistency in the An</w:t>
-      </w:r>
-      <w:r>
-        <w:rPr>
-          <w:rFonts w:ascii="Calibri" w:eastAsia="Calibri" w:hAnsi="Calibri" w:cs="Calibri"/>
-          <w:b/>
-          <w:bCs/>
-          <w:sz w:val="25"/>
-          <w:szCs w:val="25"/>
-        </w:rPr>
-        <w:t>alytics Pipeline</w:t>
+        <w:t>14.3 Eventual Consistency in the Analytics Pipeline</w:t>
       </w:r>
     </w:p>
     <w:p>
@@ -12924,15 +9933,7 @@
           <w:sz w:val="22"/>
           <w:szCs w:val="22"/>
         </w:rPr>
-        <w:t>The path from event ingestion to a readable metric involves four steps: Collector persists, Pub/Sub delivers, Processor enriches, Aggregator writes. Each step adds latency. A marketer querying immediately after an event fires may not see i</w:t>
-      </w:r>
-      <w:r>
-        <w:rPr>
-          <w:rFonts w:ascii="Calibri" w:eastAsia="Calibri" w:hAnsi="Calibri" w:cs="Calibri"/>
-          <w:sz w:val="22"/>
-          <w:szCs w:val="22"/>
-        </w:rPr>
-        <w:t>t reflected for several seconds.</w:t>
+        <w:t>The path from event ingestion to a readable metric involves four steps: Collector persists, Pub/Sub delivers, Processor enriches, Aggregator writes. Each step adds latency. A marketer querying immediately after an event fires may not see it reflected for several seconds.</w:t>
       </w:r>
     </w:p>
     <w:p>
@@ -12955,6 +9956,35 @@
     </w:p>
     <w:p>
       <w:pPr>
+        <w:pStyle w:val="Heading2"/>
+        <w:spacing w:before="260" w:after="130"/>
+      </w:pPr>
+      <w:r>
+        <w:rPr>
+          <w:rFonts w:ascii="Calibri" w:eastAsia="Calibri" w:hAnsi="Calibri" w:cs="Calibri"/>
+          <w:b/>
+          <w:bCs/>
+          <w:sz w:val="25"/>
+          <w:szCs w:val="25"/>
+        </w:rPr>
+        <w:t>14.4 Shared Platform vs. Dedicated Infrastructure per Tenant</w:t>
+      </w:r>
+    </w:p>
+    <w:p>
+      <w:pPr>
+        <w:spacing w:after="160" w:line="276" w:lineRule="auto"/>
+      </w:pPr>
+      <w:r>
+        <w:rPr>
+          <w:rFonts w:ascii="Calibri" w:eastAsia="Calibri" w:hAnsi="Calibri" w:cs="Calibri"/>
+          <w:sz w:val="22"/>
+          <w:szCs w:val="22"/>
+        </w:rPr>
+        <w:t>A shared platform (one Pub/Sub topic, one GKE cluster) reduces cost but introduces the noisy neighbour problem, where one high-volume tenant degrades processing for others.</w:t>
+      </w:r>
+    </w:p>
+    <w:p>
+      <w:pPr>
         <w:pStyle w:val="ListParagraph"/>
         <w:numPr>
           <w:ilvl w:val="0"/>
@@ -12968,7 +9998,7 @@
           <w:sz w:val="22"/>
           <w:szCs w:val="22"/>
         </w:rPr>
-        <w:t>Not app</w:t>
+        <w:t xml:space="preserve">Chosen resolution: Rate limiting per tenant at the Collector layer controls event </w:t>
       </w:r>
       <w:r>
         <w:rPr>
@@ -12976,7 +10006,15 @@
           <w:sz w:val="22"/>
           <w:szCs w:val="22"/>
         </w:rPr>
-        <w:t>ropriate for: billing or financial reporting, which would require stronger consistency guarantees.</w:t>
+        <w:t xml:space="preserve">volume. Pub/Sub partitioning </w:t>
+      </w:r>
+      <w:r>
+        <w:rPr>
+          <w:rFonts w:ascii="Calibri" w:eastAsia="Calibri" w:hAnsi="Calibri" w:cs="Calibri"/>
+          <w:sz w:val="22"/>
+          <w:szCs w:val="22"/>
+        </w:rPr>
+        <w:t>ensures fair scheduling. Resource quotas at the GKE namespace level isolate compute.</w:t>
       </w:r>
     </w:p>
     <w:p>
@@ -12997,7 +10035,7 @@
           <w:sz w:val="25"/>
           <w:szCs w:val="25"/>
         </w:rPr>
-        <w:t>14.4 Shared Platform vs. Dedicated Infrastructure per Tenant</w:t>
+        <w:t>14.5 Custom Windowing vs. a Dedicated Stream Processing Framework</w:t>
       </w:r>
     </w:p>
     <w:p>
@@ -13010,7 +10048,7 @@
           <w:sz w:val="22"/>
           <w:szCs w:val="22"/>
         </w:rPr>
-        <w:t>A shared platform (one Pub/Sub topic, one GKE cluster) reduces cost but introduces the noisy ne</w:t>
+        <w:t xml:space="preserve">Frameworks like </w:t>
       </w:r>
       <w:r>
         <w:rPr>
@@ -13018,7 +10056,15 @@
           <w:sz w:val="22"/>
           <w:szCs w:val="22"/>
         </w:rPr>
-        <w:t>ighbour problem, where one high-volume tenant degrades processing for others.</w:t>
+        <w:t>Google Cloud Dataflow</w:t>
+      </w:r>
+      <w:r>
+        <w:rPr>
+          <w:rFonts w:ascii="Calibri" w:eastAsia="Calibri" w:hAnsi="Calibri" w:cs="Calibri"/>
+          <w:sz w:val="22"/>
+          <w:szCs w:val="22"/>
+        </w:rPr>
+        <w:t>, or Kafka Streams provide native, robust support for session windowing, watermarking, and late-arriving events — but they introduce a new managed service to operate, monitor, and reason about.</w:t>
       </w:r>
     </w:p>
     <w:p>
@@ -13036,93 +10082,16 @@
           <w:sz w:val="22"/>
           <w:szCs w:val="22"/>
         </w:rPr>
-        <w:t xml:space="preserve">Chosen resolution: Rate limiting per tenant at the Collector layer controls event volume. Pub/Sub partitioning by </w:t>
-      </w:r>
-      <w:proofErr w:type="spellStart"/>
+        <w:t xml:space="preserve">Chosen resolution: Implement session windowing directly in the .NET Event Processor using Redis TTL-based expiry as the inactivity timer. The windowing requirement here is a single, simple gap-based </w:t>
+      </w:r>
       <w:r>
         <w:rPr>
           <w:rFonts w:ascii="Calibri" w:eastAsia="Calibri" w:hAnsi="Calibri" w:cs="Calibri"/>
           <w:sz w:val="22"/>
           <w:szCs w:val="22"/>
         </w:rPr>
-        <w:t>TenantId</w:t>
-      </w:r>
-      <w:proofErr w:type="spellEnd"/>
-      <w:r>
-        <w:rPr>
-          <w:rFonts w:ascii="Calibri" w:eastAsia="Calibri" w:hAnsi="Calibri" w:cs="Calibri"/>
-          <w:sz w:val="22"/>
-          <w:szCs w:val="22"/>
-        </w:rPr>
-        <w:t xml:space="preserve"> ensures fair scheduling. Resource quotas at the GKE nam</w:t>
-      </w:r>
-      <w:r>
-        <w:rPr>
-          <w:rFonts w:ascii="Calibri" w:eastAsia="Calibri" w:hAnsi="Calibri" w:cs="Calibri"/>
-          <w:sz w:val="22"/>
-          <w:szCs w:val="22"/>
-        </w:rPr>
-        <w:t>espace level isolate compute.</w:t>
-      </w:r>
-    </w:p>
-    <w:p>
-      <w:pPr>
-        <w:spacing w:after="140"/>
-      </w:pPr>
-    </w:p>
-    <w:p>
-      <w:pPr>
-        <w:pStyle w:val="Heading2"/>
-        <w:spacing w:before="260" w:after="130"/>
-      </w:pPr>
-      <w:r>
-        <w:rPr>
-          <w:rFonts w:ascii="Calibri" w:eastAsia="Calibri" w:hAnsi="Calibri" w:cs="Calibri"/>
-          <w:b/>
-          <w:bCs/>
-          <w:sz w:val="25"/>
-          <w:szCs w:val="25"/>
-        </w:rPr>
-        <w:t>14.5 Custom Windowing vs. a Dedicated Stream Processing Framework</w:t>
-      </w:r>
-    </w:p>
-    <w:p>
-      <w:pPr>
-        <w:spacing w:after="160" w:line="276" w:lineRule="auto"/>
-      </w:pPr>
-      <w:r>
-        <w:rPr>
-          <w:rFonts w:ascii="Calibri" w:eastAsia="Calibri" w:hAnsi="Calibri" w:cs="Calibri"/>
-          <w:sz w:val="22"/>
-          <w:szCs w:val="22"/>
-        </w:rPr>
-        <w:t xml:space="preserve">Frameworks like Google Cloud Dataflow (Apache Beam), </w:t>
-      </w:r>
-      <w:proofErr w:type="spellStart"/>
-      <w:r>
-        <w:rPr>
-          <w:rFonts w:ascii="Calibri" w:eastAsia="Calibri" w:hAnsi="Calibri" w:cs="Calibri"/>
-          <w:sz w:val="22"/>
-          <w:szCs w:val="22"/>
-        </w:rPr>
-        <w:t>Flink</w:t>
-      </w:r>
-      <w:proofErr w:type="spellEnd"/>
-      <w:r>
-        <w:rPr>
-          <w:rFonts w:ascii="Calibri" w:eastAsia="Calibri" w:hAnsi="Calibri" w:cs="Calibri"/>
-          <w:sz w:val="22"/>
-          <w:szCs w:val="22"/>
-        </w:rPr>
-        <w:t>, or Kafka Streams provide native, robust support for session windowing, watermarking, and late-arriv</w:t>
-      </w:r>
-      <w:r>
-        <w:rPr>
-          <w:rFonts w:ascii="Calibri" w:eastAsia="Calibri" w:hAnsi="Calibri" w:cs="Calibri"/>
-          <w:sz w:val="22"/>
-          <w:szCs w:val="22"/>
-        </w:rPr>
-        <w:t>ing events — but they introduce a new managed service to operate, monitor, and reason about.</w:t>
+        <w:lastRenderedPageBreak/>
+        <w:t>window, not multiple joined streams or complex temporal aggregations, so the operational cost of a dedicated framework is not justified by the actual complexity of the problem.</w:t>
       </w:r>
     </w:p>
     <w:p>
@@ -13140,7 +10109,7 @@
           <w:sz w:val="22"/>
           <w:szCs w:val="22"/>
         </w:rPr>
-        <w:t>Chosen resolution: Implement session windowing directly in the .NET Event Processor using Redis TTL-based expiry as the inactivity timer. The windowing requirement</w:t>
+        <w:t>Alternative rejected: Google Cloud Dataflow. Would provide stronger guarantees around late and out-of-order events and built-in watermarking, at th</w:t>
       </w:r>
       <w:r>
         <w:rPr>
@@ -13148,7 +10117,7 @@
           <w:sz w:val="22"/>
           <w:szCs w:val="22"/>
         </w:rPr>
-        <w:t xml:space="preserve"> here is a single, simple gap-based window, not multiple joined streams or complex temporal aggregations, so the operational cost of a dedicated framework is not justified by the actual complexity of the problem.</w:t>
+        <w:t>e cost of an additional managed.</w:t>
       </w:r>
     </w:p>
     <w:p>
@@ -13166,15 +10135,41 @@
           <w:sz w:val="22"/>
           <w:szCs w:val="22"/>
         </w:rPr>
-        <w:t>Alternative rejected: Google Cloud Dataflow</w:t>
-      </w:r>
+        <w:t>Trigger to revisit: If future requirements introduce multiple joined event streams, complex multi-window aggregations, or a hard requirement for exactly-once stateful processing at very high scale, a dedicated framework would become justified. The custom approach is proportionate to today's single-window need, not a permanent ceiling.</w:t>
+      </w:r>
+    </w:p>
+    <w:p>
+      <w:pPr>
+        <w:spacing w:after="140"/>
+      </w:pPr>
+    </w:p>
+    <w:p>
+      <w:pPr>
+        <w:pStyle w:val="Heading2"/>
+        <w:spacing w:before="260" w:after="130"/>
+      </w:pPr>
+      <w:r>
+        <w:rPr>
+          <w:rFonts w:ascii="Calibri" w:eastAsia="Calibri" w:hAnsi="Calibri" w:cs="Calibri"/>
+          <w:b/>
+          <w:bCs/>
+          <w:sz w:val="25"/>
+          <w:szCs w:val="25"/>
+        </w:rPr>
+        <w:t>14.6 Live Cache Counters vs. Disposable Cache with TTL</w:t>
+      </w:r>
+    </w:p>
+    <w:p>
+      <w:pPr>
+        <w:spacing w:after="160" w:line="276" w:lineRule="auto"/>
+      </w:pPr>
       <w:r>
         <w:rPr>
           <w:rFonts w:ascii="Calibri" w:eastAsia="Calibri" w:hAnsi="Calibri" w:cs="Calibri"/>
           <w:sz w:val="22"/>
           <w:szCs w:val="22"/>
         </w:rPr>
-        <w:t>. Would provide stronger guarantees around late and out-of-order events and built-in watermarking, at the cost of an additional managed service and a new technology the team would need to operate.</w:t>
+        <w:t>Campaign metrics could be served from a disposable cache that is periodically re-fetched from the analytics store on a timer, or from Redis counters that are updated atomically on every event and treated as the live source of truth for real-time queries.</w:t>
       </w:r>
     </w:p>
     <w:p>
@@ -13192,84 +10187,7 @@
           <w:sz w:val="22"/>
           <w:szCs w:val="22"/>
         </w:rPr>
-        <w:t>Trigger to revisit: If future requirements introduce multip</w:t>
-      </w:r>
-      <w:r>
-        <w:rPr>
-          <w:rFonts w:ascii="Calibri" w:eastAsia="Calibri" w:hAnsi="Calibri" w:cs="Calibri"/>
-          <w:sz w:val="22"/>
-          <w:szCs w:val="22"/>
-        </w:rPr>
-        <w:t xml:space="preserve">le joined event streams, complex multi-window aggregations, or a hard requirement for exactly-once </w:t>
-      </w:r>
-      <w:proofErr w:type="spellStart"/>
-      <w:r>
-        <w:rPr>
-          <w:rFonts w:ascii="Calibri" w:eastAsia="Calibri" w:hAnsi="Calibri" w:cs="Calibri"/>
-          <w:sz w:val="22"/>
-          <w:szCs w:val="22"/>
-        </w:rPr>
-        <w:t>stateful</w:t>
-      </w:r>
-      <w:proofErr w:type="spellEnd"/>
-      <w:r>
-        <w:rPr>
-          <w:rFonts w:ascii="Calibri" w:eastAsia="Calibri" w:hAnsi="Calibri" w:cs="Calibri"/>
-          <w:sz w:val="22"/>
-          <w:szCs w:val="22"/>
-        </w:rPr>
-        <w:t xml:space="preserve"> processing at very high scale, a dedicated framework would become justified. The custom approach is proportionate to today's single-window need, not</w:t>
-      </w:r>
-      <w:r>
-        <w:rPr>
-          <w:rFonts w:ascii="Calibri" w:eastAsia="Calibri" w:hAnsi="Calibri" w:cs="Calibri"/>
-          <w:sz w:val="22"/>
-          <w:szCs w:val="22"/>
-        </w:rPr>
-        <w:t xml:space="preserve"> a permanent ceiling.</w:t>
-      </w:r>
-    </w:p>
-    <w:p>
-      <w:pPr>
-        <w:spacing w:after="140"/>
-      </w:pPr>
-    </w:p>
-    <w:p>
-      <w:pPr>
-        <w:pStyle w:val="Heading2"/>
-        <w:spacing w:before="260" w:after="130"/>
-      </w:pPr>
-      <w:r>
-        <w:rPr>
-          <w:rFonts w:ascii="Calibri" w:eastAsia="Calibri" w:hAnsi="Calibri" w:cs="Calibri"/>
-          <w:b/>
-          <w:bCs/>
-          <w:sz w:val="25"/>
-          <w:szCs w:val="25"/>
-        </w:rPr>
-        <w:t>14.6 Live Cache Counters vs. Disposable Cache with TTL</w:t>
-      </w:r>
-    </w:p>
-    <w:p>
-      <w:pPr>
-        <w:spacing w:after="160" w:line="276" w:lineRule="auto"/>
-      </w:pPr>
-      <w:r>
-        <w:rPr>
-          <w:rFonts w:ascii="Calibri" w:eastAsia="Calibri" w:hAnsi="Calibri" w:cs="Calibri"/>
-          <w:sz w:val="22"/>
-          <w:szCs w:val="22"/>
-        </w:rPr>
-        <w:lastRenderedPageBreak/>
-        <w:t>Campaign metrics could be served from a disposable cache that is periodically re-fetched from the analytics store on a timer, or from Redis counters that are updated atomically o</w:t>
-      </w:r>
-      <w:r>
-        <w:rPr>
-          <w:rFonts w:ascii="Calibri" w:eastAsia="Calibri" w:hAnsi="Calibri" w:cs="Calibri"/>
-          <w:sz w:val="22"/>
-          <w:szCs w:val="22"/>
-        </w:rPr>
-        <w:t>n every event and treated as the live source of truth for real-time queries.</w:t>
+        <w:t>Chosen resolution: Atomic Redis counters as the live source of truth, incremented directly by the Aggregator on every event, backed by a startup recovery process that re-seeds counters from the last durable snapshot if the cache is found empty. This removes read staleness entirely under normal operation and removes TTL tuning as an ongoing cost lever.</w:t>
       </w:r>
     </w:p>
     <w:p>
@@ -13287,33 +10205,15 @@
           <w:sz w:val="22"/>
           <w:szCs w:val="22"/>
         </w:rPr>
-        <w:t xml:space="preserve">Chosen resolution: Atomic Redis counters as the live source of truth, incremented directly by the Aggregator on every event, backed by a </w:t>
-      </w:r>
-      <w:proofErr w:type="spellStart"/>
+        <w:t xml:space="preserve">Alternative rejected: A disposable cache re-fetched on a fixed TTL. Simpler to reason about and requires no recovery mechanism, but bounds freshness to an arbitrary time window </w:t>
+      </w:r>
       <w:r>
         <w:rPr>
           <w:rFonts w:ascii="Calibri" w:eastAsia="Calibri" w:hAnsi="Calibri" w:cs="Calibri"/>
           <w:sz w:val="22"/>
           <w:szCs w:val="22"/>
         </w:rPr>
-        <w:t>startup</w:t>
-      </w:r>
-      <w:proofErr w:type="spellEnd"/>
-      <w:r>
-        <w:rPr>
-          <w:rFonts w:ascii="Calibri" w:eastAsia="Calibri" w:hAnsi="Calibri" w:cs="Calibri"/>
-          <w:sz w:val="22"/>
-          <w:szCs w:val="22"/>
-        </w:rPr>
-        <w:t xml:space="preserve"> recovery process that re-seeds cou</w:t>
-      </w:r>
-      <w:r>
-        <w:rPr>
-          <w:rFonts w:ascii="Calibri" w:eastAsia="Calibri" w:hAnsi="Calibri" w:cs="Calibri"/>
-          <w:sz w:val="22"/>
-          <w:szCs w:val="22"/>
-        </w:rPr>
-        <w:t>nters from the last durable snapshot if the cache is found empty. This removes read staleness entirely under normal operation and removes TTL tuning as an ongoing cost lever.</w:t>
+        <w:t>rather than being genuinely live.</w:t>
       </w:r>
     </w:p>
     <w:p>
@@ -13325,21 +10225,68 @@
         </w:numPr>
         <w:spacing w:after="90" w:line="270" w:lineRule="auto"/>
       </w:pPr>
+      <w:bookmarkStart w:id="0" w:name="_GoBack"/>
+      <w:bookmarkEnd w:id="0"/>
       <w:r>
         <w:rPr>
           <w:rFonts w:ascii="Calibri" w:eastAsia="Calibri" w:hAnsi="Calibri" w:cs="Calibri"/>
           <w:sz w:val="22"/>
           <w:szCs w:val="22"/>
         </w:rPr>
-        <w:t>Alternative rejected: A disposable cache re-fetched on a fixed TTL. Simpler to re</w:t>
-      </w:r>
+        <w:t>Trade-off accepted: live counters require an explicit recovery mechanism to survive a cache restart, which is more moving parts than a simple TTL re-fetch. The recovery service exists specifically to carry this cost.</w:t>
+      </w:r>
+    </w:p>
+    <w:p>
+      <w:pPr>
+        <w:pStyle w:val="Heading1"/>
+        <w:pBdr>
+          <w:bottom w:val="single" w:sz="8" w:space="4" w:color="2E74B5"/>
+        </w:pBdr>
+        <w:spacing w:before="420" w:after="220"/>
+        <w:rPr>
+          <w:rFonts w:ascii="Calibri" w:eastAsia="Calibri" w:hAnsi="Calibri" w:cs="Calibri"/>
+          <w:b/>
+          <w:bCs/>
+          <w:color w:val="1F3864"/>
+        </w:rPr>
+      </w:pPr>
+      <w:r>
+        <w:rPr>
+          <w:rFonts w:ascii="Calibri" w:eastAsia="Calibri" w:hAnsi="Calibri" w:cs="Calibri"/>
+          <w:b/>
+          <w:bCs/>
+          <w:color w:val="1F3864"/>
+        </w:rPr>
+        <w:t>15. Conclusion</w:t>
+      </w:r>
+    </w:p>
+    <w:p>
+      <w:pPr>
+        <w:spacing w:after="160" w:line="276" w:lineRule="auto"/>
+      </w:pPr>
       <w:r>
         <w:rPr>
           <w:rFonts w:ascii="Calibri" w:eastAsia="Calibri" w:hAnsi="Calibri" w:cs="Calibri"/>
           <w:sz w:val="22"/>
           <w:szCs w:val="22"/>
         </w:rPr>
-        <w:t>ason about and requires no recovery mechanism, but bounds freshness to an arbitrary time window rather than being genuinely live, and does not remove the underlying risk of a lost read-modify-write race the way an atomic counter does.</w:t>
+        <w:t>The proposed architecture is designed to balance scalability, maintainability, and operational simplicity while supporting billions of customer interaction events per day. By combining asynchronous event processing, multi-tenant isolation, CQRS-inspired data separation, and managed cloud services, the platform provides a scalable foundation that can evolve incrementally as business requirements grow. The architecture leverages managed Google Cloud Platform services together with .NET, SQL Server, Redis, and BigQuery to deliver a maintainable and extensible solution aligned with current business requirements and future growth.</w:t>
+      </w:r>
+    </w:p>
+    <w:p>
+      <w:pPr>
+        <w:pStyle w:val="Heading2"/>
+        <w:spacing w:before="260" w:after="130"/>
+      </w:pPr>
+      <w:r>
+        <w:rPr>
+          <w:rFonts w:ascii="Calibri" w:eastAsia="Calibri" w:hAnsi="Calibri" w:cs="Calibri"/>
+          <w:b/>
+          <w:bCs/>
+          <w:sz w:val="25"/>
+          <w:szCs w:val="25"/>
+        </w:rPr>
+        <w:t>Key Outcomes</w:t>
       </w:r>
     </w:p>
     <w:p>
@@ -13357,92 +10304,7 @@
           <w:sz w:val="22"/>
           <w:szCs w:val="22"/>
         </w:rPr>
-        <w:t>Trade-off accepted: l</w:t>
-      </w:r>
-      <w:r>
-        <w:rPr>
-          <w:rFonts w:ascii="Calibri" w:eastAsia="Calibri" w:hAnsi="Calibri" w:cs="Calibri"/>
-          <w:sz w:val="22"/>
-          <w:szCs w:val="22"/>
-        </w:rPr>
-        <w:t>ive counters require an explicit recovery mechanism to survive a cache restart, which is more moving parts than a simple TTL re-fetch. The recovery service exists specifically to carry this cost.</w:t>
-      </w:r>
-    </w:p>
-    <w:p>
-      <w:pPr>
-        <w:pStyle w:val="Heading1"/>
-        <w:pBdr>
-          <w:bottom w:val="single" w:sz="8" w:space="4" w:color="2E74B5"/>
-        </w:pBdr>
-        <w:spacing w:before="420" w:after="220"/>
-        <w:rPr>
-          <w:rFonts w:ascii="Calibri" w:eastAsia="Calibri" w:hAnsi="Calibri" w:cs="Calibri"/>
-          <w:b/>
-          <w:bCs/>
-          <w:color w:val="1F3864"/>
-        </w:rPr>
-      </w:pPr>
-      <w:r>
-        <w:rPr>
-          <w:rFonts w:ascii="Calibri" w:eastAsia="Calibri" w:hAnsi="Calibri" w:cs="Calibri"/>
-          <w:b/>
-          <w:bCs/>
-          <w:color w:val="1F3864"/>
-        </w:rPr>
-        <w:t>15. Conclusion</w:t>
-      </w:r>
-    </w:p>
-    <w:p>
-      <w:pPr>
-        <w:spacing w:after="160" w:line="276" w:lineRule="auto"/>
-      </w:pPr>
-      <w:r>
-        <w:rPr>
-          <w:rFonts w:ascii="Calibri" w:eastAsia="Calibri" w:hAnsi="Calibri" w:cs="Calibri"/>
-          <w:sz w:val="22"/>
-          <w:szCs w:val="22"/>
-        </w:rPr>
-        <w:t>T</w:t>
-      </w:r>
-      <w:r>
-        <w:rPr>
-          <w:rFonts w:ascii="Calibri" w:eastAsia="Calibri" w:hAnsi="Calibri" w:cs="Calibri"/>
-          <w:sz w:val="22"/>
-          <w:szCs w:val="22"/>
-        </w:rPr>
-        <w:t>he proposed architecture is designed to balance scalability, maintainability, and operational simplicity while supporting billions of customer interaction events per day. By combining asynchronous event processing, multi-tenant isolation, CQRS-inspired da</w:t>
-      </w:r>
-      <w:r>
-        <w:rPr>
-          <w:rFonts w:ascii="Calibri" w:eastAsia="Calibri" w:hAnsi="Calibri" w:cs="Calibri"/>
-          <w:sz w:val="22"/>
-          <w:szCs w:val="22"/>
-        </w:rPr>
-        <w:t>ta separation, and managed cloud services, the platform provides a scalable foundation that can evolve incrementally as business requirements grow. The architecture leverages managed Google Cloud Platform services together with .NET, SQL Server, Redis, and</w:t>
-      </w:r>
-      <w:r>
-        <w:rPr>
-          <w:rFonts w:ascii="Calibri" w:eastAsia="Calibri" w:hAnsi="Calibri" w:cs="Calibri"/>
-          <w:sz w:val="22"/>
-          <w:szCs w:val="22"/>
-        </w:rPr>
-        <w:t xml:space="preserve"> BigQuery to deliver a maintainable and extensible solution aligned with current business requirements and future growth.</w:t>
-      </w:r>
-    </w:p>
-    <w:p>
-      <w:pPr>
-        <w:pStyle w:val="Heading2"/>
-        <w:spacing w:before="260" w:after="130"/>
-      </w:pPr>
-      <w:r>
-        <w:rPr>
-          <w:rFonts w:ascii="Calibri" w:eastAsia="Calibri" w:hAnsi="Calibri" w:cs="Calibri"/>
-          <w:b/>
-          <w:bCs/>
-          <w:sz w:val="25"/>
-          <w:szCs w:val="25"/>
-        </w:rPr>
-        <w:t>Key Outcomes</w:t>
+        <w:t>Cloud-native and scalable architecture.</w:t>
       </w:r>
     </w:p>
     <w:p>
@@ -13460,7 +10322,7 @@
           <w:sz w:val="22"/>
           <w:szCs w:val="22"/>
         </w:rPr>
-        <w:t>Cloud-native and scalable architecture.</w:t>
+        <w:t>Secure multi-tenant platform.</w:t>
       </w:r>
     </w:p>
     <w:p>
@@ -13478,7 +10340,7 @@
           <w:sz w:val="22"/>
           <w:szCs w:val="22"/>
         </w:rPr>
-        <w:t>Secure multi-tenant platform.</w:t>
+        <w:t>Near real-time event processing.</w:t>
       </w:r>
     </w:p>
     <w:p>
@@ -13496,7 +10358,7 @@
           <w:sz w:val="22"/>
           <w:szCs w:val="22"/>
         </w:rPr>
-        <w:t>Near real-time event processing.</w:t>
+        <w:t>Operational and analytical workload separation.</w:t>
       </w:r>
     </w:p>
     <w:p>
@@ -13514,15 +10376,8 @@
           <w:sz w:val="22"/>
           <w:szCs w:val="22"/>
         </w:rPr>
-        <w:t>Operational and an</w:t>
-      </w:r>
-      <w:r>
-        <w:rPr>
-          <w:rFonts w:ascii="Calibri" w:eastAsia="Calibri" w:hAnsi="Calibri" w:cs="Calibri"/>
-          <w:sz w:val="22"/>
-          <w:szCs w:val="22"/>
-        </w:rPr>
-        <w:t>alytical workload separation.</w:t>
+        <w:lastRenderedPageBreak/>
+        <w:t>Production-ready deployment model.</w:t>
       </w:r>
     </w:p>
     <w:p>
@@ -13540,30 +10395,12 @@
           <w:sz w:val="22"/>
           <w:szCs w:val="22"/>
         </w:rPr>
-        <w:t>Production-ready deployment model.</w:t>
-      </w:r>
-    </w:p>
-    <w:p>
-      <w:pPr>
-        <w:pStyle w:val="ListParagraph"/>
-        <w:numPr>
-          <w:ilvl w:val="0"/>
-          <w:numId w:val="2"/>
-        </w:numPr>
-        <w:spacing w:after="90" w:line="270" w:lineRule="auto"/>
-      </w:pPr>
-      <w:r>
-        <w:rPr>
-          <w:rFonts w:ascii="Calibri" w:eastAsia="Calibri" w:hAnsi="Calibri" w:cs="Calibri"/>
-          <w:sz w:val="22"/>
-          <w:szCs w:val="22"/>
-        </w:rPr>
         <w:t>Extensible foundation for future capabilities.</w:t>
       </w:r>
     </w:p>
     <w:sectPr>
-      <w:headerReference w:type="default" r:id="rId16"/>
-      <w:footerReference w:type="default" r:id="rId17"/>
+      <w:headerReference w:type="default" r:id="rId10"/>
+      <w:footerReference w:type="default" r:id="rId11"/>
       <w:pgSz w:w="12240" w:h="15840"/>
       <w:pgMar w:top="1080" w:right="1260" w:bottom="1080" w:left="1260" w:header="708" w:footer="708" w:gutter="0"/>
       <w:cols w:space="720"/>
@@ -13642,7 +10479,7 @@
         <w:sz w:val="16"/>
         <w:szCs w:val="16"/>
       </w:rPr>
-      <w:t>20</w:t>
+      <w:t>16</w:t>
     </w:r>
     <w:r>
       <w:rPr>
@@ -13697,7 +10534,7 @@
         <w:sz w:val="16"/>
         <w:szCs w:val="16"/>
       </w:rPr>
-      <w:t>20</w:t>
+      <w:t>17</w:t>
     </w:r>
     <w:r>
       <w:rPr>
@@ -14473,6 +11310,17 @@
       <w:szCs w:val="20"/>
     </w:rPr>
   </w:style>
+  <w:style w:type="character" w:styleId="Strong">
+    <w:name w:val="Strong"/>
+    <w:basedOn w:val="DefaultParagraphFont"/>
+    <w:uiPriority w:val="22"/>
+    <w:qFormat/>
+    <w:rsid w:val="001D665E"/>
+    <w:rPr>
+      <w:b/>
+      <w:bCs/>
+    </w:rPr>
+  </w:style>
 </w:styles>
 </file>
 
